--- a/assets/ĐẠI HỌC TRÀ VINH.docx
+++ b/assets/ĐẠI HỌC TRÀ VINH.docx
@@ -2696,7 +2696,6 @@
         <w:gridCol w:w="1678"/>
         <w:gridCol w:w="1679"/>
         <w:gridCol w:w="1679"/>
-        <w:gridCol w:w="236"/>
       </w:tblGrid>
       <w:tr>
         <w:trPr>
@@ -2708,12 +2707,164 @@
             <w:cnfStyle w:val="001000000000" w:firstRow="0" w:lastRow="0" w:firstColumn="1" w:lastColumn="0" w:oddVBand="0" w:evenVBand="0" w:oddHBand="0" w:evenHBand="0" w:firstRowFirstColumn="0" w:firstRowLastColumn="0" w:lastRowFirstColumn="0" w:lastRowLastColumn="0"/>
             <w:tcW w:w="1679" w:type="dxa"/>
           </w:tcPr>
-          <w:p/>
+          <w:p>
+            <w:r>
+              <w:t>STT</w:t>
+            </w:r>
+          </w:p>
         </w:tc>
         <w:tc>
           <w:tcPr>
             <w:tcW w:w="1678" w:type="dxa"/>
           </w:tcPr>
+          <w:tbl>
+            <w:tblPr>
+              <w:tblW w:w="0" w:type="auto"/>
+              <w:tblCellSpacing w:w="15" w:type="dxa"/>
+              <w:tblCellMar>
+                <w:top w:w="15" w:type="dxa"/>
+                <w:left w:w="15" w:type="dxa"/>
+                <w:bottom w:w="15" w:type="dxa"/>
+                <w:right w:w="15" w:type="dxa"/>
+              </w:tblCellMar>
+              <w:tblLook w:val="04A0" w:firstRow="1" w:lastRow="0" w:firstColumn="1" w:lastColumn="0" w:noHBand="0" w:noVBand="1"/>
+            </w:tblPr>
+            <w:tblGrid>
+              <w:gridCol w:w="96"/>
+            </w:tblGrid>
+            <w:tr>
+              <w:trPr>
+                <w:tblCellSpacing w:w="15" w:type="dxa"/>
+              </w:trPr>
+              <w:tc>
+                <w:tcPr>
+                  <w:tcW w:w="0" w:type="auto"/>
+                  <w:vAlign w:val="center"/>
+                  <w:hideMark/>
+                </w:tcPr>
+                <w:p>
+                  <w:pPr>
+                    <w:spacing w:after="0" w:line="240" w:lineRule="auto"/>
+                    <w:rPr>
+                      <w:rFonts w:eastAsia="Times New Roman" w:cs="Times New Roman"/>
+                      <w:sz w:val="24"/>
+                      <w:szCs w:val="24"/>
+                    </w:rPr>
+                  </w:pPr>
+                </w:p>
+              </w:tc>
+            </w:tr>
+          </w:tbl>
+          <w:p>
+            <w:pPr>
+              <w:cnfStyle w:val="100000000000" w:firstRow="1" w:lastRow="0" w:firstColumn="0" w:lastColumn="0" w:oddVBand="0" w:evenVBand="0" w:oddHBand="0" w:evenHBand="0" w:firstRowFirstColumn="0" w:firstRowLastColumn="0" w:lastRowFirstColumn="0" w:lastRowLastColumn="0"/>
+              <w:rPr>
+                <w:rFonts w:eastAsia="Times New Roman" w:cs="Times New Roman"/>
+                <w:vanish/>
+                <w:sz w:val="24"/>
+                <w:szCs w:val="24"/>
+              </w:rPr>
+            </w:pPr>
+          </w:p>
+          <w:tbl>
+            <w:tblPr>
+              <w:tblW w:w="0" w:type="auto"/>
+              <w:tblCellSpacing w:w="15" w:type="dxa"/>
+              <w:tblCellMar>
+                <w:top w:w="15" w:type="dxa"/>
+                <w:left w:w="15" w:type="dxa"/>
+                <w:bottom w:w="15" w:type="dxa"/>
+                <w:right w:w="15" w:type="dxa"/>
+              </w:tblCellMar>
+              <w:tblLook w:val="04A0" w:firstRow="1" w:lastRow="0" w:firstColumn="1" w:lastColumn="0" w:noHBand="0" w:noVBand="1"/>
+            </w:tblPr>
+            <w:tblGrid>
+              <w:gridCol w:w="96"/>
+            </w:tblGrid>
+            <w:tr>
+              <w:trPr>
+                <w:tblCellSpacing w:w="15" w:type="dxa"/>
+              </w:trPr>
+              <w:tc>
+                <w:tcPr>
+                  <w:tcW w:w="0" w:type="auto"/>
+                  <w:vAlign w:val="center"/>
+                  <w:hideMark/>
+                </w:tcPr>
+                <w:p>
+                  <w:pPr>
+                    <w:spacing w:after="0" w:line="240" w:lineRule="auto"/>
+                    <w:rPr>
+                      <w:rFonts w:eastAsia="Times New Roman" w:cs="Times New Roman"/>
+                      <w:sz w:val="24"/>
+                      <w:szCs w:val="24"/>
+                    </w:rPr>
+                  </w:pPr>
+                </w:p>
+              </w:tc>
+            </w:tr>
+          </w:tbl>
+          <w:p>
+            <w:pPr>
+              <w:cnfStyle w:val="100000000000" w:firstRow="1" w:lastRow="0" w:firstColumn="0" w:lastColumn="0" w:oddVBand="0" w:evenVBand="0" w:oddHBand="0" w:evenHBand="0" w:firstRowFirstColumn="0" w:firstRowLastColumn="0" w:lastRowFirstColumn="0" w:lastRowLastColumn="0"/>
+              <w:rPr>
+                <w:rFonts w:eastAsia="Times New Roman" w:cs="Times New Roman"/>
+                <w:vanish/>
+                <w:sz w:val="24"/>
+                <w:szCs w:val="24"/>
+              </w:rPr>
+            </w:pPr>
+          </w:p>
+          <w:tbl>
+            <w:tblPr>
+              <w:tblW w:w="0" w:type="auto"/>
+              <w:tblCellSpacing w:w="15" w:type="dxa"/>
+              <w:tblCellMar>
+                <w:top w:w="15" w:type="dxa"/>
+                <w:left w:w="15" w:type="dxa"/>
+                <w:bottom w:w="15" w:type="dxa"/>
+                <w:right w:w="15" w:type="dxa"/>
+              </w:tblCellMar>
+              <w:tblLook w:val="04A0" w:firstRow="1" w:lastRow="0" w:firstColumn="1" w:lastColumn="0" w:noHBand="0" w:noVBand="1"/>
+            </w:tblPr>
+            <w:tblGrid>
+              <w:gridCol w:w="650"/>
+            </w:tblGrid>
+            <w:tr>
+              <w:trPr>
+                <w:tblCellSpacing w:w="15" w:type="dxa"/>
+              </w:trPr>
+              <w:tc>
+                <w:tcPr>
+                  <w:tcW w:w="0" w:type="auto"/>
+                  <w:vAlign w:val="center"/>
+                  <w:hideMark/>
+                </w:tcPr>
+                <w:p>
+                  <w:pPr>
+                    <w:spacing w:after="0" w:line="240" w:lineRule="auto"/>
+                    <w:rPr>
+                      <w:rFonts w:eastAsia="Times New Roman" w:cs="Times New Roman"/>
+                      <w:b/>
+                      <w:bCs/>
+                      <w:sz w:val="28"/>
+                      <w:szCs w:val="28"/>
+                    </w:rPr>
+                  </w:pPr>
+                  <w:r>
+                    <w:rPr>
+                      <w:rFonts w:eastAsia="Times New Roman" w:cs="Times New Roman"/>
+                      <w:b/>
+                      <w:bCs/>
+                      <w:sz w:val="28"/>
+                      <w:szCs w:val="28"/>
+                    </w:rPr>
+                    <w:t>Title</w:t>
+                  </w:r>
+                </w:p>
+              </w:tc>
+            </w:tr>
+          </w:tbl>
           <w:p>
             <w:pPr>
               <w:cnfStyle w:val="100000000000" w:firstRow="1" w:lastRow="0" w:firstColumn="0" w:lastColumn="0" w:oddVBand="0" w:evenVBand="0" w:oddHBand="0" w:evenHBand="0" w:firstRowFirstColumn="0" w:firstRowLastColumn="0" w:lastRowFirstColumn="0" w:lastRowLastColumn="0"/>
@@ -2724,10 +2875,62 @@
           <w:tcPr>
             <w:tcW w:w="1679" w:type="dxa"/>
           </w:tcPr>
+          <w:tbl>
+            <w:tblPr>
+              <w:tblW w:w="0" w:type="auto"/>
+              <w:tblCellSpacing w:w="15" w:type="dxa"/>
+              <w:tblCellMar>
+                <w:top w:w="15" w:type="dxa"/>
+                <w:left w:w="15" w:type="dxa"/>
+                <w:bottom w:w="15" w:type="dxa"/>
+                <w:right w:w="15" w:type="dxa"/>
+              </w:tblCellMar>
+              <w:tblLook w:val="04A0" w:firstRow="1" w:lastRow="0" w:firstColumn="1" w:lastColumn="0" w:noHBand="0" w:noVBand="1"/>
+            </w:tblPr>
+            <w:tblGrid>
+              <w:gridCol w:w="96"/>
+            </w:tblGrid>
+            <w:tr>
+              <w:trPr>
+                <w:tblCellSpacing w:w="15" w:type="dxa"/>
+              </w:trPr>
+              <w:tc>
+                <w:tcPr>
+                  <w:tcW w:w="0" w:type="auto"/>
+                  <w:vAlign w:val="center"/>
+                  <w:hideMark/>
+                </w:tcPr>
+                <w:p>
+                  <w:pPr>
+                    <w:spacing w:after="0" w:line="240" w:lineRule="auto"/>
+                    <w:rPr>
+                      <w:rFonts w:eastAsia="Times New Roman" w:cs="Times New Roman"/>
+                      <w:sz w:val="24"/>
+                      <w:szCs w:val="24"/>
+                    </w:rPr>
+                  </w:pPr>
+                </w:p>
+              </w:tc>
+            </w:tr>
+          </w:tbl>
+          <w:p>
+            <w:pPr>
+              <w:cnfStyle w:val="100000000000" w:firstRow="1" w:lastRow="0" w:firstColumn="0" w:lastColumn="0" w:oddVBand="0" w:evenVBand="0" w:oddHBand="0" w:evenHBand="0" w:firstRowFirstColumn="0" w:firstRowLastColumn="0" w:lastRowFirstColumn="0" w:lastRowLastColumn="0"/>
+              <w:rPr>
+                <w:rFonts w:eastAsia="Times New Roman" w:cs="Times New Roman"/>
+                <w:vanish/>
+                <w:sz w:val="24"/>
+                <w:szCs w:val="24"/>
+              </w:rPr>
+            </w:pPr>
+          </w:p>
           <w:p>
             <w:pPr>
               <w:cnfStyle w:val="100000000000" w:firstRow="1" w:lastRow="0" w:firstColumn="0" w:lastColumn="0" w:oddVBand="0" w:evenVBand="0" w:oddHBand="0" w:evenHBand="0" w:firstRowFirstColumn="0" w:firstRowLastColumn="0" w:lastRowFirstColumn="0" w:lastRowLastColumn="0"/>
             </w:pPr>
+            <w:r>
+              <w:t>Tên cột 2</w:t>
+            </w:r>
           </w:p>
         </w:tc>
         <w:tc>
@@ -2736,18 +2939,12 @@
           </w:tcPr>
           <w:p>
             <w:pPr>
+              <w:jc w:val="left"/>
               <w:cnfStyle w:val="100000000000" w:firstRow="1" w:lastRow="0" w:firstColumn="0" w:lastColumn="0" w:oddVBand="0" w:evenVBand="0" w:oddHBand="0" w:evenHBand="0" w:firstRowFirstColumn="0" w:firstRowLastColumn="0" w:lastRowFirstColumn="0" w:lastRowLastColumn="0"/>
             </w:pPr>
-          </w:p>
-        </w:tc>
-        <w:tc>
-          <w:tcPr>
-            <w:tcW w:w="236" w:type="dxa"/>
-          </w:tcPr>
-          <w:p>
-            <w:pPr>
-              <w:cnfStyle w:val="100000000000" w:firstRow="1" w:lastRow="0" w:firstColumn="0" w:lastColumn="0" w:oddVBand="0" w:evenVBand="0" w:oddHBand="0" w:evenHBand="0" w:firstRowFirstColumn="0" w:firstRowLastColumn="0" w:lastRowFirstColumn="0" w:lastRowLastColumn="0"/>
-            </w:pPr>
+            <w:r>
+              <w:t>Tên cột 3</w:t>
+            </w:r>
           </w:p>
         </w:tc>
       </w:tr>
@@ -2760,7 +2957,11 @@
             <w:cnfStyle w:val="001000000000" w:firstRow="0" w:lastRow="0" w:firstColumn="1" w:lastColumn="0" w:oddVBand="0" w:evenVBand="0" w:oddHBand="0" w:evenHBand="0" w:firstRowFirstColumn="0" w:firstRowLastColumn="0" w:lastRowFirstColumn="0" w:lastRowLastColumn="0"/>
             <w:tcW w:w="1679" w:type="dxa"/>
           </w:tcPr>
-          <w:p/>
+          <w:p>
+            <w:r>
+              <w:t>1</w:t>
+            </w:r>
+          </w:p>
         </w:tc>
         <w:tc>
           <w:tcPr>
@@ -2768,6 +2969,30 @@
           </w:tcPr>
           <w:p>
             <w:pPr>
+              <w:pStyle w:val="Heading3"/>
+              <w:numPr>
+                <w:ilvl w:val="0"/>
+                <w:numId w:val="0"/>
+              </w:numPr>
+              <w:shd w:val="clear" w:color="auto" w:fill="FFFFFF"/>
+              <w:cnfStyle w:val="000000000000" w:firstRow="0" w:lastRow="0" w:firstColumn="0" w:lastColumn="0" w:oddVBand="0" w:evenVBand="0" w:oddHBand="0" w:evenHBand="0" w:firstRowFirstColumn="0" w:firstRowLastColumn="0" w:lastRowFirstColumn="0" w:lastRowLastColumn="0"/>
+              <w:rPr>
+                <w:rFonts w:ascii="Segoe UI" w:hAnsi="Segoe UI" w:cs="Segoe UI"/>
+                <w:color w:val="2C3E50"/>
+                <w:sz w:val="24"/>
+              </w:rPr>
+            </w:pPr>
+            <w:r>
+              <w:rPr>
+                <w:rFonts w:ascii="Segoe UI" w:hAnsi="Segoe UI" w:cs="Segoe UI"/>
+                <w:color w:val="2C3E50"/>
+                <w:sz w:val="24"/>
+              </w:rPr>
+              <w:t>Từ điển lịch sử Việt Nam</w:t>
+            </w:r>
+          </w:p>
+          <w:p>
+            <w:pPr>
               <w:cnfStyle w:val="000000000000" w:firstRow="0" w:lastRow="0" w:firstColumn="0" w:lastColumn="0" w:oddVBand="0" w:evenVBand="0" w:oddHBand="0" w:evenHBand="0" w:firstRowFirstColumn="0" w:firstRowLastColumn="0" w:lastRowFirstColumn="0" w:lastRowLastColumn="0"/>
             </w:pPr>
           </w:p>
@@ -2779,7 +3004,22 @@
           <w:p>
             <w:pPr>
               <w:cnfStyle w:val="000000000000" w:firstRow="0" w:lastRow="0" w:firstColumn="0" w:lastColumn="0" w:oddVBand="0" w:evenVBand="0" w:oddHBand="0" w:evenHBand="0" w:firstRowFirstColumn="0" w:firstRowLastColumn="0" w:lastRowFirstColumn="0" w:lastRowLastColumn="0"/>
+              <w:rPr>
+                <w:b/>
+                <w:bCs/>
+              </w:rPr>
             </w:pPr>
+            <w:r>
+              <w:rPr>
+                <w:rFonts w:ascii="Segoe UI" w:hAnsi="Segoe UI" w:cs="Segoe UI"/>
+                <w:b/>
+                <w:bCs/>
+                <w:color w:val="7F8C8D"/>
+                <w:sz w:val="22"/>
+                <w:shd w:val="clear" w:color="auto" w:fill="FFFFFF"/>
+              </w:rPr>
+              <w:t>Tác giả: Trần Quốc Vượng</w:t>
+            </w:r>
           </w:p>
         </w:tc>
         <w:tc>
@@ -2790,16 +3030,27 @@
             <w:pPr>
               <w:cnfStyle w:val="000000000000" w:firstRow="0" w:lastRow="0" w:firstColumn="0" w:lastColumn="0" w:oddVBand="0" w:evenVBand="0" w:oddHBand="0" w:evenHBand="0" w:firstRowFirstColumn="0" w:firstRowLastColumn="0" w:lastRowFirstColumn="0" w:lastRowLastColumn="0"/>
             </w:pPr>
-          </w:p>
-        </w:tc>
-        <w:tc>
-          <w:tcPr>
-            <w:tcW w:w="236" w:type="dxa"/>
-          </w:tcPr>
-          <w:p>
-            <w:pPr>
-              <w:cnfStyle w:val="000000000000" w:firstRow="0" w:lastRow="0" w:firstColumn="0" w:lastColumn="0" w:oddVBand="0" w:evenVBand="0" w:oddHBand="0" w:evenHBand="0" w:firstRowFirstColumn="0" w:firstRowLastColumn="0" w:lastRowFirstColumn="0" w:lastRowLastColumn="0"/>
-            </w:pPr>
+            <w:r>
+              <w:rPr>
+                <w:rStyle w:val="book-price"/>
+                <w:rFonts w:ascii="Segoe UI" w:hAnsi="Segoe UI" w:cs="Segoe UI"/>
+                <w:b/>
+                <w:bCs/>
+                <w:color w:val="E74C3C"/>
+                <w:shd w:val="clear" w:color="auto" w:fill="FFFFFF"/>
+              </w:rPr>
+              <w:t>249,000 VND</w:t>
+            </w:r>
+            <w:r>
+              <w:rPr>
+                <w:rFonts w:ascii="Segoe UI" w:hAnsi="Segoe UI" w:cs="Segoe UI"/>
+                <w:color w:val="2C3E50"/>
+                <w:sz w:val="27"/>
+                <w:szCs w:val="27"/>
+                <w:shd w:val="clear" w:color="auto" w:fill="FFFFFF"/>
+              </w:rPr>
+              <w:t> </w:t>
+            </w:r>
           </w:p>
         </w:tc>
       </w:tr>
@@ -2813,9 +3064,9 @@
             <w:tcW w:w="1679" w:type="dxa"/>
           </w:tcPr>
           <w:p>
-            <w:pPr>
-              <w:jc w:val="left"/>
-            </w:pPr>
+            <w:r>
+              <w:t>2</w:t>
+            </w:r>
           </w:p>
         </w:tc>
         <w:tc>
@@ -2824,6 +3075,28 @@
           </w:tcPr>
           <w:p>
             <w:pPr>
+              <w:pStyle w:val="Heading3"/>
+              <w:numPr>
+                <w:ilvl w:val="0"/>
+                <w:numId w:val="0"/>
+              </w:numPr>
+              <w:shd w:val="clear" w:color="auto" w:fill="FFFFFF"/>
+              <w:cnfStyle w:val="000000000000" w:firstRow="0" w:lastRow="0" w:firstColumn="0" w:lastColumn="0" w:oddVBand="0" w:evenVBand="0" w:oddHBand="0" w:evenHBand="0" w:firstRowFirstColumn="0" w:firstRowLastColumn="0" w:lastRowFirstColumn="0" w:lastRowLastColumn="0"/>
+              <w:rPr>
+                <w:rFonts w:ascii="Segoe UI" w:hAnsi="Segoe UI" w:cs="Segoe UI"/>
+                <w:color w:val="2C3E50"/>
+              </w:rPr>
+            </w:pPr>
+            <w:r>
+              <w:rPr>
+                <w:rFonts w:ascii="Segoe UI" w:hAnsi="Segoe UI" w:cs="Segoe UI"/>
+                <w:color w:val="2C3E50"/>
+              </w:rPr>
+              <w:t>Cách mạng Tháng Tám năm 1945</w:t>
+            </w:r>
+          </w:p>
+          <w:p>
+            <w:pPr>
               <w:cnfStyle w:val="000000000000" w:firstRow="0" w:lastRow="0" w:firstColumn="0" w:lastColumn="0" w:oddVBand="0" w:evenVBand="0" w:oddHBand="0" w:evenHBand="0" w:firstRowFirstColumn="0" w:firstRowLastColumn="0" w:lastRowFirstColumn="0" w:lastRowLastColumn="0"/>
             </w:pPr>
           </w:p>
@@ -2835,7 +3108,25 @@
           <w:p>
             <w:pPr>
               <w:cnfStyle w:val="000000000000" w:firstRow="0" w:lastRow="0" w:firstColumn="0" w:lastColumn="0" w:oddVBand="0" w:evenVBand="0" w:oddHBand="0" w:evenHBand="0" w:firstRowFirstColumn="0" w:firstRowLastColumn="0" w:lastRowFirstColumn="0" w:lastRowLastColumn="0"/>
+              <w:rPr>
+                <w:b/>
+                <w:bCs/>
+                <w:sz w:val="24"/>
+                <w:szCs w:val="24"/>
+              </w:rPr>
             </w:pPr>
+            <w:r>
+              <w:rPr>
+                <w:rFonts w:ascii="Segoe UI" w:hAnsi="Segoe UI" w:cs="Segoe UI"/>
+                <w:b/>
+                <w:bCs/>
+                <w:color w:val="7F8C8D"/>
+                <w:sz w:val="24"/>
+                <w:szCs w:val="24"/>
+                <w:shd w:val="clear" w:color="auto" w:fill="FFFFFF"/>
+              </w:rPr>
+              <w:t>Tác giả: Hồ Chí Minh</w:t>
+            </w:r>
           </w:p>
         </w:tc>
         <w:tc>
@@ -2846,16 +3137,863 @@
             <w:pPr>
               <w:cnfStyle w:val="000000000000" w:firstRow="0" w:lastRow="0" w:firstColumn="0" w:lastColumn="0" w:oddVBand="0" w:evenVBand="0" w:oddHBand="0" w:evenHBand="0" w:firstRowFirstColumn="0" w:firstRowLastColumn="0" w:lastRowFirstColumn="0" w:lastRowLastColumn="0"/>
             </w:pPr>
+            <w:r>
+              <w:rPr>
+                <w:rStyle w:val="book-price"/>
+                <w:rFonts w:ascii="Segoe UI" w:hAnsi="Segoe UI" w:cs="Segoe UI"/>
+                <w:b/>
+                <w:bCs/>
+                <w:color w:val="E74C3C"/>
+                <w:shd w:val="clear" w:color="auto" w:fill="FFFFFF"/>
+              </w:rPr>
+              <w:t>189,000 VND</w:t>
+            </w:r>
+            <w:r>
+              <w:rPr>
+                <w:rFonts w:ascii="Segoe UI" w:hAnsi="Segoe UI" w:cs="Segoe UI"/>
+                <w:color w:val="2C3E50"/>
+                <w:sz w:val="27"/>
+                <w:szCs w:val="27"/>
+                <w:shd w:val="clear" w:color="auto" w:fill="FFFFFF"/>
+              </w:rPr>
+              <w:t> </w:t>
+            </w:r>
+          </w:p>
+        </w:tc>
+      </w:tr>
+      <w:tr>
+        <w:trPr>
+          <w:trHeight w:val="225"/>
+        </w:trPr>
+        <w:tc>
+          <w:tcPr>
+            <w:cnfStyle w:val="001000000000" w:firstRow="0" w:lastRow="0" w:firstColumn="1" w:lastColumn="0" w:oddVBand="0" w:evenVBand="0" w:oddHBand="0" w:evenHBand="0" w:firstRowFirstColumn="0" w:firstRowLastColumn="0" w:lastRowFirstColumn="0" w:lastRowLastColumn="0"/>
+            <w:tcW w:w="1679" w:type="dxa"/>
+          </w:tcPr>
+          <w:p>
+            <w:r>
+              <w:t>3</w:t>
+            </w:r>
           </w:p>
         </w:tc>
         <w:tc>
           <w:tcPr>
-            <w:tcW w:w="236" w:type="dxa"/>
+            <w:tcW w:w="1678" w:type="dxa"/>
           </w:tcPr>
+          <w:p>
+            <w:pPr>
+              <w:pStyle w:val="Heading3"/>
+              <w:numPr>
+                <w:ilvl w:val="0"/>
+                <w:numId w:val="0"/>
+              </w:numPr>
+              <w:shd w:val="clear" w:color="auto" w:fill="FFFFFF"/>
+              <w:cnfStyle w:val="000000000000" w:firstRow="0" w:lastRow="0" w:firstColumn="0" w:lastColumn="0" w:oddVBand="0" w:evenVBand="0" w:oddHBand="0" w:evenHBand="0" w:firstRowFirstColumn="0" w:firstRowLastColumn="0" w:lastRowFirstColumn="0" w:lastRowLastColumn="0"/>
+              <w:rPr>
+                <w:rFonts w:ascii="Segoe UI" w:hAnsi="Segoe UI" w:cs="Segoe UI"/>
+                <w:color w:val="2C3E50"/>
+              </w:rPr>
+            </w:pPr>
+            <w:r>
+              <w:rPr>
+                <w:rFonts w:ascii="Segoe UI" w:hAnsi="Segoe UI" w:cs="Segoe UI"/>
+                <w:color w:val="2C3E50"/>
+              </w:rPr>
+              <w:t>Chiến tranh Việt Nam - Sự thật lịch sử</w:t>
+            </w:r>
+          </w:p>
           <w:p>
             <w:pPr>
               <w:cnfStyle w:val="000000000000" w:firstRow="0" w:lastRow="0" w:firstColumn="0" w:lastColumn="0" w:oddVBand="0" w:evenVBand="0" w:oddHBand="0" w:evenHBand="0" w:firstRowFirstColumn="0" w:firstRowLastColumn="0" w:lastRowFirstColumn="0" w:lastRowLastColumn="0"/>
             </w:pPr>
+          </w:p>
+        </w:tc>
+        <w:tc>
+          <w:tcPr>
+            <w:tcW w:w="1679" w:type="dxa"/>
+          </w:tcPr>
+          <w:p>
+            <w:pPr>
+              <w:cnfStyle w:val="000000000000" w:firstRow="0" w:lastRow="0" w:firstColumn="0" w:lastColumn="0" w:oddVBand="0" w:evenVBand="0" w:oddHBand="0" w:evenHBand="0" w:firstRowFirstColumn="0" w:firstRowLastColumn="0" w:lastRowFirstColumn="0" w:lastRowLastColumn="0"/>
+              <w:rPr>
+                <w:b/>
+                <w:bCs/>
+                <w:sz w:val="24"/>
+                <w:szCs w:val="24"/>
+              </w:rPr>
+            </w:pPr>
+            <w:r>
+              <w:rPr>
+                <w:rFonts w:ascii="Segoe UI" w:hAnsi="Segoe UI" w:cs="Segoe UI"/>
+                <w:b/>
+                <w:bCs/>
+                <w:color w:val="7F8C8D"/>
+                <w:sz w:val="24"/>
+                <w:szCs w:val="24"/>
+                <w:shd w:val="clear" w:color="auto" w:fill="FFFFFF"/>
+              </w:rPr>
+              <w:t>Tác giả: Bùi Tín</w:t>
+            </w:r>
+          </w:p>
+        </w:tc>
+        <w:tc>
+          <w:tcPr>
+            <w:tcW w:w="1679" w:type="dxa"/>
+          </w:tcPr>
+          <w:p>
+            <w:pPr>
+              <w:cnfStyle w:val="000000000000" w:firstRow="0" w:lastRow="0" w:firstColumn="0" w:lastColumn="0" w:oddVBand="0" w:evenVBand="0" w:oddHBand="0" w:evenHBand="0" w:firstRowFirstColumn="0" w:firstRowLastColumn="0" w:lastRowFirstColumn="0" w:lastRowLastColumn="0"/>
+              <w:rPr>
+                <w:sz w:val="28"/>
+                <w:szCs w:val="28"/>
+              </w:rPr>
+            </w:pPr>
+            <w:r>
+              <w:rPr>
+                <w:rFonts w:ascii="Segoe UI" w:hAnsi="Segoe UI" w:cs="Segoe UI"/>
+                <w:b/>
+                <w:bCs/>
+                <w:color w:val="E74C3C"/>
+                <w:sz w:val="28"/>
+                <w:szCs w:val="28"/>
+                <w:shd w:val="clear" w:color="auto" w:fill="FFFFFF"/>
+              </w:rPr>
+              <w:t>159,000 VND</w:t>
+            </w:r>
+          </w:p>
+        </w:tc>
+      </w:tr>
+      <w:tr>
+        <w:trPr>
+          <w:trHeight w:val="225"/>
+        </w:trPr>
+        <w:tc>
+          <w:tcPr>
+            <w:cnfStyle w:val="001000000000" w:firstRow="0" w:lastRow="0" w:firstColumn="1" w:lastColumn="0" w:oddVBand="0" w:evenVBand="0" w:oddHBand="0" w:evenHBand="0" w:firstRowFirstColumn="0" w:firstRowLastColumn="0" w:lastRowFirstColumn="0" w:lastRowLastColumn="0"/>
+            <w:tcW w:w="1679" w:type="dxa"/>
+          </w:tcPr>
+          <w:p>
+            <w:r>
+              <w:lastRenderedPageBreak/>
+              <w:t>4</w:t>
+            </w:r>
+          </w:p>
+        </w:tc>
+        <w:tc>
+          <w:tcPr>
+            <w:tcW w:w="1678" w:type="dxa"/>
+          </w:tcPr>
+          <w:p>
+            <w:pPr>
+              <w:pStyle w:val="Heading3"/>
+              <w:numPr>
+                <w:ilvl w:val="0"/>
+                <w:numId w:val="0"/>
+              </w:numPr>
+              <w:shd w:val="clear" w:color="auto" w:fill="FFFFFF"/>
+              <w:cnfStyle w:val="000000000000" w:firstRow="0" w:lastRow="0" w:firstColumn="0" w:lastColumn="0" w:oddVBand="0" w:evenVBand="0" w:oddHBand="0" w:evenHBand="0" w:firstRowFirstColumn="0" w:firstRowLastColumn="0" w:lastRowFirstColumn="0" w:lastRowLastColumn="0"/>
+              <w:rPr>
+                <w:rFonts w:ascii="Segoe UI" w:hAnsi="Segoe UI" w:cs="Segoe UI"/>
+                <w:color w:val="2C3E50"/>
+              </w:rPr>
+            </w:pPr>
+            <w:r>
+              <w:rPr>
+                <w:rFonts w:ascii="Segoe UI" w:hAnsi="Segoe UI" w:cs="Segoe UI"/>
+                <w:color w:val="2C3E50"/>
+              </w:rPr>
+              <w:t>Tây Sơn - Thế lực thay đổi lịch sử</w:t>
+            </w:r>
+          </w:p>
+          <w:p>
+            <w:pPr>
+              <w:cnfStyle w:val="000000000000" w:firstRow="0" w:lastRow="0" w:firstColumn="0" w:lastColumn="0" w:oddVBand="0" w:evenVBand="0" w:oddHBand="0" w:evenHBand="0" w:firstRowFirstColumn="0" w:firstRowLastColumn="0" w:lastRowFirstColumn="0" w:lastRowLastColumn="0"/>
+            </w:pPr>
+          </w:p>
+        </w:tc>
+        <w:tc>
+          <w:tcPr>
+            <w:tcW w:w="1679" w:type="dxa"/>
+          </w:tcPr>
+          <w:p>
+            <w:pPr>
+              <w:cnfStyle w:val="000000000000" w:firstRow="0" w:lastRow="0" w:firstColumn="0" w:lastColumn="0" w:oddVBand="0" w:evenVBand="0" w:oddHBand="0" w:evenHBand="0" w:firstRowFirstColumn="0" w:firstRowLastColumn="0" w:lastRowFirstColumn="0" w:lastRowLastColumn="0"/>
+              <w:rPr>
+                <w:b/>
+                <w:bCs/>
+                <w:sz w:val="24"/>
+                <w:szCs w:val="24"/>
+              </w:rPr>
+            </w:pPr>
+            <w:r>
+              <w:rPr>
+                <w:rFonts w:ascii="Segoe UI" w:hAnsi="Segoe UI" w:cs="Segoe UI"/>
+                <w:b/>
+                <w:bCs/>
+                <w:color w:val="7F8C8D"/>
+                <w:sz w:val="24"/>
+                <w:szCs w:val="24"/>
+                <w:shd w:val="clear" w:color="auto" w:fill="FFFFFF"/>
+              </w:rPr>
+              <w:t>Tác giả: Trương Như Ấu</w:t>
+            </w:r>
+          </w:p>
+        </w:tc>
+        <w:tc>
+          <w:tcPr>
+            <w:tcW w:w="1679" w:type="dxa"/>
+          </w:tcPr>
+          <w:p>
+            <w:pPr>
+              <w:cnfStyle w:val="000000000000" w:firstRow="0" w:lastRow="0" w:firstColumn="0" w:lastColumn="0" w:oddVBand="0" w:evenVBand="0" w:oddHBand="0" w:evenHBand="0" w:firstRowFirstColumn="0" w:firstRowLastColumn="0" w:lastRowFirstColumn="0" w:lastRowLastColumn="0"/>
+              <w:rPr>
+                <w:sz w:val="28"/>
+                <w:szCs w:val="28"/>
+              </w:rPr>
+            </w:pPr>
+            <w:r>
+              <w:rPr>
+                <w:rFonts w:ascii="Segoe UI" w:hAnsi="Segoe UI" w:cs="Segoe UI"/>
+                <w:b/>
+                <w:bCs/>
+                <w:color w:val="E74C3C"/>
+                <w:sz w:val="28"/>
+                <w:szCs w:val="28"/>
+                <w:shd w:val="clear" w:color="auto" w:fill="FFFFFF"/>
+              </w:rPr>
+              <w:t>199,000 VND</w:t>
+            </w:r>
+          </w:p>
+        </w:tc>
+      </w:tr>
+      <w:tr>
+        <w:trPr>
+          <w:trHeight w:val="225"/>
+        </w:trPr>
+        <w:tc>
+          <w:tcPr>
+            <w:cnfStyle w:val="001000000000" w:firstRow="0" w:lastRow="0" w:firstColumn="1" w:lastColumn="0" w:oddVBand="0" w:evenVBand="0" w:oddHBand="0" w:evenHBand="0" w:firstRowFirstColumn="0" w:firstRowLastColumn="0" w:lastRowFirstColumn="0" w:lastRowLastColumn="0"/>
+            <w:tcW w:w="1679" w:type="dxa"/>
+          </w:tcPr>
+          <w:p>
+            <w:r>
+              <w:t>5</w:t>
+            </w:r>
+          </w:p>
+        </w:tc>
+        <w:tc>
+          <w:tcPr>
+            <w:tcW w:w="1678" w:type="dxa"/>
+          </w:tcPr>
+          <w:p>
+            <w:pPr>
+              <w:pStyle w:val="Heading3"/>
+              <w:numPr>
+                <w:ilvl w:val="0"/>
+                <w:numId w:val="0"/>
+              </w:numPr>
+              <w:shd w:val="clear" w:color="auto" w:fill="FFFFFF"/>
+              <w:cnfStyle w:val="000000000000" w:firstRow="0" w:lastRow="0" w:firstColumn="0" w:lastColumn="0" w:oddVBand="0" w:evenVBand="0" w:oddHBand="0" w:evenHBand="0" w:firstRowFirstColumn="0" w:firstRowLastColumn="0" w:lastRowFirstColumn="0" w:lastRowLastColumn="0"/>
+              <w:rPr>
+                <w:rFonts w:ascii="Segoe UI" w:hAnsi="Segoe UI" w:cs="Segoe UI"/>
+                <w:color w:val="2C3E50"/>
+              </w:rPr>
+            </w:pPr>
+            <w:r>
+              <w:rPr>
+                <w:rFonts w:ascii="Segoe UI" w:hAnsi="Segoe UI" w:cs="Segoe UI"/>
+                <w:color w:val="2C3E50"/>
+              </w:rPr>
+              <w:t>Hồ Chí Minh - Lãnh tụ vĩ đại</w:t>
+            </w:r>
+          </w:p>
+          <w:p>
+            <w:pPr>
+              <w:cnfStyle w:val="000000000000" w:firstRow="0" w:lastRow="0" w:firstColumn="0" w:lastColumn="0" w:oddVBand="0" w:evenVBand="0" w:oddHBand="0" w:evenHBand="0" w:firstRowFirstColumn="0" w:firstRowLastColumn="0" w:lastRowFirstColumn="0" w:lastRowLastColumn="0"/>
+            </w:pPr>
+          </w:p>
+        </w:tc>
+        <w:tc>
+          <w:tcPr>
+            <w:tcW w:w="1679" w:type="dxa"/>
+          </w:tcPr>
+          <w:p>
+            <w:pPr>
+              <w:cnfStyle w:val="000000000000" w:firstRow="0" w:lastRow="0" w:firstColumn="0" w:lastColumn="0" w:oddVBand="0" w:evenVBand="0" w:oddHBand="0" w:evenHBand="0" w:firstRowFirstColumn="0" w:firstRowLastColumn="0" w:lastRowFirstColumn="0" w:lastRowLastColumn="0"/>
+              <w:rPr>
+                <w:b/>
+                <w:bCs/>
+                <w:sz w:val="24"/>
+                <w:szCs w:val="24"/>
+              </w:rPr>
+            </w:pPr>
+            <w:r>
+              <w:rPr>
+                <w:rFonts w:ascii="Segoe UI" w:hAnsi="Segoe UI" w:cs="Segoe UI"/>
+                <w:b/>
+                <w:bCs/>
+                <w:color w:val="7F8C8D"/>
+                <w:sz w:val="24"/>
+                <w:szCs w:val="24"/>
+                <w:shd w:val="clear" w:color="auto" w:fill="FFFFFF"/>
+              </w:rPr>
+              <w:t>Tác giả: Võ Văn Kiệt</w:t>
+            </w:r>
+          </w:p>
+        </w:tc>
+        <w:tc>
+          <w:tcPr>
+            <w:tcW w:w="1679" w:type="dxa"/>
+          </w:tcPr>
+          <w:p>
+            <w:pPr>
+              <w:cnfStyle w:val="000000000000" w:firstRow="0" w:lastRow="0" w:firstColumn="0" w:lastColumn="0" w:oddVBand="0" w:evenVBand="0" w:oddHBand="0" w:evenHBand="0" w:firstRowFirstColumn="0" w:firstRowLastColumn="0" w:lastRowFirstColumn="0" w:lastRowLastColumn="0"/>
+              <w:rPr>
+                <w:sz w:val="28"/>
+                <w:szCs w:val="28"/>
+              </w:rPr>
+            </w:pPr>
+            <w:r>
+              <w:rPr>
+                <w:rFonts w:ascii="Segoe UI" w:hAnsi="Segoe UI" w:cs="Segoe UI"/>
+                <w:b/>
+                <w:bCs/>
+                <w:color w:val="E74C3C"/>
+                <w:sz w:val="28"/>
+                <w:szCs w:val="28"/>
+                <w:shd w:val="clear" w:color="auto" w:fill="FFFFFF"/>
+              </w:rPr>
+              <w:t>219,000 VND</w:t>
+            </w:r>
+          </w:p>
+        </w:tc>
+      </w:tr>
+      <w:tr>
+        <w:trPr>
+          <w:trHeight w:val="225"/>
+        </w:trPr>
+        <w:tc>
+          <w:tcPr>
+            <w:cnfStyle w:val="001000000000" w:firstRow="0" w:lastRow="0" w:firstColumn="1" w:lastColumn="0" w:oddVBand="0" w:evenVBand="0" w:oddHBand="0" w:evenHBand="0" w:firstRowFirstColumn="0" w:firstRowLastColumn="0" w:lastRowFirstColumn="0" w:lastRowLastColumn="0"/>
+            <w:tcW w:w="1679" w:type="dxa"/>
+          </w:tcPr>
+          <w:p>
+            <w:r>
+              <w:t>6</w:t>
+            </w:r>
+          </w:p>
+        </w:tc>
+        <w:tc>
+          <w:tcPr>
+            <w:tcW w:w="1678" w:type="dxa"/>
+          </w:tcPr>
+          <w:p>
+            <w:pPr>
+              <w:pStyle w:val="Heading3"/>
+              <w:numPr>
+                <w:ilvl w:val="0"/>
+                <w:numId w:val="0"/>
+              </w:numPr>
+              <w:shd w:val="clear" w:color="auto" w:fill="FFFFFF"/>
+              <w:cnfStyle w:val="000000000000" w:firstRow="0" w:lastRow="0" w:firstColumn="0" w:lastColumn="0" w:oddVBand="0" w:evenVBand="0" w:oddHBand="0" w:evenHBand="0" w:firstRowFirstColumn="0" w:firstRowLastColumn="0" w:lastRowFirstColumn="0" w:lastRowLastColumn="0"/>
+              <w:rPr>
+                <w:rFonts w:ascii="Segoe UI" w:hAnsi="Segoe UI" w:cs="Segoe UI"/>
+                <w:color w:val="2C3E50"/>
+              </w:rPr>
+            </w:pPr>
+            <w:r>
+              <w:rPr>
+                <w:rFonts w:ascii="Segoe UI" w:hAnsi="Segoe UI" w:cs="Segoe UI"/>
+                <w:color w:val="2C3E50"/>
+              </w:rPr>
+              <w:t>Văn hóa Việt Nam qua các thời kỳ</w:t>
+            </w:r>
+          </w:p>
+          <w:p>
+            <w:pPr>
+              <w:cnfStyle w:val="000000000000" w:firstRow="0" w:lastRow="0" w:firstColumn="0" w:lastColumn="0" w:oddVBand="0" w:evenVBand="0" w:oddHBand="0" w:evenHBand="0" w:firstRowFirstColumn="0" w:firstRowLastColumn="0" w:lastRowFirstColumn="0" w:lastRowLastColumn="0"/>
+            </w:pPr>
+          </w:p>
+        </w:tc>
+        <w:tc>
+          <w:tcPr>
+            <w:tcW w:w="1679" w:type="dxa"/>
+          </w:tcPr>
+          <w:p>
+            <w:pPr>
+              <w:cnfStyle w:val="000000000000" w:firstRow="0" w:lastRow="0" w:firstColumn="0" w:lastColumn="0" w:oddVBand="0" w:evenVBand="0" w:oddHBand="0" w:evenHBand="0" w:firstRowFirstColumn="0" w:firstRowLastColumn="0" w:lastRowFirstColumn="0" w:lastRowLastColumn="0"/>
+              <w:rPr>
+                <w:b/>
+                <w:bCs/>
+                <w:sz w:val="24"/>
+                <w:szCs w:val="24"/>
+              </w:rPr>
+            </w:pPr>
+            <w:r>
+              <w:rPr>
+                <w:rFonts w:ascii="Segoe UI" w:hAnsi="Segoe UI" w:cs="Segoe UI"/>
+                <w:b/>
+                <w:bCs/>
+                <w:color w:val="7F8C8D"/>
+                <w:sz w:val="24"/>
+                <w:szCs w:val="24"/>
+                <w:shd w:val="clear" w:color="auto" w:fill="FFFFFF"/>
+              </w:rPr>
+              <w:t>Tác giả: Trần Văn Giáp</w:t>
+            </w:r>
+          </w:p>
+        </w:tc>
+        <w:tc>
+          <w:tcPr>
+            <w:tcW w:w="1679" w:type="dxa"/>
+          </w:tcPr>
+          <w:p>
+            <w:pPr>
+              <w:cnfStyle w:val="000000000000" w:firstRow="0" w:lastRow="0" w:firstColumn="0" w:lastColumn="0" w:oddVBand="0" w:evenVBand="0" w:oddHBand="0" w:evenHBand="0" w:firstRowFirstColumn="0" w:firstRowLastColumn="0" w:lastRowFirstColumn="0" w:lastRowLastColumn="0"/>
+            </w:pPr>
+            <w:r>
+              <w:rPr>
+                <w:rStyle w:val="book-price"/>
+                <w:rFonts w:ascii="Segoe UI" w:hAnsi="Segoe UI" w:cs="Segoe UI"/>
+                <w:b/>
+                <w:bCs/>
+                <w:color w:val="E74C3C"/>
+                <w:shd w:val="clear" w:color="auto" w:fill="FFFFFF"/>
+              </w:rPr>
+              <w:t>169,000 VND</w:t>
+            </w:r>
+            <w:r>
+              <w:rPr>
+                <w:rFonts w:ascii="Segoe UI" w:hAnsi="Segoe UI" w:cs="Segoe UI"/>
+                <w:color w:val="2C3E50"/>
+                <w:sz w:val="27"/>
+                <w:szCs w:val="27"/>
+                <w:shd w:val="clear" w:color="auto" w:fill="FFFFFF"/>
+              </w:rPr>
+              <w:t> </w:t>
+            </w:r>
+          </w:p>
+        </w:tc>
+      </w:tr>
+      <w:tr>
+        <w:trPr>
+          <w:trHeight w:val="225"/>
+        </w:trPr>
+        <w:tc>
+          <w:tcPr>
+            <w:cnfStyle w:val="001000000000" w:firstRow="0" w:lastRow="0" w:firstColumn="1" w:lastColumn="0" w:oddVBand="0" w:evenVBand="0" w:oddHBand="0" w:evenHBand="0" w:firstRowFirstColumn="0" w:firstRowLastColumn="0" w:lastRowFirstColumn="0" w:lastRowLastColumn="0"/>
+            <w:tcW w:w="1679" w:type="dxa"/>
+          </w:tcPr>
+          <w:p>
+            <w:r>
+              <w:t>7</w:t>
+            </w:r>
+          </w:p>
+        </w:tc>
+        <w:tc>
+          <w:tcPr>
+            <w:tcW w:w="1678" w:type="dxa"/>
+          </w:tcPr>
+          <w:p>
+            <w:pPr>
+              <w:pStyle w:val="Heading3"/>
+              <w:numPr>
+                <w:ilvl w:val="0"/>
+                <w:numId w:val="0"/>
+              </w:numPr>
+              <w:shd w:val="clear" w:color="auto" w:fill="FFFFFF"/>
+              <w:cnfStyle w:val="000000000000" w:firstRow="0" w:lastRow="0" w:firstColumn="0" w:lastColumn="0" w:oddVBand="0" w:evenVBand="0" w:oddHBand="0" w:evenHBand="0" w:firstRowFirstColumn="0" w:firstRowLastColumn="0" w:lastRowFirstColumn="0" w:lastRowLastColumn="0"/>
+              <w:rPr>
+                <w:rFonts w:ascii="Segoe UI" w:hAnsi="Segoe UI" w:cs="Segoe UI"/>
+                <w:color w:val="2C3E50"/>
+              </w:rPr>
+            </w:pPr>
+            <w:r>
+              <w:rPr>
+                <w:rFonts w:ascii="Segoe UI" w:hAnsi="Segoe UI" w:cs="Segoe UI"/>
+                <w:color w:val="2C3E50"/>
+              </w:rPr>
+              <w:t>Nhân dân Việt Nam trong cuộc kháng chiến</w:t>
+            </w:r>
+          </w:p>
+          <w:p>
+            <w:pPr>
+              <w:cnfStyle w:val="000000000000" w:firstRow="0" w:lastRow="0" w:firstColumn="0" w:lastColumn="0" w:oddVBand="0" w:evenVBand="0" w:oddHBand="0" w:evenHBand="0" w:firstRowFirstColumn="0" w:firstRowLastColumn="0" w:lastRowFirstColumn="0" w:lastRowLastColumn="0"/>
+            </w:pPr>
+          </w:p>
+        </w:tc>
+        <w:tc>
+          <w:tcPr>
+            <w:tcW w:w="1679" w:type="dxa"/>
+          </w:tcPr>
+          <w:p>
+            <w:pPr>
+              <w:cnfStyle w:val="000000000000" w:firstRow="0" w:lastRow="0" w:firstColumn="0" w:lastColumn="0" w:oddVBand="0" w:evenVBand="0" w:oddHBand="0" w:evenHBand="0" w:firstRowFirstColumn="0" w:firstRowLastColumn="0" w:lastRowFirstColumn="0" w:lastRowLastColumn="0"/>
+              <w:rPr>
+                <w:b/>
+                <w:bCs/>
+                <w:sz w:val="24"/>
+                <w:szCs w:val="24"/>
+              </w:rPr>
+            </w:pPr>
+            <w:r>
+              <w:rPr>
+                <w:rFonts w:ascii="Segoe UI" w:hAnsi="Segoe UI" w:cs="Segoe UI"/>
+                <w:b/>
+                <w:bCs/>
+                <w:color w:val="7F8C8D"/>
+                <w:sz w:val="24"/>
+                <w:szCs w:val="24"/>
+                <w:shd w:val="clear" w:color="auto" w:fill="FFFFFF"/>
+              </w:rPr>
+              <w:t>Tác giả: Trường Chinh</w:t>
+            </w:r>
+          </w:p>
+        </w:tc>
+        <w:tc>
+          <w:tcPr>
+            <w:tcW w:w="1679" w:type="dxa"/>
+          </w:tcPr>
+          <w:p>
+            <w:pPr>
+              <w:cnfStyle w:val="000000000000" w:firstRow="0" w:lastRow="0" w:firstColumn="0" w:lastColumn="0" w:oddVBand="0" w:evenVBand="0" w:oddHBand="0" w:evenHBand="0" w:firstRowFirstColumn="0" w:firstRowLastColumn="0" w:lastRowFirstColumn="0" w:lastRowLastColumn="0"/>
+              <w:rPr>
+                <w:sz w:val="28"/>
+                <w:szCs w:val="28"/>
+              </w:rPr>
+            </w:pPr>
+            <w:r>
+              <w:rPr>
+                <w:rFonts w:ascii="Segoe UI" w:hAnsi="Segoe UI" w:cs="Segoe UI"/>
+                <w:b/>
+                <w:bCs/>
+                <w:color w:val="E74C3C"/>
+                <w:sz w:val="28"/>
+                <w:szCs w:val="28"/>
+                <w:shd w:val="clear" w:color="auto" w:fill="FFFFFF"/>
+              </w:rPr>
+              <w:t>139,000 VND</w:t>
+            </w:r>
+          </w:p>
+        </w:tc>
+      </w:tr>
+      <w:tr>
+        <w:trPr>
+          <w:trHeight w:val="225"/>
+        </w:trPr>
+        <w:tc>
+          <w:tcPr>
+            <w:cnfStyle w:val="001000000000" w:firstRow="0" w:lastRow="0" w:firstColumn="1" w:lastColumn="0" w:oddVBand="0" w:evenVBand="0" w:oddHBand="0" w:evenHBand="0" w:firstRowFirstColumn="0" w:firstRowLastColumn="0" w:lastRowFirstColumn="0" w:lastRowLastColumn="0"/>
+            <w:tcW w:w="1679" w:type="dxa"/>
+          </w:tcPr>
+          <w:p>
+            <w:r>
+              <w:lastRenderedPageBreak/>
+              <w:t>8</w:t>
+            </w:r>
+          </w:p>
+        </w:tc>
+        <w:tc>
+          <w:tcPr>
+            <w:tcW w:w="1678" w:type="dxa"/>
+          </w:tcPr>
+          <w:p>
+            <w:pPr>
+              <w:pStyle w:val="Heading3"/>
+              <w:numPr>
+                <w:ilvl w:val="0"/>
+                <w:numId w:val="0"/>
+              </w:numPr>
+              <w:shd w:val="clear" w:color="auto" w:fill="FFFFFF"/>
+              <w:cnfStyle w:val="000000000000" w:firstRow="0" w:lastRow="0" w:firstColumn="0" w:lastColumn="0" w:oddVBand="0" w:evenVBand="0" w:oddHBand="0" w:evenHBand="0" w:firstRowFirstColumn="0" w:firstRowLastColumn="0" w:lastRowFirstColumn="0" w:lastRowLastColumn="0"/>
+              <w:rPr>
+                <w:rFonts w:ascii="Segoe UI" w:hAnsi="Segoe UI" w:cs="Segoe UI"/>
+                <w:color w:val="2C3E50"/>
+              </w:rPr>
+            </w:pPr>
+            <w:r>
+              <w:rPr>
+                <w:rFonts w:ascii="Segoe UI" w:hAnsi="Segoe UI" w:cs="Segoe UI"/>
+                <w:color w:val="2C3E50"/>
+              </w:rPr>
+              <w:t>Đường Hồ Chí Minh - Tuyến đường anh hùng</w:t>
+            </w:r>
+          </w:p>
+          <w:p>
+            <w:pPr>
+              <w:cnfStyle w:val="000000000000" w:firstRow="0" w:lastRow="0" w:firstColumn="0" w:lastColumn="0" w:oddVBand="0" w:evenVBand="0" w:oddHBand="0" w:evenHBand="0" w:firstRowFirstColumn="0" w:firstRowLastColumn="0" w:lastRowFirstColumn="0" w:lastRowLastColumn="0"/>
+            </w:pPr>
+          </w:p>
+        </w:tc>
+        <w:tc>
+          <w:tcPr>
+            <w:tcW w:w="1679" w:type="dxa"/>
+          </w:tcPr>
+          <w:p>
+            <w:pPr>
+              <w:cnfStyle w:val="000000000000" w:firstRow="0" w:lastRow="0" w:firstColumn="0" w:lastColumn="0" w:oddVBand="0" w:evenVBand="0" w:oddHBand="0" w:evenHBand="0" w:firstRowFirstColumn="0" w:firstRowLastColumn="0" w:lastRowFirstColumn="0" w:lastRowLastColumn="0"/>
+              <w:rPr>
+                <w:b/>
+                <w:bCs/>
+                <w:sz w:val="24"/>
+                <w:szCs w:val="24"/>
+              </w:rPr>
+            </w:pPr>
+            <w:r>
+              <w:rPr>
+                <w:rFonts w:ascii="Segoe UI" w:hAnsi="Segoe UI" w:cs="Segoe UI"/>
+                <w:b/>
+                <w:bCs/>
+                <w:color w:val="7F8C8D"/>
+                <w:sz w:val="24"/>
+                <w:szCs w:val="24"/>
+                <w:shd w:val="clear" w:color="auto" w:fill="FFFFFF"/>
+              </w:rPr>
+              <w:t>Tác giả: Quang Trung</w:t>
+            </w:r>
+          </w:p>
+        </w:tc>
+        <w:tc>
+          <w:tcPr>
+            <w:tcW w:w="1679" w:type="dxa"/>
+          </w:tcPr>
+          <w:p>
+            <w:pPr>
+              <w:cnfStyle w:val="000000000000" w:firstRow="0" w:lastRow="0" w:firstColumn="0" w:lastColumn="0" w:oddVBand="0" w:evenVBand="0" w:oddHBand="0" w:evenHBand="0" w:firstRowFirstColumn="0" w:firstRowLastColumn="0" w:lastRowFirstColumn="0" w:lastRowLastColumn="0"/>
+            </w:pPr>
+            <w:r>
+              <w:rPr>
+                <w:rStyle w:val="book-price"/>
+                <w:rFonts w:ascii="Segoe UI" w:hAnsi="Segoe UI" w:cs="Segoe UI"/>
+                <w:b/>
+                <w:bCs/>
+                <w:color w:val="E74C3C"/>
+                <w:shd w:val="clear" w:color="auto" w:fill="FFFFFF"/>
+              </w:rPr>
+              <w:t>229,000 VND</w:t>
+            </w:r>
+            <w:r>
+              <w:rPr>
+                <w:rFonts w:ascii="Segoe UI" w:hAnsi="Segoe UI" w:cs="Segoe UI"/>
+                <w:color w:val="2C3E50"/>
+                <w:sz w:val="27"/>
+                <w:szCs w:val="27"/>
+                <w:shd w:val="clear" w:color="auto" w:fill="FFFFFF"/>
+              </w:rPr>
+              <w:t> </w:t>
+            </w:r>
+          </w:p>
+        </w:tc>
+      </w:tr>
+      <w:tr>
+        <w:trPr>
+          <w:trHeight w:val="225"/>
+        </w:trPr>
+        <w:tc>
+          <w:tcPr>
+            <w:cnfStyle w:val="001000000000" w:firstRow="0" w:lastRow="0" w:firstColumn="1" w:lastColumn="0" w:oddVBand="0" w:evenVBand="0" w:oddHBand="0" w:evenHBand="0" w:firstRowFirstColumn="0" w:firstRowLastColumn="0" w:lastRowFirstColumn="0" w:lastRowLastColumn="0"/>
+            <w:tcW w:w="1679" w:type="dxa"/>
+          </w:tcPr>
+          <w:p>
+            <w:r>
+              <w:t>9</w:t>
+            </w:r>
+          </w:p>
+        </w:tc>
+        <w:tc>
+          <w:tcPr>
+            <w:tcW w:w="1678" w:type="dxa"/>
+          </w:tcPr>
+          <w:p>
+            <w:pPr>
+              <w:pStyle w:val="Heading3"/>
+              <w:numPr>
+                <w:ilvl w:val="0"/>
+                <w:numId w:val="0"/>
+              </w:numPr>
+              <w:shd w:val="clear" w:color="auto" w:fill="FFFFFF"/>
+              <w:cnfStyle w:val="000000000000" w:firstRow="0" w:lastRow="0" w:firstColumn="0" w:lastColumn="0" w:oddVBand="0" w:evenVBand="0" w:oddHBand="0" w:evenHBand="0" w:firstRowFirstColumn="0" w:firstRowLastColumn="0" w:lastRowFirstColumn="0" w:lastRowLastColumn="0"/>
+              <w:rPr>
+                <w:rFonts w:ascii="Segoe UI" w:hAnsi="Segoe UI" w:cs="Segoe UI"/>
+                <w:color w:val="2C3E50"/>
+              </w:rPr>
+            </w:pPr>
+            <w:r>
+              <w:rPr>
+                <w:rFonts w:ascii="Segoe UI" w:hAnsi="Segoe UI" w:cs="Segoe UI"/>
+                <w:color w:val="2C3E50"/>
+              </w:rPr>
+              <w:t>Phong trào Yên Bái - Khởi đầu của cách mạng</w:t>
+            </w:r>
+          </w:p>
+          <w:p>
+            <w:pPr>
+              <w:cnfStyle w:val="000000000000" w:firstRow="0" w:lastRow="0" w:firstColumn="0" w:lastColumn="0" w:oddVBand="0" w:evenVBand="0" w:oddHBand="0" w:evenHBand="0" w:firstRowFirstColumn="0" w:firstRowLastColumn="0" w:lastRowFirstColumn="0" w:lastRowLastColumn="0"/>
+            </w:pPr>
+          </w:p>
+        </w:tc>
+        <w:tc>
+          <w:tcPr>
+            <w:tcW w:w="1679" w:type="dxa"/>
+          </w:tcPr>
+          <w:p>
+            <w:pPr>
+              <w:cnfStyle w:val="000000000000" w:firstRow="0" w:lastRow="0" w:firstColumn="0" w:lastColumn="0" w:oddVBand="0" w:evenVBand="0" w:oddHBand="0" w:evenHBand="0" w:firstRowFirstColumn="0" w:firstRowLastColumn="0" w:lastRowFirstColumn="0" w:lastRowLastColumn="0"/>
+              <w:rPr>
+                <w:b/>
+                <w:bCs/>
+                <w:sz w:val="24"/>
+                <w:szCs w:val="24"/>
+              </w:rPr>
+            </w:pPr>
+            <w:r>
+              <w:rPr>
+                <w:rFonts w:ascii="Segoe UI" w:hAnsi="Segoe UI" w:cs="Segoe UI"/>
+                <w:b/>
+                <w:bCs/>
+                <w:color w:val="7F8C8D"/>
+                <w:sz w:val="24"/>
+                <w:szCs w:val="24"/>
+                <w:shd w:val="clear" w:color="auto" w:fill="FFFFFF"/>
+              </w:rPr>
+              <w:t>Tác giả: Việt Tân</w:t>
+            </w:r>
+          </w:p>
+        </w:tc>
+        <w:tc>
+          <w:tcPr>
+            <w:tcW w:w="1679" w:type="dxa"/>
+          </w:tcPr>
+          <w:p>
+            <w:pPr>
+              <w:cnfStyle w:val="000000000000" w:firstRow="0" w:lastRow="0" w:firstColumn="0" w:lastColumn="0" w:oddVBand="0" w:evenVBand="0" w:oddHBand="0" w:evenHBand="0" w:firstRowFirstColumn="0" w:firstRowLastColumn="0" w:lastRowFirstColumn="0" w:lastRowLastColumn="0"/>
+            </w:pPr>
+            <w:r>
+              <w:rPr>
+                <w:rStyle w:val="book-price"/>
+                <w:rFonts w:ascii="Segoe UI" w:hAnsi="Segoe UI" w:cs="Segoe UI"/>
+                <w:b/>
+                <w:bCs/>
+                <w:color w:val="E74C3C"/>
+                <w:shd w:val="clear" w:color="auto" w:fill="FFFFFF"/>
+              </w:rPr>
+              <w:t>179,000 VND</w:t>
+            </w:r>
+            <w:r>
+              <w:rPr>
+                <w:rFonts w:ascii="Segoe UI" w:hAnsi="Segoe UI" w:cs="Segoe UI"/>
+                <w:color w:val="2C3E50"/>
+                <w:sz w:val="27"/>
+                <w:szCs w:val="27"/>
+                <w:shd w:val="clear" w:color="auto" w:fill="FFFFFF"/>
+              </w:rPr>
+              <w:t> </w:t>
+            </w:r>
+          </w:p>
+        </w:tc>
+      </w:tr>
+      <w:tr>
+        <w:trPr>
+          <w:trHeight w:val="225"/>
+        </w:trPr>
+        <w:tc>
+          <w:tcPr>
+            <w:cnfStyle w:val="001000000000" w:firstRow="0" w:lastRow="0" w:firstColumn="1" w:lastColumn="0" w:oddVBand="0" w:evenVBand="0" w:oddHBand="0" w:evenHBand="0" w:firstRowFirstColumn="0" w:firstRowLastColumn="0" w:lastRowFirstColumn="0" w:lastRowLastColumn="0"/>
+            <w:tcW w:w="1679" w:type="dxa"/>
+          </w:tcPr>
+          <w:p>
+            <w:pPr>
+              <w:jc w:val="left"/>
+            </w:pPr>
+            <w:r>
+              <w:t xml:space="preserve">         10</w:t>
+            </w:r>
+          </w:p>
+        </w:tc>
+        <w:tc>
+          <w:tcPr>
+            <w:tcW w:w="1678" w:type="dxa"/>
+          </w:tcPr>
+          <w:p>
+            <w:pPr>
+              <w:pStyle w:val="Heading3"/>
+              <w:numPr>
+                <w:ilvl w:val="0"/>
+                <w:numId w:val="0"/>
+              </w:numPr>
+              <w:shd w:val="clear" w:color="auto" w:fill="FFFFFF"/>
+              <w:cnfStyle w:val="000000000000" w:firstRow="0" w:lastRow="0" w:firstColumn="0" w:lastColumn="0" w:oddVBand="0" w:evenVBand="0" w:oddHBand="0" w:evenHBand="0" w:firstRowFirstColumn="0" w:firstRowLastColumn="0" w:lastRowFirstColumn="0" w:lastRowLastColumn="0"/>
+              <w:rPr>
+                <w:rFonts w:ascii="Segoe UI" w:hAnsi="Segoe UI" w:cs="Segoe UI"/>
+                <w:color w:val="2C3E50"/>
+              </w:rPr>
+            </w:pPr>
+            <w:r>
+              <w:rPr>
+                <w:rFonts w:ascii="Segoe UI" w:hAnsi="Segoe UI" w:cs="Segoe UI"/>
+                <w:color w:val="2C3E50"/>
+              </w:rPr>
+              <w:t>Nho giáo và xã hội phong kiến Việt Nam</w:t>
+            </w:r>
+          </w:p>
+          <w:p>
+            <w:pPr>
+              <w:cnfStyle w:val="000000000000" w:firstRow="0" w:lastRow="0" w:firstColumn="0" w:lastColumn="0" w:oddVBand="0" w:evenVBand="0" w:oddHBand="0" w:evenHBand="0" w:firstRowFirstColumn="0" w:firstRowLastColumn="0" w:lastRowFirstColumn="0" w:lastRowLastColumn="0"/>
+            </w:pPr>
+          </w:p>
+        </w:tc>
+        <w:tc>
+          <w:tcPr>
+            <w:tcW w:w="1679" w:type="dxa"/>
+          </w:tcPr>
+          <w:p>
+            <w:pPr>
+              <w:cnfStyle w:val="000000000000" w:firstRow="0" w:lastRow="0" w:firstColumn="0" w:lastColumn="0" w:oddVBand="0" w:evenVBand="0" w:oddHBand="0" w:evenHBand="0" w:firstRowFirstColumn="0" w:firstRowLastColumn="0" w:lastRowFirstColumn="0" w:lastRowLastColumn="0"/>
+              <w:rPr>
+                <w:b/>
+                <w:bCs/>
+                <w:sz w:val="24"/>
+                <w:szCs w:val="24"/>
+              </w:rPr>
+            </w:pPr>
+            <w:r>
+              <w:rPr>
+                <w:rFonts w:ascii="Segoe UI" w:hAnsi="Segoe UI" w:cs="Segoe UI"/>
+                <w:b/>
+                <w:bCs/>
+                <w:color w:val="7F8C8D"/>
+                <w:sz w:val="24"/>
+                <w:szCs w:val="24"/>
+                <w:shd w:val="clear" w:color="auto" w:fill="FFFFFF"/>
+              </w:rPr>
+              <w:t>Tác giả: Ngô Sĩ Liên</w:t>
+            </w:r>
+          </w:p>
+        </w:tc>
+        <w:tc>
+          <w:tcPr>
+            <w:tcW w:w="1679" w:type="dxa"/>
+          </w:tcPr>
+          <w:p>
+            <w:pPr>
+              <w:cnfStyle w:val="000000000000" w:firstRow="0" w:lastRow="0" w:firstColumn="0" w:lastColumn="0" w:oddVBand="0" w:evenVBand="0" w:oddHBand="0" w:evenHBand="0" w:firstRowFirstColumn="0" w:firstRowLastColumn="0" w:lastRowFirstColumn="0" w:lastRowLastColumn="0"/>
+              <w:rPr>
+                <w:sz w:val="28"/>
+                <w:szCs w:val="28"/>
+              </w:rPr>
+            </w:pPr>
+            <w:r>
+              <w:rPr>
+                <w:rFonts w:ascii="Segoe UI" w:hAnsi="Segoe UI" w:cs="Segoe UI"/>
+                <w:b/>
+                <w:bCs/>
+                <w:color w:val="E74C3C"/>
+                <w:sz w:val="28"/>
+                <w:szCs w:val="28"/>
+                <w:shd w:val="clear" w:color="auto" w:fill="FFFFFF"/>
+              </w:rPr>
+              <w:t>249,000 VND</w:t>
+            </w:r>
           </w:p>
         </w:tc>
       </w:tr>
@@ -2872,6 +4010,9 @@
             <w:pPr>
               <w:jc w:val="left"/>
             </w:pPr>
+            <w:r>
+              <w:t xml:space="preserve">         11</w:t>
+            </w:r>
           </w:p>
         </w:tc>
         <w:tc>
@@ -2880,6 +4021,28 @@
           </w:tcPr>
           <w:p>
             <w:pPr>
+              <w:pStyle w:val="Heading3"/>
+              <w:numPr>
+                <w:ilvl w:val="0"/>
+                <w:numId w:val="0"/>
+              </w:numPr>
+              <w:shd w:val="clear" w:color="auto" w:fill="FFFFFF"/>
+              <w:cnfStyle w:val="000000000000" w:firstRow="0" w:lastRow="0" w:firstColumn="0" w:lastColumn="0" w:oddVBand="0" w:evenVBand="0" w:oddHBand="0" w:evenHBand="0" w:firstRowFirstColumn="0" w:firstRowLastColumn="0" w:lastRowFirstColumn="0" w:lastRowLastColumn="0"/>
+              <w:rPr>
+                <w:rFonts w:ascii="Segoe UI" w:hAnsi="Segoe UI" w:cs="Segoe UI"/>
+                <w:color w:val="2C3E50"/>
+              </w:rPr>
+            </w:pPr>
+            <w:r>
+              <w:rPr>
+                <w:rFonts w:ascii="Segoe UI" w:hAnsi="Segoe UI" w:cs="Segoe UI"/>
+                <w:color w:val="2C3E50"/>
+              </w:rPr>
+              <w:t>Giai đoạn độc lập dân tộc thế kỷ XIX</w:t>
+            </w:r>
+          </w:p>
+          <w:p>
+            <w:pPr>
               <w:cnfStyle w:val="000000000000" w:firstRow="0" w:lastRow="0" w:firstColumn="0" w:lastColumn="0" w:oddVBand="0" w:evenVBand="0" w:oddHBand="0" w:evenHBand="0" w:firstRowFirstColumn="0" w:firstRowLastColumn="0" w:lastRowFirstColumn="0" w:lastRowLastColumn="0"/>
             </w:pPr>
           </w:p>
@@ -2891,7 +4054,25 @@
           <w:p>
             <w:pPr>
               <w:cnfStyle w:val="000000000000" w:firstRow="0" w:lastRow="0" w:firstColumn="0" w:lastColumn="0" w:oddVBand="0" w:evenVBand="0" w:oddHBand="0" w:evenHBand="0" w:firstRowFirstColumn="0" w:firstRowLastColumn="0" w:lastRowFirstColumn="0" w:lastRowLastColumn="0"/>
+              <w:rPr>
+                <w:b/>
+                <w:bCs/>
+                <w:sz w:val="24"/>
+                <w:szCs w:val="24"/>
+              </w:rPr>
             </w:pPr>
+            <w:r>
+              <w:rPr>
+                <w:rFonts w:ascii="Segoe UI" w:hAnsi="Segoe UI" w:cs="Segoe UI"/>
+                <w:b/>
+                <w:bCs/>
+                <w:color w:val="7F8C8D"/>
+                <w:sz w:val="24"/>
+                <w:szCs w:val="24"/>
+                <w:shd w:val="clear" w:color="auto" w:fill="FFFFFF"/>
+              </w:rPr>
+              <w:t>Tác giả: Nguyễn Ái Quốc</w:t>
+            </w:r>
           </w:p>
         </w:tc>
         <w:tc>
@@ -2901,17 +4082,23 @@
           <w:p>
             <w:pPr>
               <w:cnfStyle w:val="000000000000" w:firstRow="0" w:lastRow="0" w:firstColumn="0" w:lastColumn="0" w:oddVBand="0" w:evenVBand="0" w:oddHBand="0" w:evenHBand="0" w:firstRowFirstColumn="0" w:firstRowLastColumn="0" w:lastRowFirstColumn="0" w:lastRowLastColumn="0"/>
+              <w:rPr>
+                <w:sz w:val="28"/>
+                <w:szCs w:val="28"/>
+              </w:rPr>
             </w:pPr>
-          </w:p>
-        </w:tc>
-        <w:tc>
-          <w:tcPr>
-            <w:tcW w:w="236" w:type="dxa"/>
-          </w:tcPr>
-          <w:p>
-            <w:pPr>
-              <w:cnfStyle w:val="000000000000" w:firstRow="0" w:lastRow="0" w:firstColumn="0" w:lastColumn="0" w:oddVBand="0" w:evenVBand="0" w:oddHBand="0" w:evenHBand="0" w:firstRowFirstColumn="0" w:firstRowLastColumn="0" w:lastRowFirstColumn="0" w:lastRowLastColumn="0"/>
-            </w:pPr>
+            <w:r>
+              <w:rPr>
+                <w:rFonts w:ascii="Segoe UI" w:hAnsi="Segoe UI" w:cs="Segoe UI"/>
+                <w:b/>
+                <w:bCs/>
+                <w:color w:val="E74C3C"/>
+                <w:sz w:val="28"/>
+                <w:szCs w:val="28"/>
+                <w:shd w:val="clear" w:color="auto" w:fill="FFFFFF"/>
+              </w:rPr>
+              <w:t>159,000 VND</w:t>
+            </w:r>
           </w:p>
         </w:tc>
       </w:tr>
@@ -2924,7 +4111,12 @@
             <w:cnfStyle w:val="001000000000" w:firstRow="0" w:lastRow="0" w:firstColumn="1" w:lastColumn="0" w:oddVBand="0" w:evenVBand="0" w:oddHBand="0" w:evenHBand="0" w:firstRowFirstColumn="0" w:firstRowLastColumn="0" w:lastRowFirstColumn="0" w:lastRowLastColumn="0"/>
             <w:tcW w:w="1679" w:type="dxa"/>
           </w:tcPr>
-          <w:p/>
+          <w:p>
+            <w:r>
+              <w:lastRenderedPageBreak/>
+              <w:t>12</w:t>
+            </w:r>
+          </w:p>
         </w:tc>
         <w:tc>
           <w:tcPr>
@@ -2932,6 +4124,28 @@
           </w:tcPr>
           <w:p>
             <w:pPr>
+              <w:pStyle w:val="Heading3"/>
+              <w:numPr>
+                <w:ilvl w:val="0"/>
+                <w:numId w:val="0"/>
+              </w:numPr>
+              <w:shd w:val="clear" w:color="auto" w:fill="FFFFFF"/>
+              <w:cnfStyle w:val="000000000000" w:firstRow="0" w:lastRow="0" w:firstColumn="0" w:lastColumn="0" w:oddVBand="0" w:evenVBand="0" w:oddHBand="0" w:evenHBand="0" w:firstRowFirstColumn="0" w:firstRowLastColumn="0" w:lastRowFirstColumn="0" w:lastRowLastColumn="0"/>
+              <w:rPr>
+                <w:rFonts w:ascii="Segoe UI" w:hAnsi="Segoe UI" w:cs="Segoe UI"/>
+                <w:color w:val="2C3E50"/>
+              </w:rPr>
+            </w:pPr>
+            <w:r>
+              <w:rPr>
+                <w:rFonts w:ascii="Segoe UI" w:hAnsi="Segoe UI" w:cs="Segoe UI"/>
+                <w:color w:val="2C3E50"/>
+              </w:rPr>
+              <w:t>Ngày thống nhất đất nước</w:t>
+            </w:r>
+          </w:p>
+          <w:p>
+            <w:pPr>
               <w:cnfStyle w:val="000000000000" w:firstRow="0" w:lastRow="0" w:firstColumn="0" w:lastColumn="0" w:oddVBand="0" w:evenVBand="0" w:oddHBand="0" w:evenHBand="0" w:firstRowFirstColumn="0" w:firstRowLastColumn="0" w:lastRowFirstColumn="0" w:lastRowLastColumn="0"/>
             </w:pPr>
           </w:p>
@@ -2943,7 +4157,25 @@
           <w:p>
             <w:pPr>
               <w:cnfStyle w:val="000000000000" w:firstRow="0" w:lastRow="0" w:firstColumn="0" w:lastColumn="0" w:oddVBand="0" w:evenVBand="0" w:oddHBand="0" w:evenHBand="0" w:firstRowFirstColumn="0" w:firstRowLastColumn="0" w:lastRowFirstColumn="0" w:lastRowLastColumn="0"/>
+              <w:rPr>
+                <w:b/>
+                <w:bCs/>
+                <w:sz w:val="24"/>
+                <w:szCs w:val="24"/>
+              </w:rPr>
             </w:pPr>
+            <w:r>
+              <w:rPr>
+                <w:rFonts w:ascii="Segoe UI" w:hAnsi="Segoe UI" w:cs="Segoe UI"/>
+                <w:b/>
+                <w:bCs/>
+                <w:color w:val="7F8C8D"/>
+                <w:sz w:val="24"/>
+                <w:szCs w:val="24"/>
+                <w:shd w:val="clear" w:color="auto" w:fill="FFFFFF"/>
+              </w:rPr>
+              <w:t>Tác giả: Lê Tắc</w:t>
+            </w:r>
           </w:p>
         </w:tc>
         <w:tc>
@@ -2953,17 +4185,23 @@
           <w:p>
             <w:pPr>
               <w:cnfStyle w:val="000000000000" w:firstRow="0" w:lastRow="0" w:firstColumn="0" w:lastColumn="0" w:oddVBand="0" w:evenVBand="0" w:oddHBand="0" w:evenHBand="0" w:firstRowFirstColumn="0" w:firstRowLastColumn="0" w:lastRowFirstColumn="0" w:lastRowLastColumn="0"/>
+              <w:rPr>
+                <w:sz w:val="28"/>
+                <w:szCs w:val="28"/>
+              </w:rPr>
             </w:pPr>
-          </w:p>
-        </w:tc>
-        <w:tc>
-          <w:tcPr>
-            <w:tcW w:w="236" w:type="dxa"/>
-          </w:tcPr>
-          <w:p>
-            <w:pPr>
-              <w:cnfStyle w:val="000000000000" w:firstRow="0" w:lastRow="0" w:firstColumn="0" w:lastColumn="0" w:oddVBand="0" w:evenVBand="0" w:oddHBand="0" w:evenHBand="0" w:firstRowFirstColumn="0" w:firstRowLastColumn="0" w:lastRowFirstColumn="0" w:lastRowLastColumn="0"/>
-            </w:pPr>
+            <w:r>
+              <w:rPr>
+                <w:rFonts w:ascii="Segoe UI" w:hAnsi="Segoe UI" w:cs="Segoe UI"/>
+                <w:b/>
+                <w:bCs/>
+                <w:color w:val="E74C3C"/>
+                <w:sz w:val="28"/>
+                <w:szCs w:val="28"/>
+                <w:shd w:val="clear" w:color="auto" w:fill="FFFFFF"/>
+              </w:rPr>
+              <w:t>199,000 VND</w:t>
+            </w:r>
           </w:p>
         </w:tc>
       </w:tr>
@@ -2976,7 +4214,11 @@
             <w:cnfStyle w:val="001000000000" w:firstRow="0" w:lastRow="0" w:firstColumn="1" w:lastColumn="0" w:oddVBand="0" w:evenVBand="0" w:oddHBand="0" w:evenHBand="0" w:firstRowFirstColumn="0" w:firstRowLastColumn="0" w:lastRowFirstColumn="0" w:lastRowLastColumn="0"/>
             <w:tcW w:w="1679" w:type="dxa"/>
           </w:tcPr>
-          <w:p/>
+          <w:p>
+            <w:r>
+              <w:t>13</w:t>
+            </w:r>
+          </w:p>
         </w:tc>
         <w:tc>
           <w:tcPr>
@@ -2984,6 +4226,28 @@
           </w:tcPr>
           <w:p>
             <w:pPr>
+              <w:pStyle w:val="Heading3"/>
+              <w:numPr>
+                <w:ilvl w:val="0"/>
+                <w:numId w:val="0"/>
+              </w:numPr>
+              <w:shd w:val="clear" w:color="auto" w:fill="FFFFFF"/>
+              <w:cnfStyle w:val="000000000000" w:firstRow="0" w:lastRow="0" w:firstColumn="0" w:lastColumn="0" w:oddVBand="0" w:evenVBand="0" w:oddHBand="0" w:evenHBand="0" w:firstRowFirstColumn="0" w:firstRowLastColumn="0" w:lastRowFirstColumn="0" w:lastRowLastColumn="0"/>
+              <w:rPr>
+                <w:rFonts w:ascii="Segoe UI" w:hAnsi="Segoe UI" w:cs="Segoe UI"/>
+                <w:color w:val="2C3E50"/>
+              </w:rPr>
+            </w:pPr>
+            <w:r>
+              <w:rPr>
+                <w:rFonts w:ascii="Segoe UI" w:hAnsi="Segoe UI" w:cs="Segoe UI"/>
+                <w:color w:val="2C3E50"/>
+              </w:rPr>
+              <w:t>Trần Hưng Đạo - Vị danh tướng lịch sử</w:t>
+            </w:r>
+          </w:p>
+          <w:p>
+            <w:pPr>
               <w:cnfStyle w:val="000000000000" w:firstRow="0" w:lastRow="0" w:firstColumn="0" w:lastColumn="0" w:oddVBand="0" w:evenVBand="0" w:oddHBand="0" w:evenHBand="0" w:firstRowFirstColumn="0" w:firstRowLastColumn="0" w:lastRowFirstColumn="0" w:lastRowLastColumn="0"/>
             </w:pPr>
           </w:p>
@@ -2995,7 +4259,25 @@
           <w:p>
             <w:pPr>
               <w:cnfStyle w:val="000000000000" w:firstRow="0" w:lastRow="0" w:firstColumn="0" w:lastColumn="0" w:oddVBand="0" w:evenVBand="0" w:oddHBand="0" w:evenHBand="0" w:firstRowFirstColumn="0" w:firstRowLastColumn="0" w:lastRowFirstColumn="0" w:lastRowLastColumn="0"/>
+              <w:rPr>
+                <w:b/>
+                <w:bCs/>
+                <w:sz w:val="24"/>
+                <w:szCs w:val="24"/>
+              </w:rPr>
             </w:pPr>
+            <w:r>
+              <w:rPr>
+                <w:rFonts w:ascii="Segoe UI" w:hAnsi="Segoe UI" w:cs="Segoe UI"/>
+                <w:b/>
+                <w:bCs/>
+                <w:color w:val="7F8C8D"/>
+                <w:sz w:val="24"/>
+                <w:szCs w:val="24"/>
+                <w:shd w:val="clear" w:color="auto" w:fill="FFFFFF"/>
+              </w:rPr>
+              <w:t>Tác giả: Phan Bội Châu</w:t>
+            </w:r>
           </w:p>
         </w:tc>
         <w:tc>
@@ -3005,17 +4287,23 @@
           <w:p>
             <w:pPr>
               <w:cnfStyle w:val="000000000000" w:firstRow="0" w:lastRow="0" w:firstColumn="0" w:lastColumn="0" w:oddVBand="0" w:evenVBand="0" w:oddHBand="0" w:evenHBand="0" w:firstRowFirstColumn="0" w:firstRowLastColumn="0" w:lastRowFirstColumn="0" w:lastRowLastColumn="0"/>
+              <w:rPr>
+                <w:sz w:val="28"/>
+                <w:szCs w:val="28"/>
+              </w:rPr>
             </w:pPr>
-          </w:p>
-        </w:tc>
-        <w:tc>
-          <w:tcPr>
-            <w:tcW w:w="236" w:type="dxa"/>
-          </w:tcPr>
-          <w:p>
-            <w:pPr>
-              <w:cnfStyle w:val="000000000000" w:firstRow="0" w:lastRow="0" w:firstColumn="0" w:lastColumn="0" w:oddVBand="0" w:evenVBand="0" w:oddHBand="0" w:evenHBand="0" w:firstRowFirstColumn="0" w:firstRowLastColumn="0" w:lastRowFirstColumn="0" w:lastRowLastColumn="0"/>
-            </w:pPr>
+            <w:r>
+              <w:rPr>
+                <w:rFonts w:ascii="Segoe UI" w:hAnsi="Segoe UI" w:cs="Segoe UI"/>
+                <w:b/>
+                <w:bCs/>
+                <w:color w:val="E74C3C"/>
+                <w:sz w:val="28"/>
+                <w:szCs w:val="28"/>
+                <w:shd w:val="clear" w:color="auto" w:fill="FFFFFF"/>
+              </w:rPr>
+              <w:t>189,000 VND</w:t>
+            </w:r>
           </w:p>
         </w:tc>
       </w:tr>
@@ -3028,7 +4316,11 @@
             <w:cnfStyle w:val="001000000000" w:firstRow="0" w:lastRow="0" w:firstColumn="1" w:lastColumn="0" w:oddVBand="0" w:evenVBand="0" w:oddHBand="0" w:evenHBand="0" w:firstRowFirstColumn="0" w:firstRowLastColumn="0" w:lastRowFirstColumn="0" w:lastRowLastColumn="0"/>
             <w:tcW w:w="1679" w:type="dxa"/>
           </w:tcPr>
-          <w:p/>
+          <w:p>
+            <w:r>
+              <w:t>14</w:t>
+            </w:r>
+          </w:p>
         </w:tc>
         <w:tc>
           <w:tcPr>
@@ -3036,6 +4328,28 @@
           </w:tcPr>
           <w:p>
             <w:pPr>
+              <w:pStyle w:val="Heading3"/>
+              <w:numPr>
+                <w:ilvl w:val="0"/>
+                <w:numId w:val="0"/>
+              </w:numPr>
+              <w:shd w:val="clear" w:color="auto" w:fill="FFFFFF"/>
+              <w:cnfStyle w:val="000000000000" w:firstRow="0" w:lastRow="0" w:firstColumn="0" w:lastColumn="0" w:oddVBand="0" w:evenVBand="0" w:oddHBand="0" w:evenHBand="0" w:firstRowFirstColumn="0" w:firstRowLastColumn="0" w:lastRowFirstColumn="0" w:lastRowLastColumn="0"/>
+              <w:rPr>
+                <w:rFonts w:ascii="Segoe UI" w:hAnsi="Segoe UI" w:cs="Segoe UI"/>
+                <w:color w:val="2C3E50"/>
+              </w:rPr>
+            </w:pPr>
+            <w:r>
+              <w:rPr>
+                <w:rFonts w:ascii="Segoe UI" w:hAnsi="Segoe UI" w:cs="Segoe UI"/>
+                <w:color w:val="2C3E50"/>
+              </w:rPr>
+              <w:t>Dân tộc việt nam ta là một dân tộc anh hùng</w:t>
+            </w:r>
+          </w:p>
+          <w:p>
+            <w:pPr>
               <w:cnfStyle w:val="000000000000" w:firstRow="0" w:lastRow="0" w:firstColumn="0" w:lastColumn="0" w:oddVBand="0" w:evenVBand="0" w:oddHBand="0" w:evenHBand="0" w:firstRowFirstColumn="0" w:firstRowLastColumn="0" w:lastRowFirstColumn="0" w:lastRowLastColumn="0"/>
             </w:pPr>
           </w:p>
@@ -3047,7 +4361,25 @@
           <w:p>
             <w:pPr>
               <w:cnfStyle w:val="000000000000" w:firstRow="0" w:lastRow="0" w:firstColumn="0" w:lastColumn="0" w:oddVBand="0" w:evenVBand="0" w:oddHBand="0" w:evenHBand="0" w:firstRowFirstColumn="0" w:firstRowLastColumn="0" w:lastRowFirstColumn="0" w:lastRowLastColumn="0"/>
+              <w:rPr>
+                <w:b/>
+                <w:bCs/>
+                <w:sz w:val="24"/>
+                <w:szCs w:val="24"/>
+              </w:rPr>
             </w:pPr>
+            <w:r>
+              <w:rPr>
+                <w:rFonts w:ascii="Segoe UI" w:hAnsi="Segoe UI" w:cs="Segoe UI"/>
+                <w:b/>
+                <w:bCs/>
+                <w:color w:val="7F8C8D"/>
+                <w:sz w:val="24"/>
+                <w:szCs w:val="24"/>
+                <w:shd w:val="clear" w:color="auto" w:fill="FFFFFF"/>
+              </w:rPr>
+              <w:t>Tác giả: Bùi Kỷ</w:t>
+            </w:r>
           </w:p>
         </w:tc>
         <w:tc>
@@ -3058,16 +4390,27 @@
             <w:pPr>
               <w:cnfStyle w:val="000000000000" w:firstRow="0" w:lastRow="0" w:firstColumn="0" w:lastColumn="0" w:oddVBand="0" w:evenVBand="0" w:oddHBand="0" w:evenHBand="0" w:firstRowFirstColumn="0" w:firstRowLastColumn="0" w:lastRowFirstColumn="0" w:lastRowLastColumn="0"/>
             </w:pPr>
-          </w:p>
-        </w:tc>
-        <w:tc>
-          <w:tcPr>
-            <w:tcW w:w="236" w:type="dxa"/>
-          </w:tcPr>
-          <w:p>
-            <w:pPr>
-              <w:cnfStyle w:val="000000000000" w:firstRow="0" w:lastRow="0" w:firstColumn="0" w:lastColumn="0" w:oddVBand="0" w:evenVBand="0" w:oddHBand="0" w:evenHBand="0" w:firstRowFirstColumn="0" w:firstRowLastColumn="0" w:lastRowFirstColumn="0" w:lastRowLastColumn="0"/>
-            </w:pPr>
+            <w:r>
+              <w:rPr>
+                <w:rStyle w:val="book-price"/>
+                <w:rFonts w:ascii="Segoe UI" w:hAnsi="Segoe UI" w:cs="Segoe UI"/>
+                <w:b/>
+                <w:bCs/>
+                <w:color w:val="E74C3C"/>
+                <w:shd w:val="clear" w:color="auto" w:fill="FFFFFF"/>
+              </w:rPr>
+              <w:t>219,000 VND</w:t>
+            </w:r>
+            <w:r>
+              <w:rPr>
+                <w:rFonts w:ascii="Segoe UI" w:hAnsi="Segoe UI" w:cs="Segoe UI"/>
+                <w:color w:val="2C3E50"/>
+                <w:sz w:val="27"/>
+                <w:szCs w:val="27"/>
+                <w:shd w:val="clear" w:color="auto" w:fill="FFFFFF"/>
+              </w:rPr>
+              <w:t> </w:t>
+            </w:r>
           </w:p>
         </w:tc>
       </w:tr>
@@ -3080,7 +4423,11 @@
             <w:cnfStyle w:val="001000000000" w:firstRow="0" w:lastRow="0" w:firstColumn="1" w:lastColumn="0" w:oddVBand="0" w:evenVBand="0" w:oddHBand="0" w:evenHBand="0" w:firstRowFirstColumn="0" w:firstRowLastColumn="0" w:lastRowFirstColumn="0" w:lastRowLastColumn="0"/>
             <w:tcW w:w="1679" w:type="dxa"/>
           </w:tcPr>
-          <w:p/>
+          <w:p>
+            <w:r>
+              <w:t>15</w:t>
+            </w:r>
+          </w:p>
         </w:tc>
         <w:tc>
           <w:tcPr>
@@ -3088,6 +4435,28 @@
           </w:tcPr>
           <w:p>
             <w:pPr>
+              <w:pStyle w:val="Heading3"/>
+              <w:numPr>
+                <w:ilvl w:val="0"/>
+                <w:numId w:val="0"/>
+              </w:numPr>
+              <w:shd w:val="clear" w:color="auto" w:fill="FFFFFF"/>
+              <w:cnfStyle w:val="000000000000" w:firstRow="0" w:lastRow="0" w:firstColumn="0" w:lastColumn="0" w:oddVBand="0" w:evenVBand="0" w:oddHBand="0" w:evenHBand="0" w:firstRowFirstColumn="0" w:firstRowLastColumn="0" w:lastRowFirstColumn="0" w:lastRowLastColumn="0"/>
+              <w:rPr>
+                <w:rFonts w:ascii="Segoe UI" w:hAnsi="Segoe UI" w:cs="Segoe UI"/>
+                <w:color w:val="2C3E50"/>
+              </w:rPr>
+            </w:pPr>
+            <w:r>
+              <w:rPr>
+                <w:rFonts w:ascii="Segoe UI" w:hAnsi="Segoe UI" w:cs="Segoe UI"/>
+                <w:color w:val="2C3E50"/>
+              </w:rPr>
+              <w:t>Kinh tế Việt Nam thăng trầm và đột phá</w:t>
+            </w:r>
+          </w:p>
+          <w:p>
+            <w:pPr>
               <w:cnfStyle w:val="000000000000" w:firstRow="0" w:lastRow="0" w:firstColumn="0" w:lastColumn="0" w:oddVBand="0" w:evenVBand="0" w:oddHBand="0" w:evenHBand="0" w:firstRowFirstColumn="0" w:firstRowLastColumn="0" w:lastRowFirstColumn="0" w:lastRowLastColumn="0"/>
             </w:pPr>
           </w:p>
@@ -3099,7 +4468,25 @@
           <w:p>
             <w:pPr>
               <w:cnfStyle w:val="000000000000" w:firstRow="0" w:lastRow="0" w:firstColumn="0" w:lastColumn="0" w:oddVBand="0" w:evenVBand="0" w:oddHBand="0" w:evenHBand="0" w:firstRowFirstColumn="0" w:firstRowLastColumn="0" w:lastRowFirstColumn="0" w:lastRowLastColumn="0"/>
+              <w:rPr>
+                <w:b/>
+                <w:bCs/>
+                <w:sz w:val="24"/>
+                <w:szCs w:val="24"/>
+              </w:rPr>
             </w:pPr>
+            <w:r>
+              <w:rPr>
+                <w:rFonts w:ascii="Segoe UI" w:hAnsi="Segoe UI" w:cs="Segoe UI"/>
+                <w:b/>
+                <w:bCs/>
+                <w:color w:val="7F8C8D"/>
+                <w:sz w:val="24"/>
+                <w:szCs w:val="24"/>
+                <w:shd w:val="clear" w:color="auto" w:fill="FFFFFF"/>
+              </w:rPr>
+              <w:t>Tác giả: Tôn Thất Tùng</w:t>
+            </w:r>
           </w:p>
         </w:tc>
         <w:tc>
@@ -3110,16 +4497,27 @@
             <w:pPr>
               <w:cnfStyle w:val="000000000000" w:firstRow="0" w:lastRow="0" w:firstColumn="0" w:lastColumn="0" w:oddVBand="0" w:evenVBand="0" w:oddHBand="0" w:evenHBand="0" w:firstRowFirstColumn="0" w:firstRowLastColumn="0" w:lastRowFirstColumn="0" w:lastRowLastColumn="0"/>
             </w:pPr>
-          </w:p>
-        </w:tc>
-        <w:tc>
-          <w:tcPr>
-            <w:tcW w:w="236" w:type="dxa"/>
-          </w:tcPr>
-          <w:p>
-            <w:pPr>
-              <w:cnfStyle w:val="000000000000" w:firstRow="0" w:lastRow="0" w:firstColumn="0" w:lastColumn="0" w:oddVBand="0" w:evenVBand="0" w:oddHBand="0" w:evenHBand="0" w:firstRowFirstColumn="0" w:firstRowLastColumn="0" w:lastRowFirstColumn="0" w:lastRowLastColumn="0"/>
-            </w:pPr>
+            <w:r>
+              <w:rPr>
+                <w:rStyle w:val="book-price"/>
+                <w:rFonts w:ascii="Segoe UI" w:hAnsi="Segoe UI" w:cs="Segoe UI"/>
+                <w:b/>
+                <w:bCs/>
+                <w:color w:val="E74C3C"/>
+                <w:shd w:val="clear" w:color="auto" w:fill="FFFFFF"/>
+              </w:rPr>
+              <w:t>209,000 VND</w:t>
+            </w:r>
+            <w:r>
+              <w:rPr>
+                <w:rFonts w:ascii="Segoe UI" w:hAnsi="Segoe UI" w:cs="Segoe UI"/>
+                <w:color w:val="2C3E50"/>
+                <w:sz w:val="27"/>
+                <w:szCs w:val="27"/>
+                <w:shd w:val="clear" w:color="auto" w:fill="FFFFFF"/>
+              </w:rPr>
+              <w:t> </w:t>
+            </w:r>
           </w:p>
         </w:tc>
       </w:tr>
@@ -3132,7 +4530,12 @@
             <w:cnfStyle w:val="001000000000" w:firstRow="0" w:lastRow="0" w:firstColumn="1" w:lastColumn="0" w:oddVBand="0" w:evenVBand="0" w:oddHBand="0" w:evenHBand="0" w:firstRowFirstColumn="0" w:firstRowLastColumn="0" w:lastRowFirstColumn="0" w:lastRowLastColumn="0"/>
             <w:tcW w:w="1679" w:type="dxa"/>
           </w:tcPr>
-          <w:p/>
+          <w:p>
+            <w:r>
+              <w:lastRenderedPageBreak/>
+              <w:t>16</w:t>
+            </w:r>
+          </w:p>
         </w:tc>
         <w:tc>
           <w:tcPr>
@@ -3140,6 +4543,28 @@
           </w:tcPr>
           <w:p>
             <w:pPr>
+              <w:pStyle w:val="Heading3"/>
+              <w:numPr>
+                <w:ilvl w:val="0"/>
+                <w:numId w:val="0"/>
+              </w:numPr>
+              <w:shd w:val="clear" w:color="auto" w:fill="FFFFFF"/>
+              <w:cnfStyle w:val="000000000000" w:firstRow="0" w:lastRow="0" w:firstColumn="0" w:lastColumn="0" w:oddVBand="0" w:evenVBand="0" w:oddHBand="0" w:evenHBand="0" w:firstRowFirstColumn="0" w:firstRowLastColumn="0" w:lastRowFirstColumn="0" w:lastRowLastColumn="0"/>
+              <w:rPr>
+                <w:rFonts w:ascii="Segoe UI" w:hAnsi="Segoe UI" w:cs="Segoe UI"/>
+                <w:color w:val="2C3E50"/>
+              </w:rPr>
+            </w:pPr>
+            <w:r>
+              <w:rPr>
+                <w:rFonts w:ascii="Segoe UI" w:hAnsi="Segoe UI" w:cs="Segoe UI"/>
+                <w:color w:val="2C3E50"/>
+              </w:rPr>
+              <w:t>Phan Bội Châu - Anh hùng chống thực dân</w:t>
+            </w:r>
+          </w:p>
+          <w:p>
+            <w:pPr>
               <w:cnfStyle w:val="000000000000" w:firstRow="0" w:lastRow="0" w:firstColumn="0" w:lastColumn="0" w:oddVBand="0" w:evenVBand="0" w:oddHBand="0" w:evenHBand="0" w:firstRowFirstColumn="0" w:firstRowLastColumn="0" w:lastRowFirstColumn="0" w:lastRowLastColumn="0"/>
             </w:pPr>
           </w:p>
@@ -3151,7 +4576,25 @@
           <w:p>
             <w:pPr>
               <w:cnfStyle w:val="000000000000" w:firstRow="0" w:lastRow="0" w:firstColumn="0" w:lastColumn="0" w:oddVBand="0" w:evenVBand="0" w:oddHBand="0" w:evenHBand="0" w:firstRowFirstColumn="0" w:firstRowLastColumn="0" w:lastRowFirstColumn="0" w:lastRowLastColumn="0"/>
+              <w:rPr>
+                <w:b/>
+                <w:bCs/>
+                <w:sz w:val="24"/>
+                <w:szCs w:val="24"/>
+              </w:rPr>
             </w:pPr>
+            <w:r>
+              <w:rPr>
+                <w:rFonts w:ascii="Segoe UI" w:hAnsi="Segoe UI" w:cs="Segoe UI"/>
+                <w:b/>
+                <w:bCs/>
+                <w:color w:val="7F8C8D"/>
+                <w:sz w:val="24"/>
+                <w:szCs w:val="24"/>
+                <w:shd w:val="clear" w:color="auto" w:fill="FFFFFF"/>
+              </w:rPr>
+              <w:t>Tác giả: Nguyễn Ổn Nhất</w:t>
+            </w:r>
           </w:p>
         </w:tc>
         <w:tc>
@@ -3161,17 +4604,23 @@
           <w:p>
             <w:pPr>
               <w:cnfStyle w:val="000000000000" w:firstRow="0" w:lastRow="0" w:firstColumn="0" w:lastColumn="0" w:oddVBand="0" w:evenVBand="0" w:oddHBand="0" w:evenHBand="0" w:firstRowFirstColumn="0" w:firstRowLastColumn="0" w:lastRowFirstColumn="0" w:lastRowLastColumn="0"/>
+              <w:rPr>
+                <w:sz w:val="28"/>
+                <w:szCs w:val="28"/>
+              </w:rPr>
             </w:pPr>
-          </w:p>
-        </w:tc>
-        <w:tc>
-          <w:tcPr>
-            <w:tcW w:w="236" w:type="dxa"/>
-          </w:tcPr>
-          <w:p>
-            <w:pPr>
-              <w:cnfStyle w:val="000000000000" w:firstRow="0" w:lastRow="0" w:firstColumn="0" w:lastColumn="0" w:oddVBand="0" w:evenVBand="0" w:oddHBand="0" w:evenHBand="0" w:firstRowFirstColumn="0" w:firstRowLastColumn="0" w:lastRowFirstColumn="0" w:lastRowLastColumn="0"/>
-            </w:pPr>
+            <w:r>
+              <w:rPr>
+                <w:rFonts w:ascii="Segoe UI" w:hAnsi="Segoe UI" w:cs="Segoe UI"/>
+                <w:b/>
+                <w:bCs/>
+                <w:color w:val="E74C3C"/>
+                <w:sz w:val="28"/>
+                <w:szCs w:val="28"/>
+                <w:shd w:val="clear" w:color="auto" w:fill="FFFFFF"/>
+              </w:rPr>
+              <w:t>169,000 VND</w:t>
+            </w:r>
           </w:p>
         </w:tc>
       </w:tr>
@@ -3184,7 +4633,11 @@
             <w:cnfStyle w:val="001000000000" w:firstRow="0" w:lastRow="0" w:firstColumn="1" w:lastColumn="0" w:oddVBand="0" w:evenVBand="0" w:oddHBand="0" w:evenHBand="0" w:firstRowFirstColumn="0" w:firstRowLastColumn="0" w:lastRowFirstColumn="0" w:lastRowLastColumn="0"/>
             <w:tcW w:w="1679" w:type="dxa"/>
           </w:tcPr>
-          <w:p/>
+          <w:p>
+            <w:r>
+              <w:t>17</w:t>
+            </w:r>
+          </w:p>
         </w:tc>
         <w:tc>
           <w:tcPr>
@@ -3192,6 +4645,28 @@
           </w:tcPr>
           <w:p>
             <w:pPr>
+              <w:pStyle w:val="Heading3"/>
+              <w:numPr>
+                <w:ilvl w:val="0"/>
+                <w:numId w:val="0"/>
+              </w:numPr>
+              <w:shd w:val="clear" w:color="auto" w:fill="FFFFFF"/>
+              <w:cnfStyle w:val="000000000000" w:firstRow="0" w:lastRow="0" w:firstColumn="0" w:lastColumn="0" w:oddVBand="0" w:evenVBand="0" w:oddHBand="0" w:evenHBand="0" w:firstRowFirstColumn="0" w:firstRowLastColumn="0" w:lastRowFirstColumn="0" w:lastRowLastColumn="0"/>
+              <w:rPr>
+                <w:rFonts w:ascii="Segoe UI" w:hAnsi="Segoe UI" w:cs="Segoe UI"/>
+                <w:color w:val="2C3E50"/>
+              </w:rPr>
+            </w:pPr>
+            <w:r>
+              <w:rPr>
+                <w:rFonts w:ascii="Segoe UI" w:hAnsi="Segoe UI" w:cs="Segoe UI"/>
+                <w:color w:val="2C3E50"/>
+              </w:rPr>
+              <w:t>Lịch sử Đại Việt - Từ thủa sơ khai</w:t>
+            </w:r>
+          </w:p>
+          <w:p>
+            <w:pPr>
               <w:cnfStyle w:val="000000000000" w:firstRow="0" w:lastRow="0" w:firstColumn="0" w:lastColumn="0" w:oddVBand="0" w:evenVBand="0" w:oddHBand="0" w:evenHBand="0" w:firstRowFirstColumn="0" w:firstRowLastColumn="0" w:lastRowFirstColumn="0" w:lastRowLastColumn="0"/>
             </w:pPr>
           </w:p>
@@ -3203,7 +4678,25 @@
           <w:p>
             <w:pPr>
               <w:cnfStyle w:val="000000000000" w:firstRow="0" w:lastRow="0" w:firstColumn="0" w:lastColumn="0" w:oddVBand="0" w:evenVBand="0" w:oddHBand="0" w:evenHBand="0" w:firstRowFirstColumn="0" w:firstRowLastColumn="0" w:lastRowFirstColumn="0" w:lastRowLastColumn="0"/>
+              <w:rPr>
+                <w:b/>
+                <w:bCs/>
+                <w:sz w:val="24"/>
+                <w:szCs w:val="24"/>
+              </w:rPr>
             </w:pPr>
+            <w:r>
+              <w:rPr>
+                <w:rFonts w:ascii="Segoe UI" w:hAnsi="Segoe UI" w:cs="Segoe UI"/>
+                <w:b/>
+                <w:bCs/>
+                <w:color w:val="7F8C8D"/>
+                <w:sz w:val="24"/>
+                <w:szCs w:val="24"/>
+                <w:shd w:val="clear" w:color="auto" w:fill="FFFFFF"/>
+              </w:rPr>
+              <w:t>Tác giả: Trịnh Hữu Tứ</w:t>
+            </w:r>
           </w:p>
         </w:tc>
         <w:tc>
@@ -3214,16 +4707,27 @@
             <w:pPr>
               <w:cnfStyle w:val="000000000000" w:firstRow="0" w:lastRow="0" w:firstColumn="0" w:lastColumn="0" w:oddVBand="0" w:evenVBand="0" w:oddHBand="0" w:evenHBand="0" w:firstRowFirstColumn="0" w:firstRowLastColumn="0" w:lastRowFirstColumn="0" w:lastRowLastColumn="0"/>
             </w:pPr>
-          </w:p>
-        </w:tc>
-        <w:tc>
-          <w:tcPr>
-            <w:tcW w:w="236" w:type="dxa"/>
-          </w:tcPr>
-          <w:p>
-            <w:pPr>
-              <w:cnfStyle w:val="000000000000" w:firstRow="0" w:lastRow="0" w:firstColumn="0" w:lastColumn="0" w:oddVBand="0" w:evenVBand="0" w:oddHBand="0" w:evenHBand="0" w:firstRowFirstColumn="0" w:firstRowLastColumn="0" w:lastRowFirstColumn="0" w:lastRowLastColumn="0"/>
-            </w:pPr>
+            <w:r>
+              <w:rPr>
+                <w:rStyle w:val="book-price"/>
+                <w:rFonts w:ascii="Segoe UI" w:hAnsi="Segoe UI" w:cs="Segoe UI"/>
+                <w:b/>
+                <w:bCs/>
+                <w:color w:val="E74C3C"/>
+                <w:shd w:val="clear" w:color="auto" w:fill="FFFFFF"/>
+              </w:rPr>
+              <w:t>239,000 VND</w:t>
+            </w:r>
+            <w:r>
+              <w:rPr>
+                <w:rFonts w:ascii="Segoe UI" w:hAnsi="Segoe UI" w:cs="Segoe UI"/>
+                <w:color w:val="2C3E50"/>
+                <w:sz w:val="27"/>
+                <w:szCs w:val="27"/>
+                <w:shd w:val="clear" w:color="auto" w:fill="FFFFFF"/>
+              </w:rPr>
+              <w:t> </w:t>
+            </w:r>
           </w:p>
         </w:tc>
       </w:tr>
@@ -3236,7 +4740,11 @@
             <w:cnfStyle w:val="001000000000" w:firstRow="0" w:lastRow="0" w:firstColumn="1" w:lastColumn="0" w:oddVBand="0" w:evenVBand="0" w:oddHBand="0" w:evenHBand="0" w:firstRowFirstColumn="0" w:firstRowLastColumn="0" w:lastRowFirstColumn="0" w:lastRowLastColumn="0"/>
             <w:tcW w:w="1679" w:type="dxa"/>
           </w:tcPr>
-          <w:p/>
+          <w:p>
+            <w:r>
+              <w:t>18</w:t>
+            </w:r>
+          </w:p>
         </w:tc>
         <w:tc>
           <w:tcPr>
@@ -3244,7 +4752,40 @@
           </w:tcPr>
           <w:p>
             <w:pPr>
+              <w:pStyle w:val="Heading3"/>
+              <w:numPr>
+                <w:ilvl w:val="0"/>
+                <w:numId w:val="0"/>
+              </w:numPr>
+              <w:shd w:val="clear" w:color="auto" w:fill="FFFFFF"/>
               <w:cnfStyle w:val="000000000000" w:firstRow="0" w:lastRow="0" w:firstColumn="0" w:lastColumn="0" w:oddVBand="0" w:evenVBand="0" w:oddHBand="0" w:evenHBand="0" w:firstRowFirstColumn="0" w:firstRowLastColumn="0" w:lastRowFirstColumn="0" w:lastRowLastColumn="0"/>
+              <w:rPr>
+                <w:rFonts w:ascii="Segoe UI" w:hAnsi="Segoe UI" w:cs="Segoe UI"/>
+                <w:color w:val="2C3E50"/>
+              </w:rPr>
+            </w:pPr>
+            <w:r>
+              <w:rPr>
+                <w:rFonts w:ascii="Segoe UI" w:hAnsi="Segoe UI" w:cs="Segoe UI"/>
+                <w:color w:val="2C3E50"/>
+              </w:rPr>
+              <w:t>Di sản văn hóa - Bản sắc Việt Nam</w:t>
+            </w:r>
+          </w:p>
+          <w:p>
+            <w:pPr>
+              <w:pStyle w:val="Heading3"/>
+              <w:numPr>
+                <w:ilvl w:val="0"/>
+                <w:numId w:val="0"/>
+              </w:numPr>
+              <w:shd w:val="clear" w:color="auto" w:fill="FFFFFF"/>
+              <w:outlineLvl w:val="2"/>
+              <w:cnfStyle w:val="000000000000" w:firstRow="0" w:lastRow="0" w:firstColumn="0" w:lastColumn="0" w:oddVBand="0" w:evenVBand="0" w:oddHBand="0" w:evenHBand="0" w:firstRowFirstColumn="0" w:firstRowLastColumn="0" w:lastRowFirstColumn="0" w:lastRowLastColumn="0"/>
+              <w:rPr>
+                <w:rFonts w:ascii="Segoe UI" w:hAnsi="Segoe UI" w:cs="Segoe UI"/>
+                <w:color w:val="2C3E50"/>
+              </w:rPr>
             </w:pPr>
           </w:p>
         </w:tc>
@@ -3255,7 +4796,28 @@
           <w:p>
             <w:pPr>
               <w:cnfStyle w:val="000000000000" w:firstRow="0" w:lastRow="0" w:firstColumn="0" w:lastColumn="0" w:oddVBand="0" w:evenVBand="0" w:oddHBand="0" w:evenHBand="0" w:firstRowFirstColumn="0" w:firstRowLastColumn="0" w:lastRowFirstColumn="0" w:lastRowLastColumn="0"/>
+              <w:rPr>
+                <w:rFonts w:ascii="Segoe UI" w:hAnsi="Segoe UI" w:cs="Segoe UI"/>
+                <w:b/>
+                <w:bCs/>
+                <w:color w:val="7F8C8D"/>
+                <w:sz w:val="24"/>
+                <w:szCs w:val="24"/>
+                <w:shd w:val="clear" w:color="auto" w:fill="FFFFFF"/>
+              </w:rPr>
             </w:pPr>
+            <w:r>
+              <w:rPr>
+                <w:rFonts w:ascii="Segoe UI" w:hAnsi="Segoe UI" w:cs="Segoe UI"/>
+                <w:b/>
+                <w:bCs/>
+                <w:color w:val="7F8C8D"/>
+                <w:sz w:val="24"/>
+                <w:szCs w:val="24"/>
+                <w:shd w:val="clear" w:color="auto" w:fill="FFFFFF"/>
+              </w:rPr>
+              <w:t>Tác giả: Tô Vĩnh Diện</w:t>
+            </w:r>
           </w:p>
         </w:tc>
         <w:tc>
@@ -3265,485 +4827,29 @@
           <w:p>
             <w:pPr>
               <w:cnfStyle w:val="000000000000" w:firstRow="0" w:lastRow="0" w:firstColumn="0" w:lastColumn="0" w:oddVBand="0" w:evenVBand="0" w:oddHBand="0" w:evenHBand="0" w:firstRowFirstColumn="0" w:firstRowLastColumn="0" w:lastRowFirstColumn="0" w:lastRowLastColumn="0"/>
+              <w:rPr>
+                <w:rStyle w:val="book-price"/>
+                <w:rFonts w:ascii="Segoe UI" w:hAnsi="Segoe UI" w:cs="Segoe UI"/>
+                <w:b/>
+                <w:bCs/>
+                <w:color w:val="E74C3C"/>
+                <w:sz w:val="28"/>
+                <w:szCs w:val="28"/>
+                <w:shd w:val="clear" w:color="auto" w:fill="FFFFFF"/>
+              </w:rPr>
             </w:pPr>
-          </w:p>
-        </w:tc>
-        <w:tc>
-          <w:tcPr>
-            <w:tcW w:w="236" w:type="dxa"/>
-          </w:tcPr>
-          <w:p>
-            <w:pPr>
-              <w:cnfStyle w:val="000000000000" w:firstRow="0" w:lastRow="0" w:firstColumn="0" w:lastColumn="0" w:oddVBand="0" w:evenVBand="0" w:oddHBand="0" w:evenHBand="0" w:firstRowFirstColumn="0" w:firstRowLastColumn="0" w:lastRowFirstColumn="0" w:lastRowLastColumn="0"/>
-            </w:pPr>
-          </w:p>
-        </w:tc>
-      </w:tr>
-      <w:tr>
-        <w:trPr>
-          <w:trHeight w:val="23"/>
-        </w:trPr>
-        <w:tc>
-          <w:tcPr>
-            <w:cnfStyle w:val="001000000000" w:firstRow="0" w:lastRow="0" w:firstColumn="1" w:lastColumn="0" w:oddVBand="0" w:evenVBand="0" w:oddHBand="0" w:evenHBand="0" w:firstRowFirstColumn="0" w:firstRowLastColumn="0" w:lastRowFirstColumn="0" w:lastRowLastColumn="0"/>
-            <w:tcW w:w="1679" w:type="dxa"/>
-          </w:tcPr>
-          <w:p/>
-        </w:tc>
-        <w:tc>
-          <w:tcPr>
-            <w:tcW w:w="1678" w:type="dxa"/>
-          </w:tcPr>
-          <w:p>
-            <w:pPr>
-              <w:cnfStyle w:val="000000000000" w:firstRow="0" w:lastRow="0" w:firstColumn="0" w:lastColumn="0" w:oddVBand="0" w:evenVBand="0" w:oddHBand="0" w:evenHBand="0" w:firstRowFirstColumn="0" w:firstRowLastColumn="0" w:lastRowFirstColumn="0" w:lastRowLastColumn="0"/>
-            </w:pPr>
-          </w:p>
-        </w:tc>
-        <w:tc>
-          <w:tcPr>
-            <w:tcW w:w="1679" w:type="dxa"/>
-          </w:tcPr>
-          <w:p>
-            <w:pPr>
-              <w:cnfStyle w:val="000000000000" w:firstRow="0" w:lastRow="0" w:firstColumn="0" w:lastColumn="0" w:oddVBand="0" w:evenVBand="0" w:oddHBand="0" w:evenHBand="0" w:firstRowFirstColumn="0" w:firstRowLastColumn="0" w:lastRowFirstColumn="0" w:lastRowLastColumn="0"/>
-            </w:pPr>
-          </w:p>
-        </w:tc>
-        <w:tc>
-          <w:tcPr>
-            <w:tcW w:w="1679" w:type="dxa"/>
-          </w:tcPr>
-          <w:p>
-            <w:pPr>
-              <w:cnfStyle w:val="000000000000" w:firstRow="0" w:lastRow="0" w:firstColumn="0" w:lastColumn="0" w:oddVBand="0" w:evenVBand="0" w:oddHBand="0" w:evenHBand="0" w:firstRowFirstColumn="0" w:firstRowLastColumn="0" w:lastRowFirstColumn="0" w:lastRowLastColumn="0"/>
-            </w:pPr>
-          </w:p>
-        </w:tc>
-        <w:tc>
-          <w:tcPr>
-            <w:tcW w:w="236" w:type="dxa"/>
-          </w:tcPr>
-          <w:p>
-            <w:pPr>
-              <w:cnfStyle w:val="000000000000" w:firstRow="0" w:lastRow="0" w:firstColumn="0" w:lastColumn="0" w:oddVBand="0" w:evenVBand="0" w:oddHBand="0" w:evenHBand="0" w:firstRowFirstColumn="0" w:firstRowLastColumn="0" w:lastRowFirstColumn="0" w:lastRowLastColumn="0"/>
-            </w:pPr>
-          </w:p>
-        </w:tc>
-      </w:tr>
-      <w:tr>
-        <w:trPr>
-          <w:trHeight w:val="23"/>
-        </w:trPr>
-        <w:tc>
-          <w:tcPr>
-            <w:cnfStyle w:val="001000000000" w:firstRow="0" w:lastRow="0" w:firstColumn="1" w:lastColumn="0" w:oddVBand="0" w:evenVBand="0" w:oddHBand="0" w:evenHBand="0" w:firstRowFirstColumn="0" w:firstRowLastColumn="0" w:lastRowFirstColumn="0" w:lastRowLastColumn="0"/>
-            <w:tcW w:w="1679" w:type="dxa"/>
-          </w:tcPr>
-          <w:p/>
-        </w:tc>
-        <w:tc>
-          <w:tcPr>
-            <w:tcW w:w="1678" w:type="dxa"/>
-          </w:tcPr>
-          <w:p>
-            <w:pPr>
-              <w:cnfStyle w:val="000000000000" w:firstRow="0" w:lastRow="0" w:firstColumn="0" w:lastColumn="0" w:oddVBand="0" w:evenVBand="0" w:oddHBand="0" w:evenHBand="0" w:firstRowFirstColumn="0" w:firstRowLastColumn="0" w:lastRowFirstColumn="0" w:lastRowLastColumn="0"/>
-            </w:pPr>
-          </w:p>
-        </w:tc>
-        <w:tc>
-          <w:tcPr>
-            <w:tcW w:w="1679" w:type="dxa"/>
-          </w:tcPr>
-          <w:p>
-            <w:pPr>
-              <w:cnfStyle w:val="000000000000" w:firstRow="0" w:lastRow="0" w:firstColumn="0" w:lastColumn="0" w:oddVBand="0" w:evenVBand="0" w:oddHBand="0" w:evenHBand="0" w:firstRowFirstColumn="0" w:firstRowLastColumn="0" w:lastRowFirstColumn="0" w:lastRowLastColumn="0"/>
-            </w:pPr>
-          </w:p>
-        </w:tc>
-        <w:tc>
-          <w:tcPr>
-            <w:tcW w:w="1679" w:type="dxa"/>
-          </w:tcPr>
-          <w:p>
-            <w:pPr>
-              <w:cnfStyle w:val="000000000000" w:firstRow="0" w:lastRow="0" w:firstColumn="0" w:lastColumn="0" w:oddVBand="0" w:evenVBand="0" w:oddHBand="0" w:evenHBand="0" w:firstRowFirstColumn="0" w:firstRowLastColumn="0" w:lastRowFirstColumn="0" w:lastRowLastColumn="0"/>
-            </w:pPr>
-          </w:p>
-        </w:tc>
-        <w:tc>
-          <w:tcPr>
-            <w:tcW w:w="236" w:type="dxa"/>
-          </w:tcPr>
-          <w:p>
-            <w:pPr>
-              <w:cnfStyle w:val="000000000000" w:firstRow="0" w:lastRow="0" w:firstColumn="0" w:lastColumn="0" w:oddVBand="0" w:evenVBand="0" w:oddHBand="0" w:evenHBand="0" w:firstRowFirstColumn="0" w:firstRowLastColumn="0" w:lastRowFirstColumn="0" w:lastRowLastColumn="0"/>
-            </w:pPr>
-          </w:p>
-        </w:tc>
-      </w:tr>
-      <w:tr>
-        <w:trPr>
-          <w:trHeight w:val="23"/>
-        </w:trPr>
-        <w:tc>
-          <w:tcPr>
-            <w:cnfStyle w:val="001000000000" w:firstRow="0" w:lastRow="0" w:firstColumn="1" w:lastColumn="0" w:oddVBand="0" w:evenVBand="0" w:oddHBand="0" w:evenHBand="0" w:firstRowFirstColumn="0" w:firstRowLastColumn="0" w:lastRowFirstColumn="0" w:lastRowLastColumn="0"/>
-            <w:tcW w:w="1679" w:type="dxa"/>
-          </w:tcPr>
-          <w:p/>
-        </w:tc>
-        <w:tc>
-          <w:tcPr>
-            <w:tcW w:w="1678" w:type="dxa"/>
-          </w:tcPr>
-          <w:p>
-            <w:pPr>
-              <w:cnfStyle w:val="000000000000" w:firstRow="0" w:lastRow="0" w:firstColumn="0" w:lastColumn="0" w:oddVBand="0" w:evenVBand="0" w:oddHBand="0" w:evenHBand="0" w:firstRowFirstColumn="0" w:firstRowLastColumn="0" w:lastRowFirstColumn="0" w:lastRowLastColumn="0"/>
-            </w:pPr>
-          </w:p>
-        </w:tc>
-        <w:tc>
-          <w:tcPr>
-            <w:tcW w:w="1679" w:type="dxa"/>
-          </w:tcPr>
-          <w:p>
-            <w:pPr>
-              <w:cnfStyle w:val="000000000000" w:firstRow="0" w:lastRow="0" w:firstColumn="0" w:lastColumn="0" w:oddVBand="0" w:evenVBand="0" w:oddHBand="0" w:evenHBand="0" w:firstRowFirstColumn="0" w:firstRowLastColumn="0" w:lastRowFirstColumn="0" w:lastRowLastColumn="0"/>
-            </w:pPr>
-          </w:p>
-        </w:tc>
-        <w:tc>
-          <w:tcPr>
-            <w:tcW w:w="1679" w:type="dxa"/>
-          </w:tcPr>
-          <w:p>
-            <w:pPr>
-              <w:cnfStyle w:val="000000000000" w:firstRow="0" w:lastRow="0" w:firstColumn="0" w:lastColumn="0" w:oddVBand="0" w:evenVBand="0" w:oddHBand="0" w:evenHBand="0" w:firstRowFirstColumn="0" w:firstRowLastColumn="0" w:lastRowFirstColumn="0" w:lastRowLastColumn="0"/>
-            </w:pPr>
-          </w:p>
-        </w:tc>
-        <w:tc>
-          <w:tcPr>
-            <w:tcW w:w="236" w:type="dxa"/>
-          </w:tcPr>
-          <w:p>
-            <w:pPr>
-              <w:cnfStyle w:val="000000000000" w:firstRow="0" w:lastRow="0" w:firstColumn="0" w:lastColumn="0" w:oddVBand="0" w:evenVBand="0" w:oddHBand="0" w:evenHBand="0" w:firstRowFirstColumn="0" w:firstRowLastColumn="0" w:lastRowFirstColumn="0" w:lastRowLastColumn="0"/>
-            </w:pPr>
-          </w:p>
-        </w:tc>
-      </w:tr>
-      <w:tr>
-        <w:trPr>
-          <w:trHeight w:val="23"/>
-        </w:trPr>
-        <w:tc>
-          <w:tcPr>
-            <w:cnfStyle w:val="001000000000" w:firstRow="0" w:lastRow="0" w:firstColumn="1" w:lastColumn="0" w:oddVBand="0" w:evenVBand="0" w:oddHBand="0" w:evenHBand="0" w:firstRowFirstColumn="0" w:firstRowLastColumn="0" w:lastRowFirstColumn="0" w:lastRowLastColumn="0"/>
-            <w:tcW w:w="1679" w:type="dxa"/>
-          </w:tcPr>
-          <w:p/>
-        </w:tc>
-        <w:tc>
-          <w:tcPr>
-            <w:tcW w:w="1678" w:type="dxa"/>
-          </w:tcPr>
-          <w:p>
-            <w:pPr>
-              <w:cnfStyle w:val="000000000000" w:firstRow="0" w:lastRow="0" w:firstColumn="0" w:lastColumn="0" w:oddVBand="0" w:evenVBand="0" w:oddHBand="0" w:evenHBand="0" w:firstRowFirstColumn="0" w:firstRowLastColumn="0" w:lastRowFirstColumn="0" w:lastRowLastColumn="0"/>
-            </w:pPr>
-          </w:p>
-        </w:tc>
-        <w:tc>
-          <w:tcPr>
-            <w:tcW w:w="1679" w:type="dxa"/>
-          </w:tcPr>
-          <w:p>
-            <w:pPr>
-              <w:cnfStyle w:val="000000000000" w:firstRow="0" w:lastRow="0" w:firstColumn="0" w:lastColumn="0" w:oddVBand="0" w:evenVBand="0" w:oddHBand="0" w:evenHBand="0" w:firstRowFirstColumn="0" w:firstRowLastColumn="0" w:lastRowFirstColumn="0" w:lastRowLastColumn="0"/>
-            </w:pPr>
-          </w:p>
-        </w:tc>
-        <w:tc>
-          <w:tcPr>
-            <w:tcW w:w="1679" w:type="dxa"/>
-          </w:tcPr>
-          <w:p>
-            <w:pPr>
-              <w:cnfStyle w:val="000000000000" w:firstRow="0" w:lastRow="0" w:firstColumn="0" w:lastColumn="0" w:oddVBand="0" w:evenVBand="0" w:oddHBand="0" w:evenHBand="0" w:firstRowFirstColumn="0" w:firstRowLastColumn="0" w:lastRowFirstColumn="0" w:lastRowLastColumn="0"/>
-            </w:pPr>
-          </w:p>
-        </w:tc>
-        <w:tc>
-          <w:tcPr>
-            <w:tcW w:w="236" w:type="dxa"/>
-          </w:tcPr>
-          <w:p>
-            <w:pPr>
-              <w:cnfStyle w:val="000000000000" w:firstRow="0" w:lastRow="0" w:firstColumn="0" w:lastColumn="0" w:oddVBand="0" w:evenVBand="0" w:oddHBand="0" w:evenHBand="0" w:firstRowFirstColumn="0" w:firstRowLastColumn="0" w:lastRowFirstColumn="0" w:lastRowLastColumn="0"/>
-            </w:pPr>
-          </w:p>
-        </w:tc>
-      </w:tr>
-      <w:tr>
-        <w:trPr>
-          <w:trHeight w:val="23"/>
-        </w:trPr>
-        <w:tc>
-          <w:tcPr>
-            <w:cnfStyle w:val="001000000000" w:firstRow="0" w:lastRow="0" w:firstColumn="1" w:lastColumn="0" w:oddVBand="0" w:evenVBand="0" w:oddHBand="0" w:evenHBand="0" w:firstRowFirstColumn="0" w:firstRowLastColumn="0" w:lastRowFirstColumn="0" w:lastRowLastColumn="0"/>
-            <w:tcW w:w="1679" w:type="dxa"/>
-          </w:tcPr>
-          <w:p/>
-        </w:tc>
-        <w:tc>
-          <w:tcPr>
-            <w:tcW w:w="1678" w:type="dxa"/>
-          </w:tcPr>
-          <w:p>
-            <w:pPr>
-              <w:cnfStyle w:val="000000000000" w:firstRow="0" w:lastRow="0" w:firstColumn="0" w:lastColumn="0" w:oddVBand="0" w:evenVBand="0" w:oddHBand="0" w:evenHBand="0" w:firstRowFirstColumn="0" w:firstRowLastColumn="0" w:lastRowFirstColumn="0" w:lastRowLastColumn="0"/>
-            </w:pPr>
-          </w:p>
-        </w:tc>
-        <w:tc>
-          <w:tcPr>
-            <w:tcW w:w="1679" w:type="dxa"/>
-          </w:tcPr>
-          <w:p>
-            <w:pPr>
-              <w:cnfStyle w:val="000000000000" w:firstRow="0" w:lastRow="0" w:firstColumn="0" w:lastColumn="0" w:oddVBand="0" w:evenVBand="0" w:oddHBand="0" w:evenHBand="0" w:firstRowFirstColumn="0" w:firstRowLastColumn="0" w:lastRowFirstColumn="0" w:lastRowLastColumn="0"/>
-            </w:pPr>
-          </w:p>
-        </w:tc>
-        <w:tc>
-          <w:tcPr>
-            <w:tcW w:w="1679" w:type="dxa"/>
-          </w:tcPr>
-          <w:p>
-            <w:pPr>
-              <w:cnfStyle w:val="000000000000" w:firstRow="0" w:lastRow="0" w:firstColumn="0" w:lastColumn="0" w:oddVBand="0" w:evenVBand="0" w:oddHBand="0" w:evenHBand="0" w:firstRowFirstColumn="0" w:firstRowLastColumn="0" w:lastRowFirstColumn="0" w:lastRowLastColumn="0"/>
-            </w:pPr>
-          </w:p>
-        </w:tc>
-        <w:tc>
-          <w:tcPr>
-            <w:tcW w:w="236" w:type="dxa"/>
-          </w:tcPr>
-          <w:p>
-            <w:pPr>
-              <w:cnfStyle w:val="000000000000" w:firstRow="0" w:lastRow="0" w:firstColumn="0" w:lastColumn="0" w:oddVBand="0" w:evenVBand="0" w:oddHBand="0" w:evenHBand="0" w:firstRowFirstColumn="0" w:firstRowLastColumn="0" w:lastRowFirstColumn="0" w:lastRowLastColumn="0"/>
-            </w:pPr>
-          </w:p>
-        </w:tc>
-      </w:tr>
-      <w:tr>
-        <w:trPr>
-          <w:trHeight w:val="23"/>
-        </w:trPr>
-        <w:tc>
-          <w:tcPr>
-            <w:cnfStyle w:val="001000000000" w:firstRow="0" w:lastRow="0" w:firstColumn="1" w:lastColumn="0" w:oddVBand="0" w:evenVBand="0" w:oddHBand="0" w:evenHBand="0" w:firstRowFirstColumn="0" w:firstRowLastColumn="0" w:lastRowFirstColumn="0" w:lastRowLastColumn="0"/>
-            <w:tcW w:w="1679" w:type="dxa"/>
-          </w:tcPr>
-          <w:p/>
-        </w:tc>
-        <w:tc>
-          <w:tcPr>
-            <w:tcW w:w="1678" w:type="dxa"/>
-          </w:tcPr>
-          <w:p>
-            <w:pPr>
-              <w:cnfStyle w:val="000000000000" w:firstRow="0" w:lastRow="0" w:firstColumn="0" w:lastColumn="0" w:oddVBand="0" w:evenVBand="0" w:oddHBand="0" w:evenHBand="0" w:firstRowFirstColumn="0" w:firstRowLastColumn="0" w:lastRowFirstColumn="0" w:lastRowLastColumn="0"/>
-            </w:pPr>
-          </w:p>
-        </w:tc>
-        <w:tc>
-          <w:tcPr>
-            <w:tcW w:w="1679" w:type="dxa"/>
-          </w:tcPr>
-          <w:p>
-            <w:pPr>
-              <w:cnfStyle w:val="000000000000" w:firstRow="0" w:lastRow="0" w:firstColumn="0" w:lastColumn="0" w:oddVBand="0" w:evenVBand="0" w:oddHBand="0" w:evenHBand="0" w:firstRowFirstColumn="0" w:firstRowLastColumn="0" w:lastRowFirstColumn="0" w:lastRowLastColumn="0"/>
-            </w:pPr>
-          </w:p>
-        </w:tc>
-        <w:tc>
-          <w:tcPr>
-            <w:tcW w:w="1679" w:type="dxa"/>
-          </w:tcPr>
-          <w:p>
-            <w:pPr>
-              <w:cnfStyle w:val="000000000000" w:firstRow="0" w:lastRow="0" w:firstColumn="0" w:lastColumn="0" w:oddVBand="0" w:evenVBand="0" w:oddHBand="0" w:evenHBand="0" w:firstRowFirstColumn="0" w:firstRowLastColumn="0" w:lastRowFirstColumn="0" w:lastRowLastColumn="0"/>
-            </w:pPr>
-          </w:p>
-        </w:tc>
-        <w:tc>
-          <w:tcPr>
-            <w:tcW w:w="236" w:type="dxa"/>
-          </w:tcPr>
-          <w:p>
-            <w:pPr>
-              <w:cnfStyle w:val="000000000000" w:firstRow="0" w:lastRow="0" w:firstColumn="0" w:lastColumn="0" w:oddVBand="0" w:evenVBand="0" w:oddHBand="0" w:evenHBand="0" w:firstRowFirstColumn="0" w:firstRowLastColumn="0" w:lastRowFirstColumn="0" w:lastRowLastColumn="0"/>
-            </w:pPr>
-          </w:p>
-        </w:tc>
-      </w:tr>
-      <w:tr>
-        <w:trPr>
-          <w:trHeight w:val="23"/>
-        </w:trPr>
-        <w:tc>
-          <w:tcPr>
-            <w:cnfStyle w:val="001000000000" w:firstRow="0" w:lastRow="0" w:firstColumn="1" w:lastColumn="0" w:oddVBand="0" w:evenVBand="0" w:oddHBand="0" w:evenHBand="0" w:firstRowFirstColumn="0" w:firstRowLastColumn="0" w:lastRowFirstColumn="0" w:lastRowLastColumn="0"/>
-            <w:tcW w:w="1679" w:type="dxa"/>
-          </w:tcPr>
-          <w:p/>
-        </w:tc>
-        <w:tc>
-          <w:tcPr>
-            <w:tcW w:w="1678" w:type="dxa"/>
-          </w:tcPr>
-          <w:p>
-            <w:pPr>
-              <w:cnfStyle w:val="000000000000" w:firstRow="0" w:lastRow="0" w:firstColumn="0" w:lastColumn="0" w:oddVBand="0" w:evenVBand="0" w:oddHBand="0" w:evenHBand="0" w:firstRowFirstColumn="0" w:firstRowLastColumn="0" w:lastRowFirstColumn="0" w:lastRowLastColumn="0"/>
-            </w:pPr>
-          </w:p>
-        </w:tc>
-        <w:tc>
-          <w:tcPr>
-            <w:tcW w:w="1679" w:type="dxa"/>
-          </w:tcPr>
-          <w:p>
-            <w:pPr>
-              <w:cnfStyle w:val="000000000000" w:firstRow="0" w:lastRow="0" w:firstColumn="0" w:lastColumn="0" w:oddVBand="0" w:evenVBand="0" w:oddHBand="0" w:evenHBand="0" w:firstRowFirstColumn="0" w:firstRowLastColumn="0" w:lastRowFirstColumn="0" w:lastRowLastColumn="0"/>
-            </w:pPr>
-          </w:p>
-        </w:tc>
-        <w:tc>
-          <w:tcPr>
-            <w:tcW w:w="1679" w:type="dxa"/>
-          </w:tcPr>
-          <w:p>
-            <w:pPr>
-              <w:cnfStyle w:val="000000000000" w:firstRow="0" w:lastRow="0" w:firstColumn="0" w:lastColumn="0" w:oddVBand="0" w:evenVBand="0" w:oddHBand="0" w:evenHBand="0" w:firstRowFirstColumn="0" w:firstRowLastColumn="0" w:lastRowFirstColumn="0" w:lastRowLastColumn="0"/>
-            </w:pPr>
-          </w:p>
-        </w:tc>
-        <w:tc>
-          <w:tcPr>
-            <w:tcW w:w="236" w:type="dxa"/>
-          </w:tcPr>
-          <w:p>
-            <w:pPr>
-              <w:cnfStyle w:val="000000000000" w:firstRow="0" w:lastRow="0" w:firstColumn="0" w:lastColumn="0" w:oddVBand="0" w:evenVBand="0" w:oddHBand="0" w:evenHBand="0" w:firstRowFirstColumn="0" w:firstRowLastColumn="0" w:lastRowFirstColumn="0" w:lastRowLastColumn="0"/>
-            </w:pPr>
-          </w:p>
-        </w:tc>
-      </w:tr>
-      <w:tr>
-        <w:trPr>
-          <w:trHeight w:val="23"/>
-        </w:trPr>
-        <w:tc>
-          <w:tcPr>
-            <w:cnfStyle w:val="001000000000" w:firstRow="0" w:lastRow="0" w:firstColumn="1" w:lastColumn="0" w:oddVBand="0" w:evenVBand="0" w:oddHBand="0" w:evenHBand="0" w:firstRowFirstColumn="0" w:firstRowLastColumn="0" w:lastRowFirstColumn="0" w:lastRowLastColumn="0"/>
-            <w:tcW w:w="1679" w:type="dxa"/>
-          </w:tcPr>
-          <w:p/>
-        </w:tc>
-        <w:tc>
-          <w:tcPr>
-            <w:tcW w:w="1678" w:type="dxa"/>
-          </w:tcPr>
-          <w:p>
-            <w:pPr>
-              <w:cnfStyle w:val="000000000000" w:firstRow="0" w:lastRow="0" w:firstColumn="0" w:lastColumn="0" w:oddVBand="0" w:evenVBand="0" w:oddHBand="0" w:evenHBand="0" w:firstRowFirstColumn="0" w:firstRowLastColumn="0" w:lastRowFirstColumn="0" w:lastRowLastColumn="0"/>
-            </w:pPr>
-          </w:p>
-        </w:tc>
-        <w:tc>
-          <w:tcPr>
-            <w:tcW w:w="1679" w:type="dxa"/>
-          </w:tcPr>
-          <w:p>
-            <w:pPr>
-              <w:cnfStyle w:val="000000000000" w:firstRow="0" w:lastRow="0" w:firstColumn="0" w:lastColumn="0" w:oddVBand="0" w:evenVBand="0" w:oddHBand="0" w:evenHBand="0" w:firstRowFirstColumn="0" w:firstRowLastColumn="0" w:lastRowFirstColumn="0" w:lastRowLastColumn="0"/>
-            </w:pPr>
-          </w:p>
-        </w:tc>
-        <w:tc>
-          <w:tcPr>
-            <w:tcW w:w="1679" w:type="dxa"/>
-          </w:tcPr>
-          <w:p>
-            <w:pPr>
-              <w:cnfStyle w:val="000000000000" w:firstRow="0" w:lastRow="0" w:firstColumn="0" w:lastColumn="0" w:oddVBand="0" w:evenVBand="0" w:oddHBand="0" w:evenHBand="0" w:firstRowFirstColumn="0" w:firstRowLastColumn="0" w:lastRowFirstColumn="0" w:lastRowLastColumn="0"/>
-            </w:pPr>
-          </w:p>
-        </w:tc>
-        <w:tc>
-          <w:tcPr>
-            <w:tcW w:w="236" w:type="dxa"/>
-          </w:tcPr>
-          <w:p>
-            <w:pPr>
-              <w:cnfStyle w:val="000000000000" w:firstRow="0" w:lastRow="0" w:firstColumn="0" w:lastColumn="0" w:oddVBand="0" w:evenVBand="0" w:oddHBand="0" w:evenHBand="0" w:firstRowFirstColumn="0" w:firstRowLastColumn="0" w:lastRowFirstColumn="0" w:lastRowLastColumn="0"/>
-            </w:pPr>
-          </w:p>
-        </w:tc>
-      </w:tr>
-      <w:tr>
-        <w:trPr>
-          <w:trHeight w:val="23"/>
-        </w:trPr>
-        <w:tc>
-          <w:tcPr>
-            <w:cnfStyle w:val="001000000000" w:firstRow="0" w:lastRow="0" w:firstColumn="1" w:lastColumn="0" w:oddVBand="0" w:evenVBand="0" w:oddHBand="0" w:evenHBand="0" w:firstRowFirstColumn="0" w:firstRowLastColumn="0" w:lastRowFirstColumn="0" w:lastRowLastColumn="0"/>
-            <w:tcW w:w="1679" w:type="dxa"/>
-          </w:tcPr>
-          <w:p/>
-        </w:tc>
-        <w:tc>
-          <w:tcPr>
-            <w:tcW w:w="1678" w:type="dxa"/>
-          </w:tcPr>
-          <w:p>
-            <w:pPr>
-              <w:cnfStyle w:val="000000000000" w:firstRow="0" w:lastRow="0" w:firstColumn="0" w:lastColumn="0" w:oddVBand="0" w:evenVBand="0" w:oddHBand="0" w:evenHBand="0" w:firstRowFirstColumn="0" w:firstRowLastColumn="0" w:lastRowFirstColumn="0" w:lastRowLastColumn="0"/>
-            </w:pPr>
-          </w:p>
-        </w:tc>
-        <w:tc>
-          <w:tcPr>
-            <w:tcW w:w="1679" w:type="dxa"/>
-          </w:tcPr>
-          <w:p>
-            <w:pPr>
-              <w:cnfStyle w:val="000000000000" w:firstRow="0" w:lastRow="0" w:firstColumn="0" w:lastColumn="0" w:oddVBand="0" w:evenVBand="0" w:oddHBand="0" w:evenHBand="0" w:firstRowFirstColumn="0" w:firstRowLastColumn="0" w:lastRowFirstColumn="0" w:lastRowLastColumn="0"/>
-            </w:pPr>
-          </w:p>
-        </w:tc>
-        <w:tc>
-          <w:tcPr>
-            <w:tcW w:w="1679" w:type="dxa"/>
-          </w:tcPr>
-          <w:p>
-            <w:pPr>
-              <w:cnfStyle w:val="000000000000" w:firstRow="0" w:lastRow="0" w:firstColumn="0" w:lastColumn="0" w:oddVBand="0" w:evenVBand="0" w:oddHBand="0" w:evenHBand="0" w:firstRowFirstColumn="0" w:firstRowLastColumn="0" w:lastRowFirstColumn="0" w:lastRowLastColumn="0"/>
-            </w:pPr>
-          </w:p>
-        </w:tc>
-        <w:tc>
-          <w:tcPr>
-            <w:tcW w:w="236" w:type="dxa"/>
-          </w:tcPr>
-          <w:p>
-            <w:pPr>
-              <w:cnfStyle w:val="000000000000" w:firstRow="0" w:lastRow="0" w:firstColumn="0" w:lastColumn="0" w:oddVBand="0" w:evenVBand="0" w:oddHBand="0" w:evenHBand="0" w:firstRowFirstColumn="0" w:firstRowLastColumn="0" w:lastRowFirstColumn="0" w:lastRowLastColumn="0"/>
-            </w:pPr>
+            <w:r>
+              <w:rPr>
+                <w:rFonts w:ascii="Segoe UI" w:hAnsi="Segoe UI" w:cs="Segoe UI"/>
+                <w:b/>
+                <w:bCs/>
+                <w:color w:val="E74C3C"/>
+                <w:sz w:val="28"/>
+                <w:szCs w:val="28"/>
+                <w:shd w:val="clear" w:color="auto" w:fill="FFFFFF"/>
+              </w:rPr>
+              <w:t>179,000 VND</w:t>
+            </w:r>
           </w:p>
         </w:tc>
       </w:tr>
@@ -3761,6 +4867,376 @@
     </w:p>
     <w:p>
       <w:pPr>
+        <w:pStyle w:val="isselectedend"/>
+        <w:rPr>
+          <w:sz w:val="28"/>
+          <w:szCs w:val="28"/>
+        </w:rPr>
+      </w:pPr>
+      <w:r>
+        <w:rPr>
+          <w:sz w:val="28"/>
+          <w:szCs w:val="28"/>
+        </w:rPr>
+        <w:t>Hệ thống Website Mua Bán Sách Lịch Sử Việt Nam được thiết kế với các chức năng chính nhằm đáp ứng nhu cầu tìm kiếm, lựa chọn và mua sách trực tuyến của người dùng. Các chức năng được phân chia thành hai nhóm chính: chức năng dành cho khách hàng và chức năng dành cho quản trị viên.</w:t>
+      </w:r>
+    </w:p>
+    <w:p>
+      <w:pPr>
+        <w:numPr>
+          <w:ilvl w:val="0"/>
+          <w:numId w:val="45"/>
+        </w:numPr>
+        <w:spacing w:before="100" w:beforeAutospacing="1" w:after="100" w:afterAutospacing="1" w:line="240" w:lineRule="auto"/>
+        <w:rPr>
+          <w:sz w:val="28"/>
+          <w:szCs w:val="28"/>
+        </w:rPr>
+      </w:pPr>
+      <w:r>
+        <w:rPr>
+          <w:sz w:val="28"/>
+          <w:szCs w:val="28"/>
+        </w:rPr>
+        <w:t>Xem danh sách sách lịch sử Việt Nam.</w:t>
+      </w:r>
+    </w:p>
+    <w:p>
+      <w:pPr>
+        <w:numPr>
+          <w:ilvl w:val="0"/>
+          <w:numId w:val="45"/>
+        </w:numPr>
+        <w:spacing w:before="100" w:beforeAutospacing="1" w:after="100" w:afterAutospacing="1" w:line="240" w:lineRule="auto"/>
+        <w:rPr>
+          <w:sz w:val="28"/>
+          <w:szCs w:val="28"/>
+        </w:rPr>
+      </w:pPr>
+      <w:r>
+        <w:rPr>
+          <w:sz w:val="28"/>
+          <w:szCs w:val="28"/>
+        </w:rPr>
+        <w:t>Tìm kiếm sách theo tên, tác giả hoặc danh mục.</w:t>
+      </w:r>
+    </w:p>
+    <w:p>
+      <w:pPr>
+        <w:numPr>
+          <w:ilvl w:val="0"/>
+          <w:numId w:val="45"/>
+        </w:numPr>
+        <w:spacing w:before="100" w:beforeAutospacing="1" w:after="100" w:afterAutospacing="1" w:line="240" w:lineRule="auto"/>
+        <w:rPr>
+          <w:sz w:val="28"/>
+          <w:szCs w:val="28"/>
+        </w:rPr>
+      </w:pPr>
+      <w:r>
+        <w:rPr>
+          <w:sz w:val="28"/>
+          <w:szCs w:val="28"/>
+        </w:rPr>
+        <w:t>Xem thông tin chi tiết sách.</w:t>
+      </w:r>
+    </w:p>
+    <w:p>
+      <w:pPr>
+        <w:numPr>
+          <w:ilvl w:val="0"/>
+          <w:numId w:val="45"/>
+        </w:numPr>
+        <w:spacing w:before="100" w:beforeAutospacing="1" w:after="100" w:afterAutospacing="1" w:line="240" w:lineRule="auto"/>
+        <w:rPr>
+          <w:sz w:val="28"/>
+          <w:szCs w:val="28"/>
+        </w:rPr>
+      </w:pPr>
+      <w:r>
+        <w:rPr>
+          <w:sz w:val="28"/>
+          <w:szCs w:val="28"/>
+        </w:rPr>
+        <w:t>Đăng ký tài khoản.</w:t>
+      </w:r>
+    </w:p>
+    <w:p>
+      <w:pPr>
+        <w:numPr>
+          <w:ilvl w:val="0"/>
+          <w:numId w:val="45"/>
+        </w:numPr>
+        <w:spacing w:before="100" w:beforeAutospacing="1" w:after="100" w:afterAutospacing="1" w:line="240" w:lineRule="auto"/>
+        <w:rPr>
+          <w:sz w:val="28"/>
+          <w:szCs w:val="28"/>
+        </w:rPr>
+      </w:pPr>
+      <w:r>
+        <w:rPr>
+          <w:sz w:val="28"/>
+          <w:szCs w:val="28"/>
+        </w:rPr>
+        <w:t>Đăng nhập và đăng xuất.</w:t>
+      </w:r>
+    </w:p>
+    <w:p>
+      <w:pPr>
+        <w:numPr>
+          <w:ilvl w:val="0"/>
+          <w:numId w:val="45"/>
+        </w:numPr>
+        <w:spacing w:before="100" w:beforeAutospacing="1" w:after="100" w:afterAutospacing="1" w:line="240" w:lineRule="auto"/>
+        <w:rPr>
+          <w:sz w:val="28"/>
+          <w:szCs w:val="28"/>
+        </w:rPr>
+      </w:pPr>
+      <w:r>
+        <w:rPr>
+          <w:sz w:val="28"/>
+          <w:szCs w:val="28"/>
+        </w:rPr>
+        <w:t>Thêm sách vào giỏ hàng.</w:t>
+      </w:r>
+    </w:p>
+    <w:p>
+      <w:pPr>
+        <w:numPr>
+          <w:ilvl w:val="0"/>
+          <w:numId w:val="45"/>
+        </w:numPr>
+        <w:spacing w:before="100" w:beforeAutospacing="1" w:after="100" w:afterAutospacing="1" w:line="240" w:lineRule="auto"/>
+        <w:rPr>
+          <w:sz w:val="28"/>
+          <w:szCs w:val="28"/>
+        </w:rPr>
+      </w:pPr>
+      <w:r>
+        <w:rPr>
+          <w:sz w:val="28"/>
+          <w:szCs w:val="28"/>
+        </w:rPr>
+        <w:t>Cập nhật giỏ hàng.</w:t>
+      </w:r>
+    </w:p>
+    <w:p>
+      <w:pPr>
+        <w:numPr>
+          <w:ilvl w:val="0"/>
+          <w:numId w:val="45"/>
+        </w:numPr>
+        <w:spacing w:before="100" w:beforeAutospacing="1" w:after="100" w:afterAutospacing="1" w:line="240" w:lineRule="auto"/>
+        <w:rPr>
+          <w:sz w:val="28"/>
+          <w:szCs w:val="28"/>
+        </w:rPr>
+      </w:pPr>
+      <w:r>
+        <w:rPr>
+          <w:sz w:val="28"/>
+          <w:szCs w:val="28"/>
+        </w:rPr>
+        <w:lastRenderedPageBreak/>
+        <w:t>Đặt hàng trực tuyến.</w:t>
+      </w:r>
+    </w:p>
+    <w:p>
+      <w:pPr>
+        <w:numPr>
+          <w:ilvl w:val="0"/>
+          <w:numId w:val="45"/>
+        </w:numPr>
+        <w:spacing w:before="100" w:beforeAutospacing="1" w:after="100" w:afterAutospacing="1" w:line="240" w:lineRule="auto"/>
+        <w:rPr>
+          <w:sz w:val="28"/>
+          <w:szCs w:val="28"/>
+        </w:rPr>
+      </w:pPr>
+      <w:r>
+        <w:rPr>
+          <w:sz w:val="28"/>
+          <w:szCs w:val="28"/>
+        </w:rPr>
+        <w:t>Xem lịch sử mua hàng.</w:t>
+      </w:r>
+    </w:p>
+    <w:p>
+      <w:pPr>
+        <w:numPr>
+          <w:ilvl w:val="0"/>
+          <w:numId w:val="45"/>
+        </w:numPr>
+        <w:spacing w:before="100" w:beforeAutospacing="1" w:after="100" w:afterAutospacing="1" w:line="240" w:lineRule="auto"/>
+        <w:rPr>
+          <w:sz w:val="28"/>
+          <w:szCs w:val="28"/>
+        </w:rPr>
+      </w:pPr>
+      <w:r>
+        <w:rPr>
+          <w:sz w:val="28"/>
+          <w:szCs w:val="28"/>
+        </w:rPr>
+        <w:t>Quản lý thông tin cá nhân.</w:t>
+      </w:r>
+    </w:p>
+    <w:p>
+      <w:pPr>
+        <w:pStyle w:val="Heading3"/>
+        <w:rPr>
+          <w:sz w:val="28"/>
+          <w:szCs w:val="28"/>
+        </w:rPr>
+      </w:pPr>
+      <w:r>
+        <w:rPr>
+          <w:sz w:val="28"/>
+          <w:szCs w:val="28"/>
+        </w:rPr>
+        <w:t>Chức năng quản trị viên</w:t>
+      </w:r>
+    </w:p>
+    <w:p>
+      <w:pPr>
+        <w:numPr>
+          <w:ilvl w:val="0"/>
+          <w:numId w:val="46"/>
+        </w:numPr>
+        <w:spacing w:before="100" w:beforeAutospacing="1" w:after="100" w:afterAutospacing="1" w:line="240" w:lineRule="auto"/>
+        <w:rPr>
+          <w:sz w:val="28"/>
+          <w:szCs w:val="28"/>
+        </w:rPr>
+      </w:pPr>
+      <w:r>
+        <w:rPr>
+          <w:sz w:val="28"/>
+          <w:szCs w:val="28"/>
+        </w:rPr>
+        <w:t>Quản lý danh mục sách.</w:t>
+      </w:r>
+    </w:p>
+    <w:p>
+      <w:pPr>
+        <w:numPr>
+          <w:ilvl w:val="0"/>
+          <w:numId w:val="46"/>
+        </w:numPr>
+        <w:spacing w:before="100" w:beforeAutospacing="1" w:after="100" w:afterAutospacing="1" w:line="240" w:lineRule="auto"/>
+        <w:rPr>
+          <w:sz w:val="28"/>
+          <w:szCs w:val="28"/>
+        </w:rPr>
+      </w:pPr>
+      <w:r>
+        <w:rPr>
+          <w:sz w:val="28"/>
+          <w:szCs w:val="28"/>
+        </w:rPr>
+        <w:t>Quản lý thông tin sách.</w:t>
+      </w:r>
+    </w:p>
+    <w:p>
+      <w:pPr>
+        <w:numPr>
+          <w:ilvl w:val="0"/>
+          <w:numId w:val="46"/>
+        </w:numPr>
+        <w:spacing w:before="100" w:beforeAutospacing="1" w:after="100" w:afterAutospacing="1" w:line="240" w:lineRule="auto"/>
+        <w:rPr>
+          <w:sz w:val="28"/>
+          <w:szCs w:val="28"/>
+        </w:rPr>
+      </w:pPr>
+      <w:r>
+        <w:rPr>
+          <w:sz w:val="28"/>
+          <w:szCs w:val="28"/>
+        </w:rPr>
+        <w:t>Quản lý tài khoản người dùng.</w:t>
+      </w:r>
+    </w:p>
+    <w:p>
+      <w:pPr>
+        <w:numPr>
+          <w:ilvl w:val="0"/>
+          <w:numId w:val="46"/>
+        </w:numPr>
+        <w:spacing w:before="100" w:beforeAutospacing="1" w:after="100" w:afterAutospacing="1" w:line="240" w:lineRule="auto"/>
+        <w:rPr>
+          <w:sz w:val="28"/>
+          <w:szCs w:val="28"/>
+        </w:rPr>
+      </w:pPr>
+      <w:r>
+        <w:rPr>
+          <w:sz w:val="28"/>
+          <w:szCs w:val="28"/>
+        </w:rPr>
+        <w:t>Quản lý đơn hàng.</w:t>
+      </w:r>
+    </w:p>
+    <w:p>
+      <w:pPr>
+        <w:numPr>
+          <w:ilvl w:val="0"/>
+          <w:numId w:val="46"/>
+        </w:numPr>
+        <w:spacing w:before="100" w:beforeAutospacing="1" w:after="100" w:afterAutospacing="1" w:line="240" w:lineRule="auto"/>
+        <w:rPr>
+          <w:sz w:val="28"/>
+          <w:szCs w:val="28"/>
+        </w:rPr>
+      </w:pPr>
+      <w:r>
+        <w:rPr>
+          <w:sz w:val="28"/>
+          <w:szCs w:val="28"/>
+        </w:rPr>
+        <w:t>Thống kê doanh thu.</w:t>
+      </w:r>
+    </w:p>
+    <w:p>
+      <w:pPr>
+        <w:numPr>
+          <w:ilvl w:val="0"/>
+          <w:numId w:val="46"/>
+        </w:numPr>
+        <w:spacing w:before="100" w:beforeAutospacing="1" w:after="100" w:afterAutospacing="1" w:line="240" w:lineRule="auto"/>
+        <w:rPr>
+          <w:sz w:val="28"/>
+          <w:szCs w:val="28"/>
+        </w:rPr>
+      </w:pPr>
+      <w:r>
+        <w:rPr>
+          <w:sz w:val="28"/>
+          <w:szCs w:val="28"/>
+        </w:rPr>
+        <w:t>Quản lý nội dung website.</w:t>
+      </w:r>
+    </w:p>
+    <w:p>
+      <w:pPr>
+        <w:pStyle w:val="NormalWeb"/>
+        <w:rPr>
+          <w:sz w:val="28"/>
+          <w:szCs w:val="28"/>
+        </w:rPr>
+      </w:pPr>
+      <w:r>
+        <w:rPr>
+          <w:sz w:val="28"/>
+          <w:szCs w:val="28"/>
+        </w:rPr>
+        <w:t>Việc phân chia chức năng giúp hệ thống hoạt động hiệu quả, đảm bảo tính bảo mật và thuận tiện cho người sử dụng.</w:t>
+      </w:r>
+    </w:p>
+    <w:p/>
+    <w:p>
+      <w:pPr>
         <w:pStyle w:val="Heading2"/>
       </w:pPr>
       <w:bookmarkStart w:id="23" w:name="_Toc230160120"/>
@@ -3771,10 +5247,209 @@
     </w:p>
     <w:p>
       <w:pPr>
+        <w:spacing w:before="100" w:beforeAutospacing="1" w:after="100" w:afterAutospacing="1" w:line="240" w:lineRule="auto"/>
+        <w:rPr>
+          <w:rFonts w:eastAsia="Times New Roman" w:cs="Times New Roman"/>
+          <w:sz w:val="28"/>
+          <w:szCs w:val="28"/>
+        </w:rPr>
+      </w:pPr>
+      <w:r>
+        <w:rPr>
+          <w:rFonts w:eastAsia="Times New Roman" w:cs="Times New Roman"/>
+          <w:sz w:val="28"/>
+          <w:szCs w:val="28"/>
+        </w:rPr>
+        <w:t>Giao diện hệ thống được thiết kế theo hướng thân thiện với người dùng, dễ thao tác và hỗ trợ hiển thị trên nhiều thiết bị khác nhau. Màu sắc và bố cục được xây dựng phù hợp với chủ đề sách lịch sử, tạo cảm giác chuyên nghiệp và dễ dàng tra cứu thông tin.</w:t>
+      </w:r>
+    </w:p>
+    <w:p>
+      <w:pPr>
+        <w:spacing w:before="100" w:beforeAutospacing="1" w:after="100" w:afterAutospacing="1" w:line="240" w:lineRule="auto"/>
+        <w:rPr>
+          <w:rFonts w:eastAsia="Times New Roman" w:cs="Times New Roman"/>
+          <w:sz w:val="28"/>
+          <w:szCs w:val="28"/>
+        </w:rPr>
+      </w:pPr>
+      <w:r>
+        <w:rPr>
+          <w:rFonts w:eastAsia="Times New Roman" w:cs="Times New Roman"/>
+          <w:sz w:val="28"/>
+          <w:szCs w:val="28"/>
+        </w:rPr>
+        <w:t>Các giao diện chính bao gồm:</w:t>
+      </w:r>
+    </w:p>
+    <w:p>
+      <w:pPr>
+        <w:numPr>
+          <w:ilvl w:val="0"/>
+          <w:numId w:val="47"/>
+        </w:numPr>
+        <w:spacing w:before="100" w:beforeAutospacing="1" w:after="100" w:afterAutospacing="1" w:line="240" w:lineRule="auto"/>
+        <w:rPr>
+          <w:rFonts w:eastAsia="Times New Roman" w:cs="Times New Roman"/>
+          <w:sz w:val="28"/>
+          <w:szCs w:val="28"/>
+        </w:rPr>
+      </w:pPr>
+      <w:r>
+        <w:rPr>
+          <w:rFonts w:eastAsia="Times New Roman" w:cs="Times New Roman"/>
+          <w:sz w:val="28"/>
+          <w:szCs w:val="28"/>
+        </w:rPr>
+        <w:t>Trang chủ.</w:t>
+      </w:r>
+    </w:p>
+    <w:p>
+      <w:pPr>
+        <w:numPr>
+          <w:ilvl w:val="0"/>
+          <w:numId w:val="47"/>
+        </w:numPr>
+        <w:spacing w:before="100" w:beforeAutospacing="1" w:after="100" w:afterAutospacing="1" w:line="240" w:lineRule="auto"/>
+        <w:rPr>
+          <w:rFonts w:eastAsia="Times New Roman" w:cs="Times New Roman"/>
+          <w:sz w:val="28"/>
+          <w:szCs w:val="28"/>
+        </w:rPr>
+      </w:pPr>
+      <w:r>
+        <w:rPr>
+          <w:rFonts w:eastAsia="Times New Roman" w:cs="Times New Roman"/>
+          <w:sz w:val="28"/>
+          <w:szCs w:val="28"/>
+        </w:rPr>
+        <w:t>Trang danh sách sách.</w:t>
+      </w:r>
+    </w:p>
+    <w:p>
+      <w:pPr>
+        <w:numPr>
+          <w:ilvl w:val="0"/>
+          <w:numId w:val="47"/>
+        </w:numPr>
+        <w:spacing w:before="100" w:beforeAutospacing="1" w:after="100" w:afterAutospacing="1" w:line="240" w:lineRule="auto"/>
+        <w:rPr>
+          <w:rFonts w:eastAsia="Times New Roman" w:cs="Times New Roman"/>
+          <w:sz w:val="28"/>
+          <w:szCs w:val="28"/>
+        </w:rPr>
+      </w:pPr>
+      <w:r>
+        <w:rPr>
+          <w:rFonts w:eastAsia="Times New Roman" w:cs="Times New Roman"/>
+          <w:sz w:val="28"/>
+          <w:szCs w:val="28"/>
+        </w:rPr>
+        <w:t>Trang chi tiết sách.</w:t>
+      </w:r>
+    </w:p>
+    <w:p>
+      <w:pPr>
+        <w:numPr>
+          <w:ilvl w:val="0"/>
+          <w:numId w:val="47"/>
+        </w:numPr>
+        <w:spacing w:before="100" w:beforeAutospacing="1" w:after="100" w:afterAutospacing="1" w:line="240" w:lineRule="auto"/>
+        <w:rPr>
+          <w:rFonts w:eastAsia="Times New Roman" w:cs="Times New Roman"/>
+          <w:sz w:val="28"/>
+          <w:szCs w:val="28"/>
+        </w:rPr>
+      </w:pPr>
+      <w:r>
+        <w:rPr>
+          <w:rFonts w:eastAsia="Times New Roman" w:cs="Times New Roman"/>
+          <w:sz w:val="28"/>
+          <w:szCs w:val="28"/>
+        </w:rPr>
+        <w:t>Trang giỏ hàng.</w:t>
+      </w:r>
+    </w:p>
+    <w:p>
+      <w:pPr>
+        <w:numPr>
+          <w:ilvl w:val="0"/>
+          <w:numId w:val="47"/>
+        </w:numPr>
+        <w:spacing w:before="100" w:beforeAutospacing="1" w:after="100" w:afterAutospacing="1" w:line="240" w:lineRule="auto"/>
+        <w:rPr>
+          <w:rFonts w:eastAsia="Times New Roman" w:cs="Times New Roman"/>
+          <w:sz w:val="28"/>
+          <w:szCs w:val="28"/>
+        </w:rPr>
+      </w:pPr>
+      <w:r>
+        <w:rPr>
+          <w:rFonts w:eastAsia="Times New Roman" w:cs="Times New Roman"/>
+          <w:sz w:val="28"/>
+          <w:szCs w:val="28"/>
+        </w:rPr>
+        <w:t>Trang thanh toán.</w:t>
+      </w:r>
+    </w:p>
+    <w:p>
+      <w:pPr>
+        <w:numPr>
+          <w:ilvl w:val="0"/>
+          <w:numId w:val="47"/>
+        </w:numPr>
+        <w:spacing w:before="100" w:beforeAutospacing="1" w:after="100" w:afterAutospacing="1" w:line="240" w:lineRule="auto"/>
+        <w:rPr>
+          <w:rFonts w:eastAsia="Times New Roman" w:cs="Times New Roman"/>
+          <w:sz w:val="28"/>
+          <w:szCs w:val="28"/>
+        </w:rPr>
+      </w:pPr>
+      <w:r>
+        <w:rPr>
+          <w:rFonts w:eastAsia="Times New Roman" w:cs="Times New Roman"/>
+          <w:sz w:val="28"/>
+          <w:szCs w:val="28"/>
+        </w:rPr>
+        <w:t>Trang đăng nhập và đăng ký.</w:t>
+      </w:r>
+    </w:p>
+    <w:p>
+      <w:pPr>
+        <w:numPr>
+          <w:ilvl w:val="0"/>
+          <w:numId w:val="47"/>
+        </w:numPr>
+        <w:spacing w:before="100" w:beforeAutospacing="1" w:after="100" w:afterAutospacing="1" w:line="240" w:lineRule="auto"/>
+        <w:rPr>
+          <w:rFonts w:eastAsia="Times New Roman" w:cs="Times New Roman"/>
+          <w:sz w:val="28"/>
+          <w:szCs w:val="28"/>
+        </w:rPr>
+      </w:pPr>
+      <w:r>
+        <w:rPr>
+          <w:rFonts w:eastAsia="Times New Roman" w:cs="Times New Roman"/>
+          <w:sz w:val="28"/>
+          <w:szCs w:val="28"/>
+        </w:rPr>
+        <w:t>Trang quản trị hệ thống.</w:t>
+      </w:r>
+    </w:p>
+    <w:p>
+      <w:pPr>
+        <w:rPr>
+          <w:sz w:val="28"/>
+          <w:szCs w:val="28"/>
+        </w:rPr>
+      </w:pPr>
+    </w:p>
+    <w:p>
+      <w:pPr>
         <w:pStyle w:val="Heading3"/>
       </w:pPr>
       <w:bookmarkStart w:id="24" w:name="_Toc230160121"/>
       <w:r>
+        <w:lastRenderedPageBreak/>
         <w:t>Sơ đồ website</w:t>
       </w:r>
       <w:bookmarkEnd w:id="24"/>
@@ -3785,14 +5460,296 @@
         <w:keepNext/>
       </w:pPr>
       <w:r>
+        <w:t xml:space="preserve">                    WEBSITE MUA BÁN</w:t>
+      </w:r>
+    </w:p>
+    <w:p>
+      <w:pPr>
+        <w:pStyle w:val="noidung"/>
+        <w:keepNext/>
+      </w:pPr>
+      <w:r>
+        <w:t xml:space="preserve">               SÁCH LỊCH SỬ VIỆT NAM</w:t>
+      </w:r>
+    </w:p>
+    <w:p>
+      <w:pPr>
+        <w:pStyle w:val="noidung"/>
+        <w:keepNext/>
+      </w:pPr>
+      <w:r>
+        <w:t xml:space="preserve">                           │</w:t>
+      </w:r>
+    </w:p>
+    <w:p>
+      <w:pPr>
+        <w:pStyle w:val="noidung"/>
+        <w:keepNext/>
+      </w:pPr>
+      <w:r>
+        <w:t xml:space="preserve"> ┌──────────────┬──────────┼──────────┬──────────────┐</w:t>
+      </w:r>
+    </w:p>
+    <w:p>
+      <w:pPr>
+        <w:pStyle w:val="noidung"/>
+        <w:keepNext/>
+      </w:pPr>
+      <w:r>
+        <w:t xml:space="preserve"> │              │          │          │              │</w:t>
+      </w:r>
+    </w:p>
+    <w:p>
+      <w:pPr>
+        <w:pStyle w:val="noidung"/>
+        <w:keepNext/>
+      </w:pPr>
+      <w:r>
+        <w:t>Giới thiệu  Danh mục sách  Tìm kiếm  Giỏ hàng   Tài khoản</w:t>
+      </w:r>
+    </w:p>
+    <w:p>
+      <w:pPr>
+        <w:pStyle w:val="noidung"/>
+        <w:keepNext/>
+      </w:pPr>
+      <w:r>
+        <w:t xml:space="preserve">                 │                         │           │</w:t>
+      </w:r>
+    </w:p>
+    <w:p>
+      <w:pPr>
+        <w:pStyle w:val="noidung"/>
+        <w:keepNext/>
+      </w:pPr>
+      <w:r>
+        <w:t xml:space="preserve">      ┌──────────┼──────────┐              │    ┌──────┼──────┐</w:t>
+      </w:r>
+    </w:p>
+    <w:p>
+      <w:pPr>
+        <w:pStyle w:val="noidung"/>
+        <w:keepNext/>
+      </w:pPr>
+      <w:r>
+        <w:t xml:space="preserve">      │          │          │              │    │      │      │</w:t>
+      </w:r>
+    </w:p>
+    <w:p>
+      <w:pPr>
+        <w:pStyle w:val="noidung"/>
+        <w:keepNext/>
+      </w:pPr>
+      <w:r>
+        <w:t xml:space="preserve">  Dựng nước  Phong kiến  Kháng chiến       │ Đăng ký Đăng nhập</w:t>
+      </w:r>
+    </w:p>
+    <w:p>
+      <w:pPr>
+        <w:pStyle w:val="noidung"/>
+        <w:keepNext/>
+      </w:pPr>
+      <w:r>
+        <w:t xml:space="preserve">      │          │          │              │              │</w:t>
+      </w:r>
+    </w:p>
+    <w:p>
+      <w:pPr>
+        <w:pStyle w:val="noidung"/>
+        <w:keepNext/>
+      </w:pPr>
+      <w:r>
+        <w:t xml:space="preserve">      └──────────┴──────────┘              │      Thông tin cá nhân</w:t>
+      </w:r>
+    </w:p>
+    <w:p>
+      <w:pPr>
+        <w:pStyle w:val="noidung"/>
+        <w:keepNext/>
+      </w:pPr>
+      <w:r>
+        <w:t xml:space="preserve">                 │                         │</w:t>
+      </w:r>
+    </w:p>
+    <w:p>
+      <w:pPr>
+        <w:pStyle w:val="noidung"/>
+        <w:keepNext/>
+      </w:pPr>
+      <w:r>
+        <w:t xml:space="preserve">            Chi tiết sách                  │</w:t>
+      </w:r>
+    </w:p>
+    <w:p>
+      <w:pPr>
+        <w:pStyle w:val="noidung"/>
+        <w:keepNext/>
+      </w:pPr>
+      <w:r>
+        <w:t xml:space="preserve">                 │                         │</w:t>
+      </w:r>
+    </w:p>
+    <w:p>
+      <w:pPr>
+        <w:pStyle w:val="noidung"/>
+        <w:keepNext/>
+      </w:pPr>
+      <w:r>
+        <w:t xml:space="preserve">      ┌──────────┼──────────┐              │</w:t>
+      </w:r>
+    </w:p>
+    <w:p>
+      <w:pPr>
+        <w:pStyle w:val="noidung"/>
+        <w:keepNext/>
+      </w:pPr>
+      <w:r>
+        <w:t xml:space="preserve">      │          │          │              │</w:t>
+      </w:r>
+    </w:p>
+    <w:p>
+      <w:pPr>
+        <w:pStyle w:val="noidung"/>
+        <w:keepNext/>
+      </w:pPr>
+      <w:r>
+        <w:t xml:space="preserve">   Tác giả    Giá bán    Mô tả sách        │</w:t>
+      </w:r>
+    </w:p>
+    <w:p>
+      <w:pPr>
+        <w:pStyle w:val="noidung"/>
+        <w:keepNext/>
+      </w:pPr>
+      <w:r>
+        <w:t xml:space="preserve">                 │                         │</w:t>
+      </w:r>
+    </w:p>
+    <w:p>
+      <w:pPr>
+        <w:pStyle w:val="noidung"/>
+        <w:keepNext/>
+      </w:pPr>
+      <w:r>
+        <w:t xml:space="preserve">           Thêm vào giỏ hàng ──────────────┘</w:t>
+      </w:r>
+    </w:p>
+    <w:p>
+      <w:pPr>
+        <w:pStyle w:val="noidung"/>
+        <w:keepNext/>
+      </w:pPr>
+      <w:r>
+        <w:t xml:space="preserve">                           │</w:t>
+      </w:r>
+    </w:p>
+    <w:p>
+      <w:pPr>
+        <w:pStyle w:val="noidung"/>
+        <w:keepNext/>
+      </w:pPr>
+      <w:r>
+        <w:t xml:space="preserve">                      Thanh toán</w:t>
+      </w:r>
+    </w:p>
+    <w:p>
+      <w:pPr>
+        <w:pStyle w:val="noidung"/>
+        <w:keepNext/>
+      </w:pPr>
+      <w:r>
+        <w:lastRenderedPageBreak/>
+        <w:t xml:space="preserve">         </w:t>
+      </w:r>
+      <w:r>
+        <w:t xml:space="preserve">  </w:t>
+      </w:r>
+      <w:r>
+        <w:t xml:space="preserve">             │</w:t>
+      </w:r>
+    </w:p>
+    <w:p>
+      <w:pPr>
+        <w:pStyle w:val="noidung"/>
+        <w:keepNext/>
+      </w:pPr>
+      <w:r>
+        <w:t xml:space="preserve">                     Đặt hàng thành công</w:t>
+      </w:r>
+    </w:p>
+    <w:p>
+      <w:pPr>
+        <w:pStyle w:val="noidung"/>
+        <w:keepNext/>
+      </w:pPr>
+    </w:p>
+    <w:p>
+      <w:pPr>
+        <w:pStyle w:val="Caption"/>
+      </w:pPr>
+      <w:r>
+        <w:t xml:space="preserve">Hình </w:t>
+      </w:r>
+      <w:r>
+        <w:fldChar w:fldCharType="begin"/>
+      </w:r>
+      <w:r>
+        <w:instrText xml:space="preserve"> STYLEREF 1 \s </w:instrText>
+      </w:r>
+      <w:r>
+        <w:fldChar w:fldCharType="separate"/>
+      </w:r>
+      <w:r>
         <w:rPr>
           <w:noProof/>
         </w:rPr>
+        <w:t>3</w:t>
+      </w:r>
+      <w:r>
+        <w:fldChar w:fldCharType="end"/>
+      </w:r>
+      <w:r>
+        <w:t>.</w:t>
+      </w:r>
+      <w:r>
+        <w:fldChar w:fldCharType="begin"/>
+      </w:r>
+      <w:r>
+        <w:instrText xml:space="preserve"> SEQ Hình \* ARABIC \s 1 </w:instrText>
+      </w:r>
+      <w:r>
+        <w:fldChar w:fldCharType="separate"/>
+      </w:r>
+      <w:r>
+        <w:rPr>
+          <w:noProof/>
+        </w:rPr>
+        <w:t>1</w:t>
+      </w:r>
+      <w:r>
+        <w:fldChar w:fldCharType="end"/>
+      </w:r>
+      <w:r>
+        <w:t xml:space="preserve"> Nhập tiêu đề cho hình minh họa</w:t>
+      </w:r>
+    </w:p>
+    <w:p>
+      <w:pPr>
+        <w:pStyle w:val="Heading3"/>
+      </w:pPr>
+      <w:bookmarkStart w:id="25" w:name="_Toc230160122"/>
+      <w:r>
+        <w:t>Giao diện trang chủ</w:t>
+      </w:r>
+      <w:bookmarkEnd w:id="25"/>
+    </w:p>
+    <w:p>
+      <w:r>
         <w:drawing>
-          <wp:inline distT="0" distB="0" distL="0" distR="0" wp14:anchorId="60E3C1AF" wp14:editId="1C8A483E">
-            <wp:extent cx="5580380" cy="2377440"/>
-            <wp:effectExtent l="0" t="0" r="1270" b="3810"/>
-            <wp:docPr id="2" name="Picture 2"/>
+          <wp:inline distT="0" distB="0" distL="0" distR="0" wp14:anchorId="6B7C60F4" wp14:editId="7C20E0AA">
+            <wp:extent cx="5580380" cy="3132455"/>
+            <wp:effectExtent l="0" t="0" r="1270" b="0"/>
+            <wp:docPr id="3" name="Picture 3"/>
             <wp:cNvGraphicFramePr>
               <a:graphicFrameLocks xmlns:a="http://schemas.openxmlformats.org/drawingml/2006/main" noChangeAspect="1"/>
             </wp:cNvGraphicFramePr>
@@ -3812,7 +5769,7 @@
                   <pic:spPr>
                     <a:xfrm>
                       <a:off x="0" y="0"/>
-                      <a:ext cx="5580380" cy="2377440"/>
+                      <a:ext cx="5580380" cy="3132455"/>
                     </a:xfrm>
                     <a:prstGeom prst="rect">
                       <a:avLst/>
@@ -3827,68 +5784,8 @@
     </w:p>
     <w:p>
       <w:pPr>
-        <w:pStyle w:val="Caption"/>
-      </w:pPr>
-      <w:r>
-        <w:t xml:space="preserve">Hình </w:t>
-      </w:r>
-      <w:r>
-        <w:fldChar w:fldCharType="begin"/>
-      </w:r>
-      <w:r>
-        <w:instrText xml:space="preserve"> STYLEREF 1 \s </w:instrText>
-      </w:r>
-      <w:r>
-        <w:fldChar w:fldCharType="separate"/>
-      </w:r>
-      <w:r>
-        <w:rPr>
-          <w:noProof/>
-        </w:rPr>
-        <w:t>3</w:t>
-      </w:r>
-      <w:r>
-        <w:fldChar w:fldCharType="end"/>
-      </w:r>
-      <w:r>
-        <w:t>.</w:t>
-      </w:r>
-      <w:r>
-        <w:fldChar w:fldCharType="begin"/>
-      </w:r>
-      <w:r>
-        <w:instrText xml:space="preserve"> SEQ Hình \* ARABIC \s 1 </w:instrText>
-      </w:r>
-      <w:r>
-        <w:fldChar w:fldCharType="separate"/>
-      </w:r>
-      <w:r>
-        <w:rPr>
-          <w:noProof/>
-        </w:rPr>
-        <w:t>1</w:t>
-      </w:r>
-      <w:r>
-        <w:fldChar w:fldCharType="end"/>
-      </w:r>
-      <w:r>
-        <w:t xml:space="preserve"> Nhập tiêu đề cho hình minh họa</w:t>
-      </w:r>
-    </w:p>
-    <w:p>
-      <w:pPr>
         <w:pStyle w:val="Heading3"/>
       </w:pPr>
-      <w:bookmarkStart w:id="25" w:name="_Toc230160122"/>
-      <w:r>
-        <w:t>Giao diện trang chủ</w:t>
-      </w:r>
-      <w:bookmarkEnd w:id="25"/>
-    </w:p>
-    <w:p>
-      <w:pPr>
-        <w:pStyle w:val="Heading3"/>
-      </w:pPr>
       <w:bookmarkStart w:id="26" w:name="_Toc230160123"/>
       <w:r>
         <w:t>Giao diện trang …</w:t>
@@ -3900,180 +5797,13 @@
       <w:r>
         <w:br w:type="page"/>
       </w:r>
-    </w:p>
-    <w:p>
-      <w:pPr>
-        <w:pStyle w:val="Heading1"/>
-      </w:pPr>
-      <w:bookmarkStart w:id="27" w:name="_Toc230160124"/>
       <w:r>
         <w:lastRenderedPageBreak/>
-        <w:t>KẾT QUẢ</w:t>
-      </w:r>
-      <w:r>
-        <w:t xml:space="preserve"> thực nghiệm</w:t>
-      </w:r>
-      <w:bookmarkEnd w:id="27"/>
-    </w:p>
-    <w:p>
-      <w:pPr>
-        <w:pStyle w:val="Heading2"/>
-      </w:pPr>
-      <w:bookmarkStart w:id="28" w:name="_Toc230160125"/>
-      <w:r>
-        <w:t>Dữ liệu thử nghiệm</w:t>
-      </w:r>
-      <w:bookmarkEnd w:id="28"/>
-    </w:p>
-    <w:p>
-      <w:pPr>
-        <w:pStyle w:val="Heading2"/>
-      </w:pPr>
-      <w:bookmarkStart w:id="29" w:name="_Toc230160126"/>
-      <w:r>
-        <w:t>Kết quả thực nghiệm</w:t>
-      </w:r>
-      <w:bookmarkEnd w:id="29"/>
-    </w:p>
-    <w:p>
-      <w:pPr>
-        <w:pStyle w:val="Heading3"/>
-      </w:pPr>
-      <w:bookmarkStart w:id="30" w:name="_Toc230160127"/>
-      <w:r>
-        <w:t>Giao diện trang chủ</w:t>
-      </w:r>
-      <w:bookmarkEnd w:id="30"/>
-    </w:p>
-    <w:p>
-      <w:pPr>
-        <w:pStyle w:val="noidung"/>
-      </w:pPr>
-      <w:r>
-        <w:t>Chụp hình và mô tả</w:t>
-      </w:r>
-    </w:p>
-    <w:p>
-      <w:pPr>
-        <w:pStyle w:val="Heading3"/>
-      </w:pPr>
-      <w:bookmarkStart w:id="31" w:name="_Toc230160128"/>
-      <w:r>
-        <w:t>Giao diện trang …</w:t>
-      </w:r>
-      <w:bookmarkEnd w:id="31"/>
-    </w:p>
-    <w:p>
-      <w:pPr>
-        <w:pStyle w:val="noidung"/>
-      </w:pPr>
-      <w:r>
-        <w:t>Chụp hình và mô tả</w:t>
-      </w:r>
-    </w:p>
-    <w:p>
-      <w:pPr>
-        <w:pStyle w:val="noidung"/>
-      </w:pPr>
-      <w:r>
-        <w:t>….</w:t>
-      </w:r>
-    </w:p>
-    <w:p/>
-    <w:p/>
-    <w:p>
-      <w:r>
-        <w:br w:type="page"/>
-      </w:r>
-    </w:p>
-    <w:p>
-      <w:pPr>
-        <w:pStyle w:val="Heading1"/>
-      </w:pPr>
-      <w:bookmarkStart w:id="32" w:name="_Toc230160129"/>
-      <w:r>
-        <w:lastRenderedPageBreak/>
-        <w:t>Kết luận và hướng phát triển</w:t>
-      </w:r>
-      <w:bookmarkEnd w:id="32"/>
-    </w:p>
-    <w:p>
-      <w:pPr>
-        <w:pStyle w:val="Heading2"/>
-      </w:pPr>
-      <w:bookmarkStart w:id="33" w:name="_Toc230160130"/>
-      <w:r>
-        <w:t>Kết luận</w:t>
-      </w:r>
-      <w:bookmarkEnd w:id="33"/>
-    </w:p>
-    <w:p>
-      <w:pPr>
-        <w:pStyle w:val="noidung"/>
-      </w:pPr>
-    </w:p>
-    <w:p>
-      <w:pPr>
-        <w:pStyle w:val="Heading2"/>
-      </w:pPr>
-      <w:bookmarkStart w:id="34" w:name="_Toc230160131"/>
-      <w:r>
-        <w:t>Hướng phát triển</w:t>
-      </w:r>
-      <w:bookmarkEnd w:id="34"/>
-    </w:p>
-    <w:p>
-      <w:pPr>
-        <w:pStyle w:val="noidung"/>
-      </w:pPr>
-    </w:p>
-    <w:p>
-      <w:pPr>
-        <w:pStyle w:val="noidung"/>
-      </w:pPr>
-    </w:p>
-    <w:p>
-      <w:pPr>
-        <w:rPr>
-          <w:b/>
-          <w:caps/>
-          <w:sz w:val="30"/>
-        </w:rPr>
-      </w:pPr>
-      <w:r>
-        <w:br w:type="page"/>
-      </w:r>
-    </w:p>
-    <w:p>
-      <w:pPr>
-        <w:pStyle w:val="DEMUC"/>
-      </w:pPr>
-      <w:r>
-        <w:lastRenderedPageBreak/>
-        <w:t>Danh mục tài liệu tham khảo</w:t>
-      </w:r>
-    </w:p>
-    <w:p>
-      <w:pPr>
-        <w:pStyle w:val="noidung"/>
-      </w:pPr>
-      <w:r>
-        <w:t>Vào Zotero &gt; chọn lệnh tại khung màu đỏ:</w:t>
-      </w:r>
-    </w:p>
-    <w:p>
-      <w:pPr>
-        <w:pStyle w:val="noidung"/>
-      </w:pPr>
-      <w:r>
-        <w:rPr>
-          <w:noProof/>
-        </w:rPr>
         <w:drawing>
-          <wp:inline distT="0" distB="0" distL="0" distR="0" wp14:anchorId="00023B0F" wp14:editId="70A05B54">
-            <wp:extent cx="5133975" cy="983213"/>
-            <wp:effectExtent l="0" t="0" r="0" b="7620"/>
-            <wp:docPr id="11" name="Picture 11"/>
+          <wp:inline distT="0" distB="0" distL="0" distR="0" wp14:anchorId="0B83CE04" wp14:editId="5344E74D">
+            <wp:extent cx="5580380" cy="3074670"/>
+            <wp:effectExtent l="0" t="0" r="1270" b="0"/>
+            <wp:docPr id="4" name="Picture 4"/>
             <wp:cNvGraphicFramePr>
               <a:graphicFrameLocks xmlns:a="http://schemas.openxmlformats.org/drawingml/2006/main" noChangeAspect="1"/>
             </wp:cNvGraphicFramePr>
@@ -4093,6 +5823,772 @@
                   <pic:spPr>
                     <a:xfrm>
                       <a:off x="0" y="0"/>
+                      <a:ext cx="5580380" cy="3074670"/>
+                    </a:xfrm>
+                    <a:prstGeom prst="rect">
+                      <a:avLst/>
+                    </a:prstGeom>
+                  </pic:spPr>
+                </pic:pic>
+              </a:graphicData>
+            </a:graphic>
+          </wp:inline>
+        </w:drawing>
+      </w:r>
+    </w:p>
+    <w:p>
+      <w:pPr>
+        <w:pStyle w:val="Heading1"/>
+      </w:pPr>
+      <w:bookmarkStart w:id="27" w:name="_Toc230160124"/>
+      <w:r>
+        <w:t>KẾT QUẢ</w:t>
+      </w:r>
+      <w:r>
+        <w:t xml:space="preserve"> thực nghiệm</w:t>
+      </w:r>
+      <w:bookmarkEnd w:id="27"/>
+    </w:p>
+    <w:p>
+      <w:pPr>
+        <w:pStyle w:val="Heading2"/>
+      </w:pPr>
+      <w:bookmarkStart w:id="28" w:name="_Toc230160125"/>
+      <w:r>
+        <w:t>Dữ liệu thử nghiệm</w:t>
+      </w:r>
+      <w:bookmarkEnd w:id="28"/>
+    </w:p>
+    <w:p>
+      <w:pPr>
+        <w:pStyle w:val="Heading2"/>
+      </w:pPr>
+      <w:bookmarkStart w:id="29" w:name="_Toc230160126"/>
+      <w:r>
+        <w:t>Kết quả thực nghiệm</w:t>
+      </w:r>
+      <w:bookmarkEnd w:id="29"/>
+    </w:p>
+    <w:p>
+      <w:r>
+        <w:drawing>
+          <wp:inline distT="0" distB="0" distL="0" distR="0" wp14:anchorId="5D0059F9" wp14:editId="0A8B0565">
+            <wp:extent cx="4552950" cy="4602480"/>
+            <wp:effectExtent l="0" t="0" r="0" b="7620"/>
+            <wp:docPr id="5" name="Picture 5"/>
+            <wp:cNvGraphicFramePr>
+              <a:graphicFrameLocks xmlns:a="http://schemas.openxmlformats.org/drawingml/2006/main" noChangeAspect="1"/>
+            </wp:cNvGraphicFramePr>
+            <a:graphic xmlns:a="http://schemas.openxmlformats.org/drawingml/2006/main">
+              <a:graphicData uri="http://schemas.openxmlformats.org/drawingml/2006/picture">
+                <pic:pic xmlns:pic="http://schemas.openxmlformats.org/drawingml/2006/picture">
+                  <pic:nvPicPr>
+                    <pic:cNvPr id="1" name=""/>
+                    <pic:cNvPicPr/>
+                  </pic:nvPicPr>
+                  <pic:blipFill>
+                    <a:blip r:embed="rId13"/>
+                    <a:stretch>
+                      <a:fillRect/>
+                    </a:stretch>
+                  </pic:blipFill>
+                  <pic:spPr>
+                    <a:xfrm>
+                      <a:off x="0" y="0"/>
+                      <a:ext cx="4558177" cy="4607764"/>
+                    </a:xfrm>
+                    <a:prstGeom prst="rect">
+                      <a:avLst/>
+                    </a:prstGeom>
+                  </pic:spPr>
+                </pic:pic>
+              </a:graphicData>
+            </a:graphic>
+          </wp:inline>
+        </w:drawing>
+      </w:r>
+    </w:p>
+    <w:p>
+      <w:pPr>
+        <w:pStyle w:val="Heading3"/>
+      </w:pPr>
+      <w:bookmarkStart w:id="30" w:name="_Toc230160127"/>
+      <w:r>
+        <w:lastRenderedPageBreak/>
+        <w:t>Giao diện trang chủ</w:t>
+      </w:r>
+      <w:bookmarkEnd w:id="30"/>
+    </w:p>
+    <w:p>
+      <w:pPr>
+        <w:pStyle w:val="noidung"/>
+      </w:pPr>
+      <w:r>
+        <w:drawing>
+          <wp:inline distT="0" distB="0" distL="0" distR="0" wp14:anchorId="5F90911B" wp14:editId="09DD128F">
+            <wp:extent cx="5580380" cy="3192780"/>
+            <wp:effectExtent l="0" t="0" r="1270" b="7620"/>
+            <wp:docPr id="9" name="Picture 9"/>
+            <wp:cNvGraphicFramePr>
+              <a:graphicFrameLocks xmlns:a="http://schemas.openxmlformats.org/drawingml/2006/main" noChangeAspect="1"/>
+            </wp:cNvGraphicFramePr>
+            <a:graphic xmlns:a="http://schemas.openxmlformats.org/drawingml/2006/main">
+              <a:graphicData uri="http://schemas.openxmlformats.org/drawingml/2006/picture">
+                <pic:pic xmlns:pic="http://schemas.openxmlformats.org/drawingml/2006/picture">
+                  <pic:nvPicPr>
+                    <pic:cNvPr id="1" name=""/>
+                    <pic:cNvPicPr/>
+                  </pic:nvPicPr>
+                  <pic:blipFill>
+                    <a:blip r:embed="rId14"/>
+                    <a:stretch>
+                      <a:fillRect/>
+                    </a:stretch>
+                  </pic:blipFill>
+                  <pic:spPr>
+                    <a:xfrm>
+                      <a:off x="0" y="0"/>
+                      <a:ext cx="5580380" cy="3192780"/>
+                    </a:xfrm>
+                    <a:prstGeom prst="rect">
+                      <a:avLst/>
+                    </a:prstGeom>
+                  </pic:spPr>
+                </pic:pic>
+              </a:graphicData>
+            </a:graphic>
+          </wp:inline>
+        </w:drawing>
+      </w:r>
+    </w:p>
+    <w:p>
+      <w:pPr>
+        <w:pStyle w:val="NormalWeb"/>
+        <w:rPr>
+          <w:sz w:val="28"/>
+          <w:szCs w:val="28"/>
+        </w:rPr>
+      </w:pPr>
+      <w:r>
+        <w:rPr>
+          <w:rStyle w:val="Strong"/>
+          <w:sz w:val="28"/>
+          <w:szCs w:val="28"/>
+        </w:rPr>
+        <w:t>Mô tả trang chủ hệ thống bán sách lịch sử Việt Nam</w:t>
+      </w:r>
+    </w:p>
+    <w:p>
+      <w:pPr>
+        <w:pStyle w:val="NormalWeb"/>
+        <w:rPr>
+          <w:sz w:val="28"/>
+          <w:szCs w:val="28"/>
+        </w:rPr>
+      </w:pPr>
+      <w:r>
+        <w:rPr>
+          <w:sz w:val="28"/>
+          <w:szCs w:val="28"/>
+        </w:rPr>
+        <w:t xml:space="preserve">Trang chủ được thiết kế với giao diện hiện đại, trực quan và thân thiện với người dùng. Phía trên cùng là </w:t>
+      </w:r>
+      <w:r>
+        <w:rPr>
+          <w:rStyle w:val="Strong"/>
+          <w:sz w:val="28"/>
+          <w:szCs w:val="28"/>
+        </w:rPr>
+        <w:t>thanh điều hướng (Navigation Bar)</w:t>
+      </w:r>
+      <w:r>
+        <w:rPr>
+          <w:sz w:val="28"/>
+          <w:szCs w:val="28"/>
+        </w:rPr>
+        <w:t xml:space="preserve"> chứa logo và tên website </w:t>
+      </w:r>
+      <w:r>
+        <w:rPr>
+          <w:rStyle w:val="Strong"/>
+          <w:sz w:val="28"/>
+          <w:szCs w:val="28"/>
+        </w:rPr>
+        <w:t>“Bán Sách Lịch Sử Việt Nam”</w:t>
+      </w:r>
+      <w:r>
+        <w:rPr>
+          <w:sz w:val="28"/>
+          <w:szCs w:val="28"/>
+        </w:rPr>
+        <w:t xml:space="preserve">, cùng các mục chức năng như </w:t>
+      </w:r>
+      <w:r>
+        <w:rPr>
+          <w:rStyle w:val="Strong"/>
+          <w:sz w:val="28"/>
+          <w:szCs w:val="28"/>
+        </w:rPr>
+        <w:t>Trang chủ, Sản phẩm, Giới thiệu, Liên hệ, Đăng ký</w:t>
+      </w:r>
+      <w:r>
+        <w:rPr>
+          <w:sz w:val="28"/>
+          <w:szCs w:val="28"/>
+        </w:rPr>
+        <w:t xml:space="preserve">. Bên cạnh đó còn có </w:t>
+      </w:r>
+      <w:r>
+        <w:rPr>
+          <w:rStyle w:val="Strong"/>
+          <w:sz w:val="28"/>
+          <w:szCs w:val="28"/>
+        </w:rPr>
+        <w:t>ô tìm kiếm</w:t>
+      </w:r>
+      <w:r>
+        <w:rPr>
+          <w:sz w:val="28"/>
+          <w:szCs w:val="28"/>
+        </w:rPr>
+        <w:t xml:space="preserve"> giúp người dùng dễ dàng tra cứu sách và </w:t>
+      </w:r>
+      <w:r>
+        <w:rPr>
+          <w:rStyle w:val="Strong"/>
+          <w:sz w:val="28"/>
+          <w:szCs w:val="28"/>
+        </w:rPr>
+        <w:t>biểu tượng giỏ hàng</w:t>
+      </w:r>
+      <w:r>
+        <w:rPr>
+          <w:sz w:val="28"/>
+          <w:szCs w:val="28"/>
+        </w:rPr>
+        <w:t xml:space="preserve"> để quản lý các sản phẩm đã chọn.</w:t>
+      </w:r>
+    </w:p>
+    <w:p>
+      <w:pPr>
+        <w:pStyle w:val="NormalWeb"/>
+        <w:rPr>
+          <w:sz w:val="28"/>
+          <w:szCs w:val="28"/>
+        </w:rPr>
+      </w:pPr>
+      <w:r>
+        <w:rPr>
+          <w:sz w:val="28"/>
+          <w:szCs w:val="28"/>
+        </w:rPr>
+        <w:t xml:space="preserve">Ngay bên dưới là </w:t>
+      </w:r>
+      <w:r>
+        <w:rPr>
+          <w:rStyle w:val="Strong"/>
+          <w:sz w:val="28"/>
+          <w:szCs w:val="28"/>
+        </w:rPr>
+        <w:t>khu vực banner giới thiệu (Hero Section)</w:t>
+      </w:r>
+      <w:r>
+        <w:rPr>
+          <w:sz w:val="28"/>
+          <w:szCs w:val="28"/>
+        </w:rPr>
+        <w:t xml:space="preserve"> với thông điệp chào mừng: </w:t>
+      </w:r>
+      <w:r>
+        <w:rPr>
+          <w:rStyle w:val="Emphasis"/>
+          <w:sz w:val="28"/>
+          <w:szCs w:val="28"/>
+        </w:rPr>
+        <w:t>“Chào mừng đến với Bán Sách Lịch Sử Việt Nam”</w:t>
+      </w:r>
+      <w:r>
+        <w:rPr>
+          <w:sz w:val="28"/>
+          <w:szCs w:val="28"/>
+        </w:rPr>
+        <w:t xml:space="preserve">. Phần này giới thiệu ngắn gọn về website và khuyến khích người dùng khám phá các đầu sách thông qua nút </w:t>
+      </w:r>
+      <w:r>
+        <w:rPr>
+          <w:rStyle w:val="Strong"/>
+          <w:sz w:val="28"/>
+          <w:szCs w:val="28"/>
+        </w:rPr>
+        <w:t>“Xem sách”</w:t>
+      </w:r>
+      <w:r>
+        <w:rPr>
+          <w:sz w:val="28"/>
+          <w:szCs w:val="28"/>
+        </w:rPr>
+        <w:t>.</w:t>
+      </w:r>
+    </w:p>
+    <w:p>
+      <w:pPr>
+        <w:pStyle w:val="NormalWeb"/>
+        <w:rPr>
+          <w:sz w:val="28"/>
+          <w:szCs w:val="28"/>
+        </w:rPr>
+      </w:pPr>
+      <w:r>
+        <w:rPr>
+          <w:sz w:val="28"/>
+          <w:szCs w:val="28"/>
+        </w:rPr>
+        <w:t xml:space="preserve">Tiếp theo là phần </w:t>
+      </w:r>
+      <w:r>
+        <w:rPr>
+          <w:rStyle w:val="Strong"/>
+          <w:sz w:val="28"/>
+          <w:szCs w:val="28"/>
+        </w:rPr>
+        <w:t>“Sách nổi bật”</w:t>
+      </w:r>
+      <w:r>
+        <w:rPr>
+          <w:sz w:val="28"/>
+          <w:szCs w:val="28"/>
+        </w:rPr>
+        <w:t>, nơi hiển thị các đầu sách lịch sử tiêu biểu dưới dạng thẻ sản phẩm. Mỗi sản phẩm được minh họa bằng hình ảnh bìa sách, giúp người dùng dễ dàng nhận biết và lựa chọn. Khu vực này nhằm thu hút sự chú ý của khách hàng đến những cuốn sách nổi bật hoặc được đề xuất.</w:t>
+      </w:r>
+    </w:p>
+    <w:p>
+      <w:pPr>
+        <w:pStyle w:val="NormalWeb"/>
+        <w:rPr>
+          <w:sz w:val="28"/>
+          <w:szCs w:val="28"/>
+        </w:rPr>
+      </w:pPr>
+      <w:r>
+        <w:rPr>
+          <w:sz w:val="28"/>
+          <w:szCs w:val="28"/>
+        </w:rPr>
+        <w:t>Tổng thể, trang chủ đóng vai trò là điểm khởi đầu giúp người dùng nhanh chóng tiếp cận các chức năng chính của hệ thống, tìm kiếm thông tin và khám phá các đầu sách lịch sử Việt Nam một cách thuận tiện.</w:t>
+      </w:r>
+    </w:p>
+    <w:p/>
+    <w:p>
+      <w:pPr>
+        <w:pStyle w:val="Heading1"/>
+      </w:pPr>
+      <w:bookmarkStart w:id="31" w:name="_Toc230160129"/>
+      <w:r>
+        <w:lastRenderedPageBreak/>
+        <w:t xml:space="preserve">Kết luận và hướng phát </w:t>
+      </w:r>
+      <w:r>
+        <w:t xml:space="preserve">   </w:t>
+      </w:r>
+      <w:r>
+        <w:t>triển</w:t>
+      </w:r>
+      <w:bookmarkEnd w:id="31"/>
+    </w:p>
+    <w:p>
+      <w:pPr>
+        <w:pStyle w:val="Heading2"/>
+      </w:pPr>
+      <w:bookmarkStart w:id="32" w:name="_Toc230160130"/>
+      <w:r>
+        <w:t>Kết luận</w:t>
+      </w:r>
+      <w:bookmarkEnd w:id="32"/>
+    </w:p>
+    <w:p>
+      <w:pPr>
+        <w:pStyle w:val="NormalWeb"/>
+        <w:rPr>
+          <w:sz w:val="28"/>
+          <w:szCs w:val="28"/>
+        </w:rPr>
+      </w:pPr>
+      <w:r>
+        <w:rPr>
+          <w:sz w:val="28"/>
+          <w:szCs w:val="28"/>
+        </w:rPr>
+        <w:t xml:space="preserve">Đề tài </w:t>
+      </w:r>
+      <w:r>
+        <w:rPr>
+          <w:rStyle w:val="Strong"/>
+          <w:sz w:val="28"/>
+          <w:szCs w:val="28"/>
+        </w:rPr>
+        <w:t>Xây dựng website mua bán sách lịch sử Việt Nam</w:t>
+      </w:r>
+      <w:r>
+        <w:rPr>
+          <w:sz w:val="28"/>
+          <w:szCs w:val="28"/>
+        </w:rPr>
+        <w:t xml:space="preserve"> đã hoàn thành các mục tiêu đề ra, xây dựng được một hệ thống bán sách trực tuyến với giao diện thân thiện, dễ sử dụng và đáp ứng được các chức năng cơ bản của một website thương mại điện tử. Hệ thống cho phép người dùng xem danh sách sách, tìm kiếm sản phẩm, xem chi tiết sách, đăng ký tài khoản, đăng nhập, quản lý giỏ hàng và thực hiện đặt hàng trực tuyến.</w:t>
+      </w:r>
+    </w:p>
+    <w:p>
+      <w:pPr>
+        <w:pStyle w:val="NormalWeb"/>
+        <w:rPr>
+          <w:sz w:val="28"/>
+          <w:szCs w:val="28"/>
+        </w:rPr>
+      </w:pPr>
+      <w:r>
+        <w:rPr>
+          <w:sz w:val="28"/>
+          <w:szCs w:val="28"/>
+        </w:rPr>
+        <w:t>Bên cạnh đó, hệ thống còn hỗ trợ quản trị viên quản lý thông tin sách, danh mục sách, đơn hàng và người dùng một cách hiệu quả. Việc áp dụng các công nghệ web hiện đại giúp website hoạt động ổn định, nâng cao trải nghiệm người dùng và tạo môi trường thuận lợi cho việc quảng bá, giới thiệu các đầu sách lịch sử Việt Nam đến đông đảo độc giả.</w:t>
+      </w:r>
+    </w:p>
+    <w:p>
+      <w:pPr>
+        <w:pStyle w:val="NormalWeb"/>
+        <w:rPr>
+          <w:sz w:val="28"/>
+          <w:szCs w:val="28"/>
+        </w:rPr>
+      </w:pPr>
+      <w:r>
+        <w:rPr>
+          <w:sz w:val="28"/>
+          <w:szCs w:val="28"/>
+        </w:rPr>
+        <w:t>Thông qua quá trình thực hiện đề tài, nhóm đã củng cố và vận dụng được các kiến thức về phân tích thiết kế hệ thống, lập trình web, quản lý cơ sở dữ liệu và triển khai ứng dụng thực tế. Mặc dù đã đạt được các mục tiêu chính, hệ thống vẫn còn một số hạn chế về tính năng và phạm vi ứng dụng cần tiếp tục hoàn thiện trong tương lai.</w:t>
+      </w:r>
+    </w:p>
+    <w:p>
+      <w:pPr>
+        <w:pStyle w:val="Heading2"/>
+      </w:pPr>
+      <w:bookmarkStart w:id="33" w:name="_Toc230160131"/>
+      <w:r>
+        <w:t>Hướng phát triển</w:t>
+      </w:r>
+      <w:bookmarkEnd w:id="33"/>
+    </w:p>
+    <w:p>
+      <w:pPr>
+        <w:spacing w:before="100" w:beforeAutospacing="1" w:after="100" w:afterAutospacing="1" w:line="240" w:lineRule="auto"/>
+        <w:rPr>
+          <w:rFonts w:eastAsia="Times New Roman" w:cs="Times New Roman"/>
+          <w:sz w:val="28"/>
+          <w:szCs w:val="28"/>
+        </w:rPr>
+      </w:pPr>
+      <w:r>
+        <w:rPr>
+          <w:rFonts w:eastAsia="Times New Roman" w:cs="Times New Roman"/>
+          <w:sz w:val="28"/>
+          <w:szCs w:val="28"/>
+        </w:rPr>
+        <w:t>Để nâng cao chất lượng và tính ứng dụng thực tế của hệ thống trong thời gian tới, đề tài có thể được phát triển theo các hướng sau:</w:t>
+      </w:r>
+    </w:p>
+    <w:p>
+      <w:pPr>
+        <w:numPr>
+          <w:ilvl w:val="0"/>
+          <w:numId w:val="48"/>
+        </w:numPr>
+        <w:spacing w:before="100" w:beforeAutospacing="1" w:after="100" w:afterAutospacing="1" w:line="240" w:lineRule="auto"/>
+        <w:rPr>
+          <w:rFonts w:eastAsia="Times New Roman" w:cs="Times New Roman"/>
+          <w:sz w:val="28"/>
+          <w:szCs w:val="28"/>
+        </w:rPr>
+      </w:pPr>
+      <w:r>
+        <w:rPr>
+          <w:rFonts w:eastAsia="Times New Roman" w:cs="Times New Roman"/>
+          <w:sz w:val="28"/>
+          <w:szCs w:val="28"/>
+        </w:rPr>
+        <w:t xml:space="preserve">Tích hợp các cổng thanh toán trực tuyến như VNPay, MoMo hoặc ZaloPay để hỗ trợ khách hàng thanh toán nhanh chóng và an toàn. </w:t>
+      </w:r>
+    </w:p>
+    <w:p>
+      <w:pPr>
+        <w:numPr>
+          <w:ilvl w:val="0"/>
+          <w:numId w:val="48"/>
+        </w:numPr>
+        <w:spacing w:before="100" w:beforeAutospacing="1" w:after="100" w:afterAutospacing="1" w:line="240" w:lineRule="auto"/>
+        <w:rPr>
+          <w:rFonts w:eastAsia="Times New Roman" w:cs="Times New Roman"/>
+          <w:sz w:val="28"/>
+          <w:szCs w:val="28"/>
+        </w:rPr>
+      </w:pPr>
+      <w:r>
+        <w:rPr>
+          <w:rFonts w:eastAsia="Times New Roman" w:cs="Times New Roman"/>
+          <w:sz w:val="28"/>
+          <w:szCs w:val="28"/>
+        </w:rPr>
+        <w:t xml:space="preserve">Phát triển chức năng đánh giá, nhận xét và xếp hạng sách nhằm giúp người dùng có thêm thông tin tham khảo trước khi mua. </w:t>
+      </w:r>
+    </w:p>
+    <w:p>
+      <w:pPr>
+        <w:numPr>
+          <w:ilvl w:val="0"/>
+          <w:numId w:val="48"/>
+        </w:numPr>
+        <w:spacing w:before="100" w:beforeAutospacing="1" w:after="100" w:afterAutospacing="1" w:line="240" w:lineRule="auto"/>
+        <w:rPr>
+          <w:rFonts w:eastAsia="Times New Roman" w:cs="Times New Roman"/>
+          <w:sz w:val="28"/>
+          <w:szCs w:val="28"/>
+        </w:rPr>
+      </w:pPr>
+      <w:r>
+        <w:rPr>
+          <w:rFonts w:eastAsia="Times New Roman" w:cs="Times New Roman"/>
+          <w:sz w:val="28"/>
+          <w:szCs w:val="28"/>
+        </w:rPr>
+        <w:t xml:space="preserve">Xây dựng hệ thống gợi ý sách dựa trên lịch sử tìm kiếm và hành vi mua sắm của khách hàng. </w:t>
+      </w:r>
+    </w:p>
+    <w:p>
+      <w:pPr>
+        <w:numPr>
+          <w:ilvl w:val="0"/>
+          <w:numId w:val="48"/>
+        </w:numPr>
+        <w:spacing w:before="100" w:beforeAutospacing="1" w:after="100" w:afterAutospacing="1" w:line="240" w:lineRule="auto"/>
+        <w:rPr>
+          <w:rFonts w:eastAsia="Times New Roman" w:cs="Times New Roman"/>
+          <w:sz w:val="28"/>
+          <w:szCs w:val="28"/>
+        </w:rPr>
+      </w:pPr>
+      <w:r>
+        <w:rPr>
+          <w:rFonts w:eastAsia="Times New Roman" w:cs="Times New Roman"/>
+          <w:sz w:val="28"/>
+          <w:szCs w:val="28"/>
+        </w:rPr>
+        <w:t xml:space="preserve">Bổ sung chức năng yêu thích (Wishlist) để người dùng lưu lại các đầu sách quan tâm. </w:t>
+      </w:r>
+    </w:p>
+    <w:p>
+      <w:pPr>
+        <w:numPr>
+          <w:ilvl w:val="0"/>
+          <w:numId w:val="48"/>
+        </w:numPr>
+        <w:spacing w:before="100" w:beforeAutospacing="1" w:after="100" w:afterAutospacing="1" w:line="240" w:lineRule="auto"/>
+        <w:rPr>
+          <w:rFonts w:eastAsia="Times New Roman" w:cs="Times New Roman"/>
+          <w:sz w:val="28"/>
+          <w:szCs w:val="28"/>
+        </w:rPr>
+      </w:pPr>
+      <w:r>
+        <w:rPr>
+          <w:rFonts w:eastAsia="Times New Roman" w:cs="Times New Roman"/>
+          <w:sz w:val="28"/>
+          <w:szCs w:val="28"/>
+        </w:rPr>
+        <w:t xml:space="preserve">Tích hợp chatbot hỗ trợ tư vấn và giải đáp thắc mắc của khách hàng tự động. </w:t>
+      </w:r>
+    </w:p>
+    <w:p>
+      <w:pPr>
+        <w:numPr>
+          <w:ilvl w:val="0"/>
+          <w:numId w:val="48"/>
+        </w:numPr>
+        <w:spacing w:before="100" w:beforeAutospacing="1" w:after="100" w:afterAutospacing="1" w:line="240" w:lineRule="auto"/>
+        <w:rPr>
+          <w:rFonts w:eastAsia="Times New Roman" w:cs="Times New Roman"/>
+          <w:sz w:val="28"/>
+          <w:szCs w:val="28"/>
+        </w:rPr>
+      </w:pPr>
+      <w:r>
+        <w:rPr>
+          <w:rFonts w:eastAsia="Times New Roman" w:cs="Times New Roman"/>
+          <w:sz w:val="28"/>
+          <w:szCs w:val="28"/>
+        </w:rPr>
+        <w:t xml:space="preserve">Phát triển giao diện tương thích tốt hơn trên thiết bị di động và xây dựng ứng dụng mobile dành cho hệ điều hành Android và iOS. </w:t>
+      </w:r>
+    </w:p>
+    <w:p>
+      <w:pPr>
+        <w:numPr>
+          <w:ilvl w:val="0"/>
+          <w:numId w:val="48"/>
+        </w:numPr>
+        <w:spacing w:before="100" w:beforeAutospacing="1" w:after="100" w:afterAutospacing="1" w:line="240" w:lineRule="auto"/>
+        <w:rPr>
+          <w:rFonts w:eastAsia="Times New Roman" w:cs="Times New Roman"/>
+          <w:sz w:val="28"/>
+          <w:szCs w:val="28"/>
+        </w:rPr>
+      </w:pPr>
+      <w:r>
+        <w:rPr>
+          <w:rFonts w:eastAsia="Times New Roman" w:cs="Times New Roman"/>
+          <w:sz w:val="28"/>
+          <w:szCs w:val="28"/>
+        </w:rPr>
+        <w:t xml:space="preserve">Nâng cao tính bảo mật hệ thống bằng các cơ chế xác thực và mã hóa dữ liệu hiện đại. </w:t>
+      </w:r>
+    </w:p>
+    <w:p>
+      <w:pPr>
+        <w:numPr>
+          <w:ilvl w:val="0"/>
+          <w:numId w:val="48"/>
+        </w:numPr>
+        <w:spacing w:before="100" w:beforeAutospacing="1" w:after="100" w:afterAutospacing="1" w:line="240" w:lineRule="auto"/>
+        <w:rPr>
+          <w:rFonts w:eastAsia="Times New Roman" w:cs="Times New Roman"/>
+          <w:sz w:val="28"/>
+          <w:szCs w:val="28"/>
+        </w:rPr>
+      </w:pPr>
+      <w:r>
+        <w:rPr>
+          <w:rFonts w:eastAsia="Times New Roman" w:cs="Times New Roman"/>
+          <w:sz w:val="28"/>
+          <w:szCs w:val="28"/>
+        </w:rPr>
+        <w:lastRenderedPageBreak/>
+        <w:t xml:space="preserve">Mở rộng cơ sở dữ liệu với nhiều đầu sách lịch sử hơn, đồng thời cập nhật thường xuyên các ấn phẩm mới. </w:t>
+      </w:r>
+    </w:p>
+    <w:p>
+      <w:pPr>
+        <w:numPr>
+          <w:ilvl w:val="0"/>
+          <w:numId w:val="48"/>
+        </w:numPr>
+        <w:spacing w:before="100" w:beforeAutospacing="1" w:after="100" w:afterAutospacing="1" w:line="240" w:lineRule="auto"/>
+        <w:rPr>
+          <w:rFonts w:eastAsia="Times New Roman" w:cs="Times New Roman"/>
+          <w:sz w:val="28"/>
+          <w:szCs w:val="28"/>
+        </w:rPr>
+      </w:pPr>
+      <w:r>
+        <w:rPr>
+          <w:rFonts w:eastAsia="Times New Roman" w:cs="Times New Roman"/>
+          <w:sz w:val="28"/>
+          <w:szCs w:val="28"/>
+        </w:rPr>
+        <w:t xml:space="preserve">Tích hợp chức năng thống kê, báo cáo doanh thu và phân tích dữ liệu bán hàng nhằm hỗ trợ quản trị viên đưa ra các quyết định kinh doanh hiệu quả. </w:t>
+      </w:r>
+    </w:p>
+    <w:p>
+      <w:pPr>
+        <w:numPr>
+          <w:ilvl w:val="0"/>
+          <w:numId w:val="48"/>
+        </w:numPr>
+        <w:spacing w:before="100" w:beforeAutospacing="1" w:after="100" w:afterAutospacing="1" w:line="240" w:lineRule="auto"/>
+        <w:rPr>
+          <w:rFonts w:eastAsia="Times New Roman" w:cs="Times New Roman"/>
+          <w:sz w:val="28"/>
+          <w:szCs w:val="28"/>
+        </w:rPr>
+      </w:pPr>
+      <w:r>
+        <w:rPr>
+          <w:rFonts w:eastAsia="Times New Roman" w:cs="Times New Roman"/>
+          <w:sz w:val="28"/>
+          <w:szCs w:val="28"/>
+        </w:rPr>
+        <w:t>Xây dựng diễn đàn hoặc cộng đồng trao đổi kiến thức lịch sử, giúp tăng sự tương tác giữa độc giả và website.</w:t>
+      </w:r>
+    </w:p>
+    <w:p/>
+    <w:p>
+      <w:pPr>
+        <w:pStyle w:val="noidung"/>
+      </w:pPr>
+    </w:p>
+    <w:p>
+      <w:pPr>
+        <w:pStyle w:val="noidung"/>
+      </w:pPr>
+    </w:p>
+    <w:p>
+      <w:pPr>
+        <w:rPr>
+          <w:b/>
+          <w:caps/>
+          <w:sz w:val="30"/>
+        </w:rPr>
+      </w:pPr>
+      <w:r>
+        <w:br w:type="page"/>
+      </w:r>
+    </w:p>
+    <w:p>
+      <w:pPr>
+        <w:pStyle w:val="DEMUC"/>
+      </w:pPr>
+      <w:r>
+        <w:lastRenderedPageBreak/>
+        <w:t>Danh mục tài liệu tham khảo</w:t>
+      </w:r>
+    </w:p>
+    <w:p>
+      <w:pPr>
+        <w:pStyle w:val="noidung"/>
+      </w:pPr>
+      <w:r>
+        <w:t>Vào Zotero &gt; chọn lệnh tại khung màu đỏ:</w:t>
+      </w:r>
+    </w:p>
+    <w:p>
+      <w:pPr>
+        <w:pStyle w:val="noidung"/>
+      </w:pPr>
+      <w:r>
+        <w:rPr>
+          <w:noProof/>
+        </w:rPr>
+        <w:drawing>
+          <wp:inline distT="0" distB="0" distL="0" distR="0" wp14:anchorId="00023B0F" wp14:editId="70A05B54">
+            <wp:extent cx="5133975" cy="983213"/>
+            <wp:effectExtent l="0" t="0" r="0" b="7620"/>
+            <wp:docPr id="11" name="Picture 11"/>
+            <wp:cNvGraphicFramePr>
+              <a:graphicFrameLocks xmlns:a="http://schemas.openxmlformats.org/drawingml/2006/main" noChangeAspect="1"/>
+            </wp:cNvGraphicFramePr>
+            <a:graphic xmlns:a="http://schemas.openxmlformats.org/drawingml/2006/main">
+              <a:graphicData uri="http://schemas.openxmlformats.org/drawingml/2006/picture">
+                <pic:pic xmlns:pic="http://schemas.openxmlformats.org/drawingml/2006/picture">
+                  <pic:nvPicPr>
+                    <pic:cNvPr id="1" name=""/>
+                    <pic:cNvPicPr/>
+                  </pic:nvPicPr>
+                  <pic:blipFill>
+                    <a:blip r:embed="rId15"/>
+                    <a:stretch>
+                      <a:fillRect/>
+                    </a:stretch>
+                  </pic:blipFill>
+                  <pic:spPr>
+                    <a:xfrm>
+                      <a:off x="0" y="0"/>
                       <a:ext cx="5167286" cy="989593"/>
                     </a:xfrm>
                     <a:prstGeom prst="rect">
@@ -4118,7 +6614,7 @@
       </w:r>
     </w:p>
     <w:sectPr>
-      <w:footerReference w:type="default" r:id="rId13"/>
+      <w:footerReference w:type="default" r:id="rId16"/>
       <w:pgSz w:w="11907" w:h="16840" w:code="9"/>
       <w:pgMar w:top="1134" w:right="1134" w:bottom="1134" w:left="1985" w:header="680" w:footer="680" w:gutter="0"/>
       <w:pgNumType w:start="1"/>
@@ -4586,6 +7082,304 @@
     </w:lvl>
   </w:abstractNum>
   <w:abstractNum w:abstractNumId="2" w15:restartNumberingAfterBreak="0">
+    <w:nsid w:val="169920D4"/>
+    <w:multiLevelType w:val="multilevel"/>
+    <w:tmpl w:val="54E07632"/>
+    <w:lvl w:ilvl="0">
+      <w:start w:val="1"/>
+      <w:numFmt w:val="bullet"/>
+      <w:lvlText w:val=""/>
+      <w:lvlJc w:val="left"/>
+      <w:pPr>
+        <w:tabs>
+          <w:tab w:val="num" w:pos="720"/>
+        </w:tabs>
+        <w:ind w:left="720" w:hanging="360"/>
+      </w:pPr>
+      <w:rPr>
+        <w:rFonts w:ascii="Symbol" w:hAnsi="Symbol" w:hint="default"/>
+        <w:sz w:val="20"/>
+      </w:rPr>
+    </w:lvl>
+    <w:lvl w:ilvl="1" w:tentative="1">
+      <w:start w:val="1"/>
+      <w:numFmt w:val="bullet"/>
+      <w:lvlText w:val="o"/>
+      <w:lvlJc w:val="left"/>
+      <w:pPr>
+        <w:tabs>
+          <w:tab w:val="num" w:pos="1440"/>
+        </w:tabs>
+        <w:ind w:left="1440" w:hanging="360"/>
+      </w:pPr>
+      <w:rPr>
+        <w:rFonts w:ascii="Courier New" w:hAnsi="Courier New" w:hint="default"/>
+        <w:sz w:val="20"/>
+      </w:rPr>
+    </w:lvl>
+    <w:lvl w:ilvl="2" w:tentative="1">
+      <w:start w:val="1"/>
+      <w:numFmt w:val="bullet"/>
+      <w:lvlText w:val=""/>
+      <w:lvlJc w:val="left"/>
+      <w:pPr>
+        <w:tabs>
+          <w:tab w:val="num" w:pos="2160"/>
+        </w:tabs>
+        <w:ind w:left="2160" w:hanging="360"/>
+      </w:pPr>
+      <w:rPr>
+        <w:rFonts w:ascii="Wingdings" w:hAnsi="Wingdings" w:hint="default"/>
+        <w:sz w:val="20"/>
+      </w:rPr>
+    </w:lvl>
+    <w:lvl w:ilvl="3" w:tentative="1">
+      <w:start w:val="1"/>
+      <w:numFmt w:val="bullet"/>
+      <w:lvlText w:val=""/>
+      <w:lvlJc w:val="left"/>
+      <w:pPr>
+        <w:tabs>
+          <w:tab w:val="num" w:pos="2880"/>
+        </w:tabs>
+        <w:ind w:left="2880" w:hanging="360"/>
+      </w:pPr>
+      <w:rPr>
+        <w:rFonts w:ascii="Wingdings" w:hAnsi="Wingdings" w:hint="default"/>
+        <w:sz w:val="20"/>
+      </w:rPr>
+    </w:lvl>
+    <w:lvl w:ilvl="4" w:tentative="1">
+      <w:start w:val="1"/>
+      <w:numFmt w:val="bullet"/>
+      <w:lvlText w:val=""/>
+      <w:lvlJc w:val="left"/>
+      <w:pPr>
+        <w:tabs>
+          <w:tab w:val="num" w:pos="3600"/>
+        </w:tabs>
+        <w:ind w:left="3600" w:hanging="360"/>
+      </w:pPr>
+      <w:rPr>
+        <w:rFonts w:ascii="Wingdings" w:hAnsi="Wingdings" w:hint="default"/>
+        <w:sz w:val="20"/>
+      </w:rPr>
+    </w:lvl>
+    <w:lvl w:ilvl="5" w:tentative="1">
+      <w:start w:val="1"/>
+      <w:numFmt w:val="bullet"/>
+      <w:lvlText w:val=""/>
+      <w:lvlJc w:val="left"/>
+      <w:pPr>
+        <w:tabs>
+          <w:tab w:val="num" w:pos="4320"/>
+        </w:tabs>
+        <w:ind w:left="4320" w:hanging="360"/>
+      </w:pPr>
+      <w:rPr>
+        <w:rFonts w:ascii="Wingdings" w:hAnsi="Wingdings" w:hint="default"/>
+        <w:sz w:val="20"/>
+      </w:rPr>
+    </w:lvl>
+    <w:lvl w:ilvl="6" w:tentative="1">
+      <w:start w:val="1"/>
+      <w:numFmt w:val="bullet"/>
+      <w:lvlText w:val=""/>
+      <w:lvlJc w:val="left"/>
+      <w:pPr>
+        <w:tabs>
+          <w:tab w:val="num" w:pos="5040"/>
+        </w:tabs>
+        <w:ind w:left="5040" w:hanging="360"/>
+      </w:pPr>
+      <w:rPr>
+        <w:rFonts w:ascii="Wingdings" w:hAnsi="Wingdings" w:hint="default"/>
+        <w:sz w:val="20"/>
+      </w:rPr>
+    </w:lvl>
+    <w:lvl w:ilvl="7" w:tentative="1">
+      <w:start w:val="1"/>
+      <w:numFmt w:val="bullet"/>
+      <w:lvlText w:val=""/>
+      <w:lvlJc w:val="left"/>
+      <w:pPr>
+        <w:tabs>
+          <w:tab w:val="num" w:pos="5760"/>
+        </w:tabs>
+        <w:ind w:left="5760" w:hanging="360"/>
+      </w:pPr>
+      <w:rPr>
+        <w:rFonts w:ascii="Wingdings" w:hAnsi="Wingdings" w:hint="default"/>
+        <w:sz w:val="20"/>
+      </w:rPr>
+    </w:lvl>
+    <w:lvl w:ilvl="8" w:tentative="1">
+      <w:start w:val="1"/>
+      <w:numFmt w:val="bullet"/>
+      <w:lvlText w:val=""/>
+      <w:lvlJc w:val="left"/>
+      <w:pPr>
+        <w:tabs>
+          <w:tab w:val="num" w:pos="6480"/>
+        </w:tabs>
+        <w:ind w:left="6480" w:hanging="360"/>
+      </w:pPr>
+      <w:rPr>
+        <w:rFonts w:ascii="Wingdings" w:hAnsi="Wingdings" w:hint="default"/>
+        <w:sz w:val="20"/>
+      </w:rPr>
+    </w:lvl>
+  </w:abstractNum>
+  <w:abstractNum w:abstractNumId="3" w15:restartNumberingAfterBreak="0">
+    <w:nsid w:val="1AF96CFA"/>
+    <w:multiLevelType w:val="multilevel"/>
+    <w:tmpl w:val="F6605772"/>
+    <w:lvl w:ilvl="0">
+      <w:start w:val="1"/>
+      <w:numFmt w:val="bullet"/>
+      <w:lvlText w:val=""/>
+      <w:lvlJc w:val="left"/>
+      <w:pPr>
+        <w:tabs>
+          <w:tab w:val="num" w:pos="720"/>
+        </w:tabs>
+        <w:ind w:left="720" w:hanging="360"/>
+      </w:pPr>
+      <w:rPr>
+        <w:rFonts w:ascii="Symbol" w:hAnsi="Symbol" w:hint="default"/>
+        <w:sz w:val="20"/>
+      </w:rPr>
+    </w:lvl>
+    <w:lvl w:ilvl="1" w:tentative="1">
+      <w:start w:val="1"/>
+      <w:numFmt w:val="bullet"/>
+      <w:lvlText w:val="o"/>
+      <w:lvlJc w:val="left"/>
+      <w:pPr>
+        <w:tabs>
+          <w:tab w:val="num" w:pos="1440"/>
+        </w:tabs>
+        <w:ind w:left="1440" w:hanging="360"/>
+      </w:pPr>
+      <w:rPr>
+        <w:rFonts w:ascii="Courier New" w:hAnsi="Courier New" w:hint="default"/>
+        <w:sz w:val="20"/>
+      </w:rPr>
+    </w:lvl>
+    <w:lvl w:ilvl="2" w:tentative="1">
+      <w:start w:val="1"/>
+      <w:numFmt w:val="bullet"/>
+      <w:lvlText w:val=""/>
+      <w:lvlJc w:val="left"/>
+      <w:pPr>
+        <w:tabs>
+          <w:tab w:val="num" w:pos="2160"/>
+        </w:tabs>
+        <w:ind w:left="2160" w:hanging="360"/>
+      </w:pPr>
+      <w:rPr>
+        <w:rFonts w:ascii="Wingdings" w:hAnsi="Wingdings" w:hint="default"/>
+        <w:sz w:val="20"/>
+      </w:rPr>
+    </w:lvl>
+    <w:lvl w:ilvl="3" w:tentative="1">
+      <w:start w:val="1"/>
+      <w:numFmt w:val="bullet"/>
+      <w:lvlText w:val=""/>
+      <w:lvlJc w:val="left"/>
+      <w:pPr>
+        <w:tabs>
+          <w:tab w:val="num" w:pos="2880"/>
+        </w:tabs>
+        <w:ind w:left="2880" w:hanging="360"/>
+      </w:pPr>
+      <w:rPr>
+        <w:rFonts w:ascii="Wingdings" w:hAnsi="Wingdings" w:hint="default"/>
+        <w:sz w:val="20"/>
+      </w:rPr>
+    </w:lvl>
+    <w:lvl w:ilvl="4" w:tentative="1">
+      <w:start w:val="1"/>
+      <w:numFmt w:val="bullet"/>
+      <w:lvlText w:val=""/>
+      <w:lvlJc w:val="left"/>
+      <w:pPr>
+        <w:tabs>
+          <w:tab w:val="num" w:pos="3600"/>
+        </w:tabs>
+        <w:ind w:left="3600" w:hanging="360"/>
+      </w:pPr>
+      <w:rPr>
+        <w:rFonts w:ascii="Wingdings" w:hAnsi="Wingdings" w:hint="default"/>
+        <w:sz w:val="20"/>
+      </w:rPr>
+    </w:lvl>
+    <w:lvl w:ilvl="5" w:tentative="1">
+      <w:start w:val="1"/>
+      <w:numFmt w:val="bullet"/>
+      <w:lvlText w:val=""/>
+      <w:lvlJc w:val="left"/>
+      <w:pPr>
+        <w:tabs>
+          <w:tab w:val="num" w:pos="4320"/>
+        </w:tabs>
+        <w:ind w:left="4320" w:hanging="360"/>
+      </w:pPr>
+      <w:rPr>
+        <w:rFonts w:ascii="Wingdings" w:hAnsi="Wingdings" w:hint="default"/>
+        <w:sz w:val="20"/>
+      </w:rPr>
+    </w:lvl>
+    <w:lvl w:ilvl="6" w:tentative="1">
+      <w:start w:val="1"/>
+      <w:numFmt w:val="bullet"/>
+      <w:lvlText w:val=""/>
+      <w:lvlJc w:val="left"/>
+      <w:pPr>
+        <w:tabs>
+          <w:tab w:val="num" w:pos="5040"/>
+        </w:tabs>
+        <w:ind w:left="5040" w:hanging="360"/>
+      </w:pPr>
+      <w:rPr>
+        <w:rFonts w:ascii="Wingdings" w:hAnsi="Wingdings" w:hint="default"/>
+        <w:sz w:val="20"/>
+      </w:rPr>
+    </w:lvl>
+    <w:lvl w:ilvl="7" w:tentative="1">
+      <w:start w:val="1"/>
+      <w:numFmt w:val="bullet"/>
+      <w:lvlText w:val=""/>
+      <w:lvlJc w:val="left"/>
+      <w:pPr>
+        <w:tabs>
+          <w:tab w:val="num" w:pos="5760"/>
+        </w:tabs>
+        <w:ind w:left="5760" w:hanging="360"/>
+      </w:pPr>
+      <w:rPr>
+        <w:rFonts w:ascii="Wingdings" w:hAnsi="Wingdings" w:hint="default"/>
+        <w:sz w:val="20"/>
+      </w:rPr>
+    </w:lvl>
+    <w:lvl w:ilvl="8" w:tentative="1">
+      <w:start w:val="1"/>
+      <w:numFmt w:val="bullet"/>
+      <w:lvlText w:val=""/>
+      <w:lvlJc w:val="left"/>
+      <w:pPr>
+        <w:tabs>
+          <w:tab w:val="num" w:pos="6480"/>
+        </w:tabs>
+        <w:ind w:left="6480" w:hanging="360"/>
+      </w:pPr>
+      <w:rPr>
+        <w:rFonts w:ascii="Wingdings" w:hAnsi="Wingdings" w:hint="default"/>
+        <w:sz w:val="20"/>
+      </w:rPr>
+    </w:lvl>
+  </w:abstractNum>
+  <w:abstractNum w:abstractNumId="4" w15:restartNumberingAfterBreak="0">
     <w:nsid w:val="2081317C"/>
     <w:multiLevelType w:val="multilevel"/>
     <w:tmpl w:val="27CE83AE"/>
@@ -4734,7 +7528,7 @@
       </w:rPr>
     </w:lvl>
   </w:abstractNum>
-  <w:abstractNum w:abstractNumId="3" w15:restartNumberingAfterBreak="0">
+  <w:abstractNum w:abstractNumId="5" w15:restartNumberingAfterBreak="0">
     <w:nsid w:val="2BE47ABA"/>
     <w:multiLevelType w:val="multilevel"/>
     <w:tmpl w:val="19BCA5D8"/>
@@ -4883,7 +7677,7 @@
       </w:rPr>
     </w:lvl>
   </w:abstractNum>
-  <w:abstractNum w:abstractNumId="4" w15:restartNumberingAfterBreak="0">
+  <w:abstractNum w:abstractNumId="6" w15:restartNumberingAfterBreak="0">
     <w:nsid w:val="55C35505"/>
     <w:multiLevelType w:val="hybridMultilevel"/>
     <w:tmpl w:val="6C5C767C"/>
@@ -4969,7 +7763,156 @@
       </w:pPr>
     </w:lvl>
   </w:abstractNum>
-  <w:abstractNum w:abstractNumId="5" w15:restartNumberingAfterBreak="0">
+  <w:abstractNum w:abstractNumId="7" w15:restartNumberingAfterBreak="0">
+    <w:nsid w:val="579830A8"/>
+    <w:multiLevelType w:val="multilevel"/>
+    <w:tmpl w:val="C5A6184A"/>
+    <w:lvl w:ilvl="0">
+      <w:start w:val="1"/>
+      <w:numFmt w:val="bullet"/>
+      <w:lvlText w:val=""/>
+      <w:lvlJc w:val="left"/>
+      <w:pPr>
+        <w:tabs>
+          <w:tab w:val="num" w:pos="720"/>
+        </w:tabs>
+        <w:ind w:left="720" w:hanging="360"/>
+      </w:pPr>
+      <w:rPr>
+        <w:rFonts w:ascii="Symbol" w:hAnsi="Symbol" w:hint="default"/>
+        <w:sz w:val="20"/>
+      </w:rPr>
+    </w:lvl>
+    <w:lvl w:ilvl="1" w:tentative="1">
+      <w:start w:val="1"/>
+      <w:numFmt w:val="bullet"/>
+      <w:lvlText w:val="o"/>
+      <w:lvlJc w:val="left"/>
+      <w:pPr>
+        <w:tabs>
+          <w:tab w:val="num" w:pos="1440"/>
+        </w:tabs>
+        <w:ind w:left="1440" w:hanging="360"/>
+      </w:pPr>
+      <w:rPr>
+        <w:rFonts w:ascii="Courier New" w:hAnsi="Courier New" w:hint="default"/>
+        <w:sz w:val="20"/>
+      </w:rPr>
+    </w:lvl>
+    <w:lvl w:ilvl="2" w:tentative="1">
+      <w:start w:val="1"/>
+      <w:numFmt w:val="bullet"/>
+      <w:lvlText w:val=""/>
+      <w:lvlJc w:val="left"/>
+      <w:pPr>
+        <w:tabs>
+          <w:tab w:val="num" w:pos="2160"/>
+        </w:tabs>
+        <w:ind w:left="2160" w:hanging="360"/>
+      </w:pPr>
+      <w:rPr>
+        <w:rFonts w:ascii="Wingdings" w:hAnsi="Wingdings" w:hint="default"/>
+        <w:sz w:val="20"/>
+      </w:rPr>
+    </w:lvl>
+    <w:lvl w:ilvl="3" w:tentative="1">
+      <w:start w:val="1"/>
+      <w:numFmt w:val="bullet"/>
+      <w:lvlText w:val=""/>
+      <w:lvlJc w:val="left"/>
+      <w:pPr>
+        <w:tabs>
+          <w:tab w:val="num" w:pos="2880"/>
+        </w:tabs>
+        <w:ind w:left="2880" w:hanging="360"/>
+      </w:pPr>
+      <w:rPr>
+        <w:rFonts w:ascii="Wingdings" w:hAnsi="Wingdings" w:hint="default"/>
+        <w:sz w:val="20"/>
+      </w:rPr>
+    </w:lvl>
+    <w:lvl w:ilvl="4" w:tentative="1">
+      <w:start w:val="1"/>
+      <w:numFmt w:val="bullet"/>
+      <w:lvlText w:val=""/>
+      <w:lvlJc w:val="left"/>
+      <w:pPr>
+        <w:tabs>
+          <w:tab w:val="num" w:pos="3600"/>
+        </w:tabs>
+        <w:ind w:left="3600" w:hanging="360"/>
+      </w:pPr>
+      <w:rPr>
+        <w:rFonts w:ascii="Wingdings" w:hAnsi="Wingdings" w:hint="default"/>
+        <w:sz w:val="20"/>
+      </w:rPr>
+    </w:lvl>
+    <w:lvl w:ilvl="5" w:tentative="1">
+      <w:start w:val="1"/>
+      <w:numFmt w:val="bullet"/>
+      <w:lvlText w:val=""/>
+      <w:lvlJc w:val="left"/>
+      <w:pPr>
+        <w:tabs>
+          <w:tab w:val="num" w:pos="4320"/>
+        </w:tabs>
+        <w:ind w:left="4320" w:hanging="360"/>
+      </w:pPr>
+      <w:rPr>
+        <w:rFonts w:ascii="Wingdings" w:hAnsi="Wingdings" w:hint="default"/>
+        <w:sz w:val="20"/>
+      </w:rPr>
+    </w:lvl>
+    <w:lvl w:ilvl="6" w:tentative="1">
+      <w:start w:val="1"/>
+      <w:numFmt w:val="bullet"/>
+      <w:lvlText w:val=""/>
+      <w:lvlJc w:val="left"/>
+      <w:pPr>
+        <w:tabs>
+          <w:tab w:val="num" w:pos="5040"/>
+        </w:tabs>
+        <w:ind w:left="5040" w:hanging="360"/>
+      </w:pPr>
+      <w:rPr>
+        <w:rFonts w:ascii="Wingdings" w:hAnsi="Wingdings" w:hint="default"/>
+        <w:sz w:val="20"/>
+      </w:rPr>
+    </w:lvl>
+    <w:lvl w:ilvl="7" w:tentative="1">
+      <w:start w:val="1"/>
+      <w:numFmt w:val="bullet"/>
+      <w:lvlText w:val=""/>
+      <w:lvlJc w:val="left"/>
+      <w:pPr>
+        <w:tabs>
+          <w:tab w:val="num" w:pos="5760"/>
+        </w:tabs>
+        <w:ind w:left="5760" w:hanging="360"/>
+      </w:pPr>
+      <w:rPr>
+        <w:rFonts w:ascii="Wingdings" w:hAnsi="Wingdings" w:hint="default"/>
+        <w:sz w:val="20"/>
+      </w:rPr>
+    </w:lvl>
+    <w:lvl w:ilvl="8" w:tentative="1">
+      <w:start w:val="1"/>
+      <w:numFmt w:val="bullet"/>
+      <w:lvlText w:val=""/>
+      <w:lvlJc w:val="left"/>
+      <w:pPr>
+        <w:tabs>
+          <w:tab w:val="num" w:pos="6480"/>
+        </w:tabs>
+        <w:ind w:left="6480" w:hanging="360"/>
+      </w:pPr>
+      <w:rPr>
+        <w:rFonts w:ascii="Wingdings" w:hAnsi="Wingdings" w:hint="default"/>
+        <w:sz w:val="20"/>
+      </w:rPr>
+    </w:lvl>
+  </w:abstractNum>
+  <w:abstractNum w:abstractNumId="8" w15:restartNumberingAfterBreak="0">
     <w:nsid w:val="71FF0BCE"/>
     <w:multiLevelType w:val="hybridMultilevel"/>
     <w:tmpl w:val="6C5C767C"/>
@@ -5055,7 +7998,7 @@
       </w:pPr>
     </w:lvl>
   </w:abstractNum>
-  <w:abstractNum w:abstractNumId="6" w15:restartNumberingAfterBreak="0">
+  <w:abstractNum w:abstractNumId="9" w15:restartNumberingAfterBreak="0">
     <w:nsid w:val="742A49E2"/>
     <w:multiLevelType w:val="hybridMultilevel"/>
     <w:tmpl w:val="6C5C767C"/>
@@ -5141,7 +8084,156 @@
       </w:pPr>
     </w:lvl>
   </w:abstractNum>
-  <w:abstractNum w:abstractNumId="7" w15:restartNumberingAfterBreak="0">
+  <w:abstractNum w:abstractNumId="10" w15:restartNumberingAfterBreak="0">
+    <w:nsid w:val="74A70A50"/>
+    <w:multiLevelType w:val="multilevel"/>
+    <w:tmpl w:val="A5089FFC"/>
+    <w:lvl w:ilvl="0">
+      <w:start w:val="1"/>
+      <w:numFmt w:val="bullet"/>
+      <w:lvlText w:val=""/>
+      <w:lvlJc w:val="left"/>
+      <w:pPr>
+        <w:tabs>
+          <w:tab w:val="num" w:pos="720"/>
+        </w:tabs>
+        <w:ind w:left="720" w:hanging="360"/>
+      </w:pPr>
+      <w:rPr>
+        <w:rFonts w:ascii="Symbol" w:hAnsi="Symbol" w:hint="default"/>
+        <w:sz w:val="20"/>
+      </w:rPr>
+    </w:lvl>
+    <w:lvl w:ilvl="1" w:tentative="1">
+      <w:start w:val="1"/>
+      <w:numFmt w:val="bullet"/>
+      <w:lvlText w:val="o"/>
+      <w:lvlJc w:val="left"/>
+      <w:pPr>
+        <w:tabs>
+          <w:tab w:val="num" w:pos="1440"/>
+        </w:tabs>
+        <w:ind w:left="1440" w:hanging="360"/>
+      </w:pPr>
+      <w:rPr>
+        <w:rFonts w:ascii="Courier New" w:hAnsi="Courier New" w:hint="default"/>
+        <w:sz w:val="20"/>
+      </w:rPr>
+    </w:lvl>
+    <w:lvl w:ilvl="2" w:tentative="1">
+      <w:start w:val="1"/>
+      <w:numFmt w:val="bullet"/>
+      <w:lvlText w:val=""/>
+      <w:lvlJc w:val="left"/>
+      <w:pPr>
+        <w:tabs>
+          <w:tab w:val="num" w:pos="2160"/>
+        </w:tabs>
+        <w:ind w:left="2160" w:hanging="360"/>
+      </w:pPr>
+      <w:rPr>
+        <w:rFonts w:ascii="Wingdings" w:hAnsi="Wingdings" w:hint="default"/>
+        <w:sz w:val="20"/>
+      </w:rPr>
+    </w:lvl>
+    <w:lvl w:ilvl="3" w:tentative="1">
+      <w:start w:val="1"/>
+      <w:numFmt w:val="bullet"/>
+      <w:lvlText w:val=""/>
+      <w:lvlJc w:val="left"/>
+      <w:pPr>
+        <w:tabs>
+          <w:tab w:val="num" w:pos="2880"/>
+        </w:tabs>
+        <w:ind w:left="2880" w:hanging="360"/>
+      </w:pPr>
+      <w:rPr>
+        <w:rFonts w:ascii="Wingdings" w:hAnsi="Wingdings" w:hint="default"/>
+        <w:sz w:val="20"/>
+      </w:rPr>
+    </w:lvl>
+    <w:lvl w:ilvl="4" w:tentative="1">
+      <w:start w:val="1"/>
+      <w:numFmt w:val="bullet"/>
+      <w:lvlText w:val=""/>
+      <w:lvlJc w:val="left"/>
+      <w:pPr>
+        <w:tabs>
+          <w:tab w:val="num" w:pos="3600"/>
+        </w:tabs>
+        <w:ind w:left="3600" w:hanging="360"/>
+      </w:pPr>
+      <w:rPr>
+        <w:rFonts w:ascii="Wingdings" w:hAnsi="Wingdings" w:hint="default"/>
+        <w:sz w:val="20"/>
+      </w:rPr>
+    </w:lvl>
+    <w:lvl w:ilvl="5" w:tentative="1">
+      <w:start w:val="1"/>
+      <w:numFmt w:val="bullet"/>
+      <w:lvlText w:val=""/>
+      <w:lvlJc w:val="left"/>
+      <w:pPr>
+        <w:tabs>
+          <w:tab w:val="num" w:pos="4320"/>
+        </w:tabs>
+        <w:ind w:left="4320" w:hanging="360"/>
+      </w:pPr>
+      <w:rPr>
+        <w:rFonts w:ascii="Wingdings" w:hAnsi="Wingdings" w:hint="default"/>
+        <w:sz w:val="20"/>
+      </w:rPr>
+    </w:lvl>
+    <w:lvl w:ilvl="6" w:tentative="1">
+      <w:start w:val="1"/>
+      <w:numFmt w:val="bullet"/>
+      <w:lvlText w:val=""/>
+      <w:lvlJc w:val="left"/>
+      <w:pPr>
+        <w:tabs>
+          <w:tab w:val="num" w:pos="5040"/>
+        </w:tabs>
+        <w:ind w:left="5040" w:hanging="360"/>
+      </w:pPr>
+      <w:rPr>
+        <w:rFonts w:ascii="Wingdings" w:hAnsi="Wingdings" w:hint="default"/>
+        <w:sz w:val="20"/>
+      </w:rPr>
+    </w:lvl>
+    <w:lvl w:ilvl="7" w:tentative="1">
+      <w:start w:val="1"/>
+      <w:numFmt w:val="bullet"/>
+      <w:lvlText w:val=""/>
+      <w:lvlJc w:val="left"/>
+      <w:pPr>
+        <w:tabs>
+          <w:tab w:val="num" w:pos="5760"/>
+        </w:tabs>
+        <w:ind w:left="5760" w:hanging="360"/>
+      </w:pPr>
+      <w:rPr>
+        <w:rFonts w:ascii="Wingdings" w:hAnsi="Wingdings" w:hint="default"/>
+        <w:sz w:val="20"/>
+      </w:rPr>
+    </w:lvl>
+    <w:lvl w:ilvl="8" w:tentative="1">
+      <w:start w:val="1"/>
+      <w:numFmt w:val="bullet"/>
+      <w:lvlText w:val=""/>
+      <w:lvlJc w:val="left"/>
+      <w:pPr>
+        <w:tabs>
+          <w:tab w:val="num" w:pos="6480"/>
+        </w:tabs>
+        <w:ind w:left="6480" w:hanging="360"/>
+      </w:pPr>
+      <w:rPr>
+        <w:rFonts w:ascii="Wingdings" w:hAnsi="Wingdings" w:hint="default"/>
+        <w:sz w:val="20"/>
+      </w:rPr>
+    </w:lvl>
+  </w:abstractNum>
+  <w:abstractNum w:abstractNumId="11" w15:restartNumberingAfterBreak="0">
     <w:nsid w:val="7C8F4C02"/>
     <w:multiLevelType w:val="multilevel"/>
     <w:tmpl w:val="1A8A96EC"/>
@@ -5153,7 +8245,7 @@
       <w:lvlText w:val="CHƯƠNG %1."/>
       <w:lvlJc w:val="left"/>
       <w:pPr>
-        <w:ind w:left="284" w:firstLine="0"/>
+        <w:ind w:left="2269" w:firstLine="0"/>
       </w:pPr>
       <w:rPr>
         <w:rFonts w:ascii="Times New Roman" w:hAnsi="Times New Roman" w:hint="default"/>
@@ -5187,7 +8279,7 @@
       <w:lvlText w:val="%1.%2.%3"/>
       <w:lvlJc w:val="left"/>
       <w:pPr>
-        <w:ind w:left="284" w:firstLine="0"/>
+        <w:ind w:left="3261" w:firstLine="0"/>
       </w:pPr>
       <w:rPr>
         <w:rFonts w:ascii="Times New Roman" w:hAnsi="Times New Roman" w:hint="default"/>
@@ -5280,82 +8372,634 @@
     </w:lvl>
   </w:abstractNum>
   <w:num w:numId="1">
+    <w:abstractNumId w:val="9"/>
+  </w:num>
+  <w:num w:numId="2">
     <w:abstractNumId w:val="6"/>
   </w:num>
-  <w:num w:numId="2">
-    <w:abstractNumId w:val="4"/>
-  </w:num>
   <w:num w:numId="3">
-    <w:abstractNumId w:val="5"/>
+    <w:abstractNumId w:val="8"/>
   </w:num>
   <w:num w:numId="4">
-    <w:abstractNumId w:val="7"/>
+    <w:abstractNumId w:val="11"/>
   </w:num>
   <w:num w:numId="5">
-    <w:abstractNumId w:val="7"/>
+    <w:abstractNumId w:val="11"/>
   </w:num>
   <w:num w:numId="6">
-    <w:abstractNumId w:val="7"/>
+    <w:abstractNumId w:val="11"/>
   </w:num>
   <w:num w:numId="7">
-    <w:abstractNumId w:val="7"/>
+    <w:abstractNumId w:val="11"/>
   </w:num>
   <w:num w:numId="8">
-    <w:abstractNumId w:val="7"/>
+    <w:abstractNumId w:val="11"/>
   </w:num>
   <w:num w:numId="9">
-    <w:abstractNumId w:val="7"/>
+    <w:abstractNumId w:val="11"/>
   </w:num>
   <w:num w:numId="10">
-    <w:abstractNumId w:val="7"/>
+    <w:abstractNumId w:val="11"/>
   </w:num>
   <w:num w:numId="11">
-    <w:abstractNumId w:val="7"/>
+    <w:abstractNumId w:val="11"/>
   </w:num>
   <w:num w:numId="12">
-    <w:abstractNumId w:val="7"/>
+    <w:abstractNumId w:val="11"/>
   </w:num>
   <w:num w:numId="13">
-    <w:abstractNumId w:val="7"/>
+    <w:abstractNumId w:val="11"/>
   </w:num>
   <w:num w:numId="14">
-    <w:abstractNumId w:val="7"/>
+    <w:abstractNumId w:val="11"/>
   </w:num>
   <w:num w:numId="15">
-    <w:abstractNumId w:val="7"/>
+    <w:abstractNumId w:val="11"/>
   </w:num>
   <w:num w:numId="16">
-    <w:abstractNumId w:val="7"/>
+    <w:abstractNumId w:val="11"/>
   </w:num>
   <w:num w:numId="17">
-    <w:abstractNumId w:val="7"/>
+    <w:abstractNumId w:val="11"/>
   </w:num>
   <w:num w:numId="18">
-    <w:abstractNumId w:val="7"/>
+    <w:abstractNumId w:val="11"/>
   </w:num>
   <w:num w:numId="19">
-    <w:abstractNumId w:val="7"/>
+    <w:abstractNumId w:val="11"/>
   </w:num>
   <w:num w:numId="20">
-    <w:abstractNumId w:val="7"/>
+    <w:abstractNumId w:val="11"/>
   </w:num>
   <w:num w:numId="21">
-    <w:abstractNumId w:val="7"/>
+    <w:abstractNumId w:val="11"/>
   </w:num>
   <w:num w:numId="22">
-    <w:abstractNumId w:val="7"/>
+    <w:abstractNumId w:val="11"/>
   </w:num>
   <w:num w:numId="23">
-    <w:abstractNumId w:val="3"/>
+    <w:abstractNumId w:val="5"/>
   </w:num>
   <w:num w:numId="24">
     <w:abstractNumId w:val="0"/>
   </w:num>
   <w:num w:numId="25">
-    <w:abstractNumId w:val="2"/>
+    <w:abstractNumId w:val="4"/>
   </w:num>
   <w:num w:numId="26">
     <w:abstractNumId w:val="1"/>
+  </w:num>
+  <w:num w:numId="27">
+    <w:abstractNumId w:val="11"/>
+    <w:lvlOverride w:ilvl="0">
+      <w:startOverride w:val="1"/>
+    </w:lvlOverride>
+    <w:lvlOverride w:ilvl="1">
+      <w:startOverride w:val="1"/>
+    </w:lvlOverride>
+    <w:lvlOverride w:ilvl="2">
+      <w:startOverride w:val="1"/>
+    </w:lvlOverride>
+    <w:lvlOverride w:ilvl="3">
+      <w:startOverride w:val="1"/>
+    </w:lvlOverride>
+    <w:lvlOverride w:ilvl="4">
+      <w:startOverride w:val="1"/>
+    </w:lvlOverride>
+    <w:lvlOverride w:ilvl="5">
+      <w:startOverride w:val="1"/>
+    </w:lvlOverride>
+    <w:lvlOverride w:ilvl="6">
+      <w:startOverride w:val="1"/>
+    </w:lvlOverride>
+    <w:lvlOverride w:ilvl="7">
+      <w:startOverride w:val="1"/>
+    </w:lvlOverride>
+    <w:lvlOverride w:ilvl="8">
+      <w:startOverride w:val="1"/>
+    </w:lvlOverride>
+  </w:num>
+  <w:num w:numId="28">
+    <w:abstractNumId w:val="11"/>
+    <w:lvlOverride w:ilvl="0">
+      <w:startOverride w:val="1"/>
+    </w:lvlOverride>
+    <w:lvlOverride w:ilvl="1">
+      <w:startOverride w:val="1"/>
+    </w:lvlOverride>
+    <w:lvlOverride w:ilvl="2">
+      <w:startOverride w:val="1"/>
+    </w:lvlOverride>
+    <w:lvlOverride w:ilvl="3">
+      <w:startOverride w:val="1"/>
+    </w:lvlOverride>
+    <w:lvlOverride w:ilvl="4">
+      <w:startOverride w:val="1"/>
+    </w:lvlOverride>
+    <w:lvlOverride w:ilvl="5">
+      <w:startOverride w:val="1"/>
+    </w:lvlOverride>
+    <w:lvlOverride w:ilvl="6">
+      <w:startOverride w:val="1"/>
+    </w:lvlOverride>
+    <w:lvlOverride w:ilvl="7">
+      <w:startOverride w:val="1"/>
+    </w:lvlOverride>
+    <w:lvlOverride w:ilvl="8">
+      <w:startOverride w:val="1"/>
+    </w:lvlOverride>
+  </w:num>
+  <w:num w:numId="29">
+    <w:abstractNumId w:val="11"/>
+    <w:lvlOverride w:ilvl="0">
+      <w:startOverride w:val="1"/>
+    </w:lvlOverride>
+    <w:lvlOverride w:ilvl="1">
+      <w:startOverride w:val="1"/>
+    </w:lvlOverride>
+    <w:lvlOverride w:ilvl="2">
+      <w:startOverride w:val="1"/>
+    </w:lvlOverride>
+    <w:lvlOverride w:ilvl="3">
+      <w:startOverride w:val="1"/>
+    </w:lvlOverride>
+    <w:lvlOverride w:ilvl="4">
+      <w:startOverride w:val="1"/>
+    </w:lvlOverride>
+    <w:lvlOverride w:ilvl="5">
+      <w:startOverride w:val="1"/>
+    </w:lvlOverride>
+    <w:lvlOverride w:ilvl="6">
+      <w:startOverride w:val="1"/>
+    </w:lvlOverride>
+    <w:lvlOverride w:ilvl="7">
+      <w:startOverride w:val="1"/>
+    </w:lvlOverride>
+    <w:lvlOverride w:ilvl="8">
+      <w:startOverride w:val="1"/>
+    </w:lvlOverride>
+  </w:num>
+  <w:num w:numId="30">
+    <w:abstractNumId w:val="11"/>
+    <w:lvlOverride w:ilvl="0">
+      <w:startOverride w:val="1"/>
+    </w:lvlOverride>
+    <w:lvlOverride w:ilvl="1">
+      <w:startOverride w:val="1"/>
+    </w:lvlOverride>
+    <w:lvlOverride w:ilvl="2">
+      <w:startOverride w:val="1"/>
+    </w:lvlOverride>
+    <w:lvlOverride w:ilvl="3">
+      <w:startOverride w:val="1"/>
+    </w:lvlOverride>
+    <w:lvlOverride w:ilvl="4">
+      <w:startOverride w:val="1"/>
+    </w:lvlOverride>
+    <w:lvlOverride w:ilvl="5">
+      <w:startOverride w:val="1"/>
+    </w:lvlOverride>
+    <w:lvlOverride w:ilvl="6">
+      <w:startOverride w:val="1"/>
+    </w:lvlOverride>
+    <w:lvlOverride w:ilvl="7">
+      <w:startOverride w:val="1"/>
+    </w:lvlOverride>
+    <w:lvlOverride w:ilvl="8">
+      <w:startOverride w:val="1"/>
+    </w:lvlOverride>
+  </w:num>
+  <w:num w:numId="31">
+    <w:abstractNumId w:val="11"/>
+    <w:lvlOverride w:ilvl="0">
+      <w:startOverride w:val="1"/>
+    </w:lvlOverride>
+    <w:lvlOverride w:ilvl="1">
+      <w:startOverride w:val="1"/>
+    </w:lvlOverride>
+    <w:lvlOverride w:ilvl="2">
+      <w:startOverride w:val="1"/>
+    </w:lvlOverride>
+    <w:lvlOverride w:ilvl="3">
+      <w:startOverride w:val="1"/>
+    </w:lvlOverride>
+    <w:lvlOverride w:ilvl="4">
+      <w:startOverride w:val="1"/>
+    </w:lvlOverride>
+    <w:lvlOverride w:ilvl="5">
+      <w:startOverride w:val="1"/>
+    </w:lvlOverride>
+    <w:lvlOverride w:ilvl="6">
+      <w:startOverride w:val="1"/>
+    </w:lvlOverride>
+    <w:lvlOverride w:ilvl="7">
+      <w:startOverride w:val="1"/>
+    </w:lvlOverride>
+    <w:lvlOverride w:ilvl="8">
+      <w:startOverride w:val="1"/>
+    </w:lvlOverride>
+  </w:num>
+  <w:num w:numId="32">
+    <w:abstractNumId w:val="11"/>
+    <w:lvlOverride w:ilvl="0">
+      <w:startOverride w:val="1"/>
+    </w:lvlOverride>
+    <w:lvlOverride w:ilvl="1">
+      <w:startOverride w:val="1"/>
+    </w:lvlOverride>
+    <w:lvlOverride w:ilvl="2">
+      <w:startOverride w:val="1"/>
+    </w:lvlOverride>
+    <w:lvlOverride w:ilvl="3">
+      <w:startOverride w:val="1"/>
+    </w:lvlOverride>
+    <w:lvlOverride w:ilvl="4">
+      <w:startOverride w:val="1"/>
+    </w:lvlOverride>
+    <w:lvlOverride w:ilvl="5">
+      <w:startOverride w:val="1"/>
+    </w:lvlOverride>
+    <w:lvlOverride w:ilvl="6">
+      <w:startOverride w:val="1"/>
+    </w:lvlOverride>
+    <w:lvlOverride w:ilvl="7">
+      <w:startOverride w:val="1"/>
+    </w:lvlOverride>
+    <w:lvlOverride w:ilvl="8">
+      <w:startOverride w:val="1"/>
+    </w:lvlOverride>
+  </w:num>
+  <w:num w:numId="33">
+    <w:abstractNumId w:val="11"/>
+    <w:lvlOverride w:ilvl="0">
+      <w:startOverride w:val="1"/>
+    </w:lvlOverride>
+    <w:lvlOverride w:ilvl="1">
+      <w:startOverride w:val="1"/>
+    </w:lvlOverride>
+    <w:lvlOverride w:ilvl="2">
+      <w:startOverride w:val="1"/>
+    </w:lvlOverride>
+    <w:lvlOverride w:ilvl="3">
+      <w:startOverride w:val="1"/>
+    </w:lvlOverride>
+    <w:lvlOverride w:ilvl="4">
+      <w:startOverride w:val="1"/>
+    </w:lvlOverride>
+    <w:lvlOverride w:ilvl="5">
+      <w:startOverride w:val="1"/>
+    </w:lvlOverride>
+    <w:lvlOverride w:ilvl="6">
+      <w:startOverride w:val="1"/>
+    </w:lvlOverride>
+    <w:lvlOverride w:ilvl="7">
+      <w:startOverride w:val="1"/>
+    </w:lvlOverride>
+    <w:lvlOverride w:ilvl="8">
+      <w:startOverride w:val="1"/>
+    </w:lvlOverride>
+  </w:num>
+  <w:num w:numId="34">
+    <w:abstractNumId w:val="11"/>
+    <w:lvlOverride w:ilvl="0">
+      <w:startOverride w:val="1"/>
+    </w:lvlOverride>
+    <w:lvlOverride w:ilvl="1">
+      <w:startOverride w:val="1"/>
+    </w:lvlOverride>
+    <w:lvlOverride w:ilvl="2">
+      <w:startOverride w:val="1"/>
+    </w:lvlOverride>
+    <w:lvlOverride w:ilvl="3">
+      <w:startOverride w:val="1"/>
+    </w:lvlOverride>
+    <w:lvlOverride w:ilvl="4">
+      <w:startOverride w:val="1"/>
+    </w:lvlOverride>
+    <w:lvlOverride w:ilvl="5">
+      <w:startOverride w:val="1"/>
+    </w:lvlOverride>
+    <w:lvlOverride w:ilvl="6">
+      <w:startOverride w:val="1"/>
+    </w:lvlOverride>
+    <w:lvlOverride w:ilvl="7">
+      <w:startOverride w:val="1"/>
+    </w:lvlOverride>
+    <w:lvlOverride w:ilvl="8">
+      <w:startOverride w:val="1"/>
+    </w:lvlOverride>
+  </w:num>
+  <w:num w:numId="35">
+    <w:abstractNumId w:val="11"/>
+    <w:lvlOverride w:ilvl="0">
+      <w:startOverride w:val="1"/>
+    </w:lvlOverride>
+    <w:lvlOverride w:ilvl="1">
+      <w:startOverride w:val="1"/>
+    </w:lvlOverride>
+    <w:lvlOverride w:ilvl="2">
+      <w:startOverride w:val="1"/>
+    </w:lvlOverride>
+    <w:lvlOverride w:ilvl="3">
+      <w:startOverride w:val="1"/>
+    </w:lvlOverride>
+    <w:lvlOverride w:ilvl="4">
+      <w:startOverride w:val="1"/>
+    </w:lvlOverride>
+    <w:lvlOverride w:ilvl="5">
+      <w:startOverride w:val="1"/>
+    </w:lvlOverride>
+    <w:lvlOverride w:ilvl="6">
+      <w:startOverride w:val="1"/>
+    </w:lvlOverride>
+    <w:lvlOverride w:ilvl="7">
+      <w:startOverride w:val="1"/>
+    </w:lvlOverride>
+    <w:lvlOverride w:ilvl="8">
+      <w:startOverride w:val="1"/>
+    </w:lvlOverride>
+  </w:num>
+  <w:num w:numId="36">
+    <w:abstractNumId w:val="11"/>
+    <w:lvlOverride w:ilvl="0">
+      <w:startOverride w:val="1"/>
+    </w:lvlOverride>
+    <w:lvlOverride w:ilvl="1">
+      <w:startOverride w:val="1"/>
+    </w:lvlOverride>
+    <w:lvlOverride w:ilvl="2">
+      <w:startOverride w:val="1"/>
+    </w:lvlOverride>
+    <w:lvlOverride w:ilvl="3">
+      <w:startOverride w:val="1"/>
+    </w:lvlOverride>
+    <w:lvlOverride w:ilvl="4">
+      <w:startOverride w:val="1"/>
+    </w:lvlOverride>
+    <w:lvlOverride w:ilvl="5">
+      <w:startOverride w:val="1"/>
+    </w:lvlOverride>
+    <w:lvlOverride w:ilvl="6">
+      <w:startOverride w:val="1"/>
+    </w:lvlOverride>
+    <w:lvlOverride w:ilvl="7">
+      <w:startOverride w:val="1"/>
+    </w:lvlOverride>
+    <w:lvlOverride w:ilvl="8">
+      <w:startOverride w:val="1"/>
+    </w:lvlOverride>
+  </w:num>
+  <w:num w:numId="37">
+    <w:abstractNumId w:val="11"/>
+    <w:lvlOverride w:ilvl="0">
+      <w:startOverride w:val="1"/>
+    </w:lvlOverride>
+    <w:lvlOverride w:ilvl="1">
+      <w:startOverride w:val="1"/>
+    </w:lvlOverride>
+    <w:lvlOverride w:ilvl="2">
+      <w:startOverride w:val="1"/>
+    </w:lvlOverride>
+    <w:lvlOverride w:ilvl="3">
+      <w:startOverride w:val="1"/>
+    </w:lvlOverride>
+    <w:lvlOverride w:ilvl="4">
+      <w:startOverride w:val="1"/>
+    </w:lvlOverride>
+    <w:lvlOverride w:ilvl="5">
+      <w:startOverride w:val="1"/>
+    </w:lvlOverride>
+    <w:lvlOverride w:ilvl="6">
+      <w:startOverride w:val="1"/>
+    </w:lvlOverride>
+    <w:lvlOverride w:ilvl="7">
+      <w:startOverride w:val="1"/>
+    </w:lvlOverride>
+    <w:lvlOverride w:ilvl="8">
+      <w:startOverride w:val="1"/>
+    </w:lvlOverride>
+  </w:num>
+  <w:num w:numId="38">
+    <w:abstractNumId w:val="11"/>
+    <w:lvlOverride w:ilvl="0">
+      <w:startOverride w:val="1"/>
+    </w:lvlOverride>
+    <w:lvlOverride w:ilvl="1">
+      <w:startOverride w:val="1"/>
+    </w:lvlOverride>
+    <w:lvlOverride w:ilvl="2">
+      <w:startOverride w:val="1"/>
+    </w:lvlOverride>
+    <w:lvlOverride w:ilvl="3">
+      <w:startOverride w:val="1"/>
+    </w:lvlOverride>
+    <w:lvlOverride w:ilvl="4">
+      <w:startOverride w:val="1"/>
+    </w:lvlOverride>
+    <w:lvlOverride w:ilvl="5">
+      <w:startOverride w:val="1"/>
+    </w:lvlOverride>
+    <w:lvlOverride w:ilvl="6">
+      <w:startOverride w:val="1"/>
+    </w:lvlOverride>
+    <w:lvlOverride w:ilvl="7">
+      <w:startOverride w:val="1"/>
+    </w:lvlOverride>
+    <w:lvlOverride w:ilvl="8">
+      <w:startOverride w:val="1"/>
+    </w:lvlOverride>
+  </w:num>
+  <w:num w:numId="39">
+    <w:abstractNumId w:val="11"/>
+    <w:lvlOverride w:ilvl="0">
+      <w:startOverride w:val="1"/>
+    </w:lvlOverride>
+    <w:lvlOverride w:ilvl="1">
+      <w:startOverride w:val="1"/>
+    </w:lvlOverride>
+    <w:lvlOverride w:ilvl="2">
+      <w:startOverride w:val="1"/>
+    </w:lvlOverride>
+    <w:lvlOverride w:ilvl="3">
+      <w:startOverride w:val="1"/>
+    </w:lvlOverride>
+    <w:lvlOverride w:ilvl="4">
+      <w:startOverride w:val="1"/>
+    </w:lvlOverride>
+    <w:lvlOverride w:ilvl="5">
+      <w:startOverride w:val="1"/>
+    </w:lvlOverride>
+    <w:lvlOverride w:ilvl="6">
+      <w:startOverride w:val="1"/>
+    </w:lvlOverride>
+    <w:lvlOverride w:ilvl="7">
+      <w:startOverride w:val="1"/>
+    </w:lvlOverride>
+    <w:lvlOverride w:ilvl="8">
+      <w:startOverride w:val="1"/>
+    </w:lvlOverride>
+  </w:num>
+  <w:num w:numId="40">
+    <w:abstractNumId w:val="11"/>
+    <w:lvlOverride w:ilvl="0">
+      <w:startOverride w:val="1"/>
+    </w:lvlOverride>
+    <w:lvlOverride w:ilvl="1">
+      <w:startOverride w:val="1"/>
+    </w:lvlOverride>
+    <w:lvlOverride w:ilvl="2">
+      <w:startOverride w:val="1"/>
+    </w:lvlOverride>
+    <w:lvlOverride w:ilvl="3">
+      <w:startOverride w:val="1"/>
+    </w:lvlOverride>
+    <w:lvlOverride w:ilvl="4">
+      <w:startOverride w:val="1"/>
+    </w:lvlOverride>
+    <w:lvlOverride w:ilvl="5">
+      <w:startOverride w:val="1"/>
+    </w:lvlOverride>
+    <w:lvlOverride w:ilvl="6">
+      <w:startOverride w:val="1"/>
+    </w:lvlOverride>
+    <w:lvlOverride w:ilvl="7">
+      <w:startOverride w:val="1"/>
+    </w:lvlOverride>
+    <w:lvlOverride w:ilvl="8">
+      <w:startOverride w:val="1"/>
+    </w:lvlOverride>
+  </w:num>
+  <w:num w:numId="41">
+    <w:abstractNumId w:val="11"/>
+    <w:lvlOverride w:ilvl="0">
+      <w:startOverride w:val="1"/>
+    </w:lvlOverride>
+    <w:lvlOverride w:ilvl="1">
+      <w:startOverride w:val="1"/>
+    </w:lvlOverride>
+    <w:lvlOverride w:ilvl="2">
+      <w:startOverride w:val="1"/>
+    </w:lvlOverride>
+    <w:lvlOverride w:ilvl="3">
+      <w:startOverride w:val="1"/>
+    </w:lvlOverride>
+    <w:lvlOverride w:ilvl="4">
+      <w:startOverride w:val="1"/>
+    </w:lvlOverride>
+    <w:lvlOverride w:ilvl="5">
+      <w:startOverride w:val="1"/>
+    </w:lvlOverride>
+    <w:lvlOverride w:ilvl="6">
+      <w:startOverride w:val="1"/>
+    </w:lvlOverride>
+    <w:lvlOverride w:ilvl="7">
+      <w:startOverride w:val="1"/>
+    </w:lvlOverride>
+    <w:lvlOverride w:ilvl="8">
+      <w:startOverride w:val="1"/>
+    </w:lvlOverride>
+  </w:num>
+  <w:num w:numId="42">
+    <w:abstractNumId w:val="11"/>
+    <w:lvlOverride w:ilvl="0">
+      <w:startOverride w:val="1"/>
+    </w:lvlOverride>
+    <w:lvlOverride w:ilvl="1">
+      <w:startOverride w:val="1"/>
+    </w:lvlOverride>
+    <w:lvlOverride w:ilvl="2">
+      <w:startOverride w:val="1"/>
+    </w:lvlOverride>
+    <w:lvlOverride w:ilvl="3">
+      <w:startOverride w:val="1"/>
+    </w:lvlOverride>
+    <w:lvlOverride w:ilvl="4">
+      <w:startOverride w:val="1"/>
+    </w:lvlOverride>
+    <w:lvlOverride w:ilvl="5">
+      <w:startOverride w:val="1"/>
+    </w:lvlOverride>
+    <w:lvlOverride w:ilvl="6">
+      <w:startOverride w:val="1"/>
+    </w:lvlOverride>
+    <w:lvlOverride w:ilvl="7">
+      <w:startOverride w:val="1"/>
+    </w:lvlOverride>
+    <w:lvlOverride w:ilvl="8">
+      <w:startOverride w:val="1"/>
+    </w:lvlOverride>
+  </w:num>
+  <w:num w:numId="43">
+    <w:abstractNumId w:val="11"/>
+    <w:lvlOverride w:ilvl="0">
+      <w:startOverride w:val="1"/>
+    </w:lvlOverride>
+    <w:lvlOverride w:ilvl="1">
+      <w:startOverride w:val="1"/>
+    </w:lvlOverride>
+    <w:lvlOverride w:ilvl="2">
+      <w:startOverride w:val="1"/>
+    </w:lvlOverride>
+    <w:lvlOverride w:ilvl="3">
+      <w:startOverride w:val="1"/>
+    </w:lvlOverride>
+    <w:lvlOverride w:ilvl="4">
+      <w:startOverride w:val="1"/>
+    </w:lvlOverride>
+    <w:lvlOverride w:ilvl="5">
+      <w:startOverride w:val="1"/>
+    </w:lvlOverride>
+    <w:lvlOverride w:ilvl="6">
+      <w:startOverride w:val="1"/>
+    </w:lvlOverride>
+    <w:lvlOverride w:ilvl="7">
+      <w:startOverride w:val="1"/>
+    </w:lvlOverride>
+    <w:lvlOverride w:ilvl="8">
+      <w:startOverride w:val="1"/>
+    </w:lvlOverride>
+  </w:num>
+  <w:num w:numId="44">
+    <w:abstractNumId w:val="11"/>
+    <w:lvlOverride w:ilvl="0">
+      <w:startOverride w:val="1"/>
+    </w:lvlOverride>
+    <w:lvlOverride w:ilvl="1">
+      <w:startOverride w:val="1"/>
+    </w:lvlOverride>
+    <w:lvlOverride w:ilvl="2">
+      <w:startOverride w:val="1"/>
+    </w:lvlOverride>
+    <w:lvlOverride w:ilvl="3">
+      <w:startOverride w:val="1"/>
+    </w:lvlOverride>
+    <w:lvlOverride w:ilvl="4">
+      <w:startOverride w:val="1"/>
+    </w:lvlOverride>
+    <w:lvlOverride w:ilvl="5">
+      <w:startOverride w:val="1"/>
+    </w:lvlOverride>
+    <w:lvlOverride w:ilvl="6">
+      <w:startOverride w:val="1"/>
+    </w:lvlOverride>
+    <w:lvlOverride w:ilvl="7">
+      <w:startOverride w:val="1"/>
+    </w:lvlOverride>
+    <w:lvlOverride w:ilvl="8">
+      <w:startOverride w:val="1"/>
+    </w:lvlOverride>
+  </w:num>
+  <w:num w:numId="45">
+    <w:abstractNumId w:val="3"/>
+  </w:num>
+  <w:num w:numId="46">
+    <w:abstractNumId w:val="2"/>
+  </w:num>
+  <w:num w:numId="47">
+    <w:abstractNumId w:val="7"/>
+  </w:num>
+  <w:num w:numId="48">
+    <w:abstractNumId w:val="10"/>
   </w:num>
 </w:numbering>
 </file>
@@ -6416,6 +10060,33 @@
       <w:szCs w:val="24"/>
     </w:rPr>
   </w:style>
+  <w:style w:type="character" w:customStyle="1" w:styleId="book-price">
+    <w:name w:val="book-price"/>
+    <w:basedOn w:val="DefaultParagraphFont"/>
+    <w:rsid w:val="00A866CE"/>
+  </w:style>
+  <w:style w:type="character" w:styleId="Strong">
+    <w:name w:val="Strong"/>
+    <w:basedOn w:val="DefaultParagraphFont"/>
+    <w:uiPriority w:val="22"/>
+    <w:qFormat/>
+    <w:rsid w:val="00217887"/>
+    <w:rPr>
+      <w:b/>
+      <w:bCs/>
+    </w:rPr>
+  </w:style>
+  <w:style w:type="character" w:styleId="Emphasis">
+    <w:name w:val="Emphasis"/>
+    <w:basedOn w:val="DefaultParagraphFont"/>
+    <w:uiPriority w:val="20"/>
+    <w:qFormat/>
+    <w:rsid w:val="00217887"/>
+    <w:rPr>
+      <w:i/>
+      <w:iCs/>
+    </w:rPr>
+  </w:style>
 </w:styles>
 </file>
 

--- a/assets/ĐẠI HỌC TRÀ VINH.docx
+++ b/assets/ĐẠI HỌC TRÀ VINH.docx
@@ -6517,104 +6517,8 @@
         <w:t>Xây dựng diễn đàn hoặc cộng đồng trao đổi kiến thức lịch sử, giúp tăng sự tương tác giữa độc giả và website.</w:t>
       </w:r>
     </w:p>
-    <w:p/>
-    <w:p>
-      <w:pPr>
-        <w:pStyle w:val="noidung"/>
-      </w:pPr>
-    </w:p>
-    <w:p>
-      <w:pPr>
-        <w:pStyle w:val="noidung"/>
-      </w:pPr>
-    </w:p>
-    <w:p>
-      <w:pPr>
-        <w:rPr>
-          <w:b/>
-          <w:caps/>
-          <w:sz w:val="30"/>
-        </w:rPr>
-      </w:pPr>
-      <w:r>
-        <w:br w:type="page"/>
-      </w:r>
-    </w:p>
-    <w:p>
-      <w:pPr>
-        <w:pStyle w:val="DEMUC"/>
-      </w:pPr>
-      <w:r>
-        <w:lastRenderedPageBreak/>
-        <w:t>Danh mục tài liệu tham khảo</w:t>
-      </w:r>
-    </w:p>
-    <w:p>
-      <w:pPr>
-        <w:pStyle w:val="noidung"/>
-      </w:pPr>
-      <w:r>
-        <w:t>Vào Zotero &gt; chọn lệnh tại khung màu đỏ:</w:t>
-      </w:r>
-    </w:p>
-    <w:p>
-      <w:pPr>
-        <w:pStyle w:val="noidung"/>
-      </w:pPr>
-      <w:r>
-        <w:rPr>
-          <w:noProof/>
-        </w:rPr>
-        <w:drawing>
-          <wp:inline distT="0" distB="0" distL="0" distR="0" wp14:anchorId="00023B0F" wp14:editId="70A05B54">
-            <wp:extent cx="5133975" cy="983213"/>
-            <wp:effectExtent l="0" t="0" r="0" b="7620"/>
-            <wp:docPr id="11" name="Picture 11"/>
-            <wp:cNvGraphicFramePr>
-              <a:graphicFrameLocks xmlns:a="http://schemas.openxmlformats.org/drawingml/2006/main" noChangeAspect="1"/>
-            </wp:cNvGraphicFramePr>
-            <a:graphic xmlns:a="http://schemas.openxmlformats.org/drawingml/2006/main">
-              <a:graphicData uri="http://schemas.openxmlformats.org/drawingml/2006/picture">
-                <pic:pic xmlns:pic="http://schemas.openxmlformats.org/drawingml/2006/picture">
-                  <pic:nvPicPr>
-                    <pic:cNvPr id="1" name=""/>
-                    <pic:cNvPicPr/>
-                  </pic:nvPicPr>
-                  <pic:blipFill>
-                    <a:blip r:embed="rId15"/>
-                    <a:stretch>
-                      <a:fillRect/>
-                    </a:stretch>
-                  </pic:blipFill>
-                  <pic:spPr>
-                    <a:xfrm>
-                      <a:off x="0" y="0"/>
-                      <a:ext cx="5167286" cy="989593"/>
-                    </a:xfrm>
-                    <a:prstGeom prst="rect">
-                      <a:avLst/>
-                    </a:prstGeom>
-                  </pic:spPr>
-                </pic:pic>
-              </a:graphicData>
-            </a:graphic>
-          </wp:inline>
-        </w:drawing>
-      </w:r>
-    </w:p>
-    <w:p>
-      <w:pPr>
-        <w:pStyle w:val="noidung"/>
-      </w:pPr>
-      <w:r>
-        <w:rPr>
-          <w:highlight w:val="yellow"/>
-        </w:rPr>
-        <w:t>Hệ thống sẽ tự động xuất ra những tài liệu đã trích dẫn ở chương cơ sở lý thuyết</w:t>
-      </w:r>
-    </w:p>
     <w:sectPr>
-      <w:footerReference w:type="default" r:id="rId16"/>
+      <w:footerReference w:type="default" r:id="rId15"/>
       <w:pgSz w:w="11907" w:h="16840" w:code="9"/>
       <w:pgMar w:top="1134" w:right="1134" w:bottom="1134" w:left="1985" w:header="680" w:footer="680" w:gutter="0"/>
       <w:pgNumType w:start="1"/>

--- a/assets/ĐẠI HỌC TRÀ VINH.docx
+++ b/assets/ĐẠI HỌC TRÀ VINH.docx
@@ -1738,11 +1738,111 @@
           <w:szCs w:val="28"/>
         </w:rPr>
       </w:pPr>
-      <w:r>
-        <w:rPr>
-          <w:sz w:val="28"/>
-          <w:szCs w:val="28"/>
-        </w:rPr>
+    </w:p>
+    <w:p>
+      <w:pPr>
+        <w:pStyle w:val="Heading1"/>
+      </w:pPr>
+      <w:bookmarkStart w:id="5" w:name="_Toc230160102"/>
+      <w:r>
+        <w:t>Cơ sở lý thuyết</w:t>
+      </w:r>
+      <w:bookmarkEnd w:id="5"/>
+    </w:p>
+    <w:p>
+      <w:pPr>
+        <w:pStyle w:val="noidung"/>
+      </w:pPr>
+      <w:r>
+        <w:rPr>
+          <w:highlight w:val="yellow"/>
+        </w:rPr>
+        <w:t>(Trong chương này trình bày các lý thuyết liên quan về thiết kế web, ngôn ngữ HTML, CSS, Javascript, Bootstrap framework</w:t>
+      </w:r>
+      <w:r>
+        <w:rPr>
+          <w:highlight w:val="yellow"/>
+        </w:rPr>
+        <w:t xml:space="preserve"> và có trích dẫn cụ thể theo chuẩn IEEE</w:t>
+      </w:r>
+      <w:r>
+        <w:rPr>
+          <w:highlight w:val="yellow"/>
+        </w:rPr>
+        <w:t>)</w:t>
+      </w:r>
+    </w:p>
+    <w:p>
+      <w:pPr>
+        <w:pStyle w:val="Heading2"/>
+      </w:pPr>
+      <w:bookmarkStart w:id="6" w:name="_Toc230160103"/>
+      <w:r>
+        <w:t xml:space="preserve">Tiêu đề mục </w:t>
+      </w:r>
+      <w:r>
+        <w:t>2</w:t>
+      </w:r>
+      <w:r>
+        <w:t>.1</w:t>
+      </w:r>
+      <w:bookmarkEnd w:id="6"/>
+    </w:p>
+    <w:p>
+      <w:pPr>
+        <w:pStyle w:val="Heading2"/>
+      </w:pPr>
+      <w:bookmarkStart w:id="7" w:name="_Toc230160104"/>
+      <w:r>
+        <w:t xml:space="preserve">Tiêu đề mục </w:t>
+      </w:r>
+      <w:r>
+        <w:t>2.2</w:t>
+      </w:r>
+      <w:bookmarkEnd w:id="7"/>
+    </w:p>
+    <w:p>
+      <w:pPr>
+        <w:pStyle w:val="Heading3"/>
+      </w:pPr>
+      <w:bookmarkStart w:id="8" w:name="_Toc230160105"/>
+      <w:r>
+        <w:t>Tiêu đề mục 2.2.1</w:t>
+      </w:r>
+      <w:bookmarkEnd w:id="8"/>
+    </w:p>
+    <w:p>
+      <w:pPr>
+        <w:pStyle w:val="Heading3"/>
+      </w:pPr>
+      <w:bookmarkStart w:id="9" w:name="_Toc230160106"/>
+      <w:r>
+        <w:t>Tiêu đề mục 2.2.2</w:t>
+      </w:r>
+      <w:bookmarkEnd w:id="9"/>
+    </w:p>
+    <w:p>
+      <w:pPr>
+        <w:pStyle w:val="Heading4"/>
+      </w:pPr>
+      <w:bookmarkStart w:id="10" w:name="_Toc230160107"/>
+      <w:r>
+        <w:t>Tiêu đề mục 2.2.2.1</w:t>
+      </w:r>
+      <w:bookmarkEnd w:id="10"/>
+    </w:p>
+    <w:p>
+      <w:pPr>
+        <w:pStyle w:val="Heading4"/>
+      </w:pPr>
+      <w:bookmarkStart w:id="11" w:name="_Toc230160108"/>
+      <w:r>
+        <w:t>Tiêu đề mục 2.2.2.2</w:t>
+      </w:r>
+      <w:bookmarkEnd w:id="11"/>
+    </w:p>
+    <w:p>
+      <w:r>
         <w:br w:type="page"/>
       </w:r>
     </w:p>
@@ -1750,643 +1850,535 @@
       <w:pPr>
         <w:pStyle w:val="Heading1"/>
       </w:pPr>
-      <w:bookmarkStart w:id="5" w:name="_Toc230160102"/>
+      <w:bookmarkStart w:id="12" w:name="_Toc230160109"/>
+      <w:r>
+        <w:t>Phân tích thiết kế hệ thống</w:t>
+      </w:r>
+      <w:bookmarkEnd w:id="12"/>
+    </w:p>
+    <w:p>
+      <w:pPr>
+        <w:pStyle w:val="Heading2"/>
+      </w:pPr>
+      <w:bookmarkStart w:id="13" w:name="_Toc230160110"/>
+      <w:r>
+        <w:t>Mô tả vấn đề</w:t>
+      </w:r>
+      <w:bookmarkEnd w:id="13"/>
+    </w:p>
+    <w:p>
+      <w:pPr>
+        <w:pStyle w:val="isselectedend"/>
+        <w:rPr>
+          <w:sz w:val="28"/>
+          <w:szCs w:val="28"/>
+        </w:rPr>
+      </w:pPr>
+      <w:r>
+        <w:rPr>
+          <w:sz w:val="28"/>
+          <w:szCs w:val="28"/>
+        </w:rPr>
+        <w:t>Hiện nay nhu cầu tìm kiếm và mua sách lịch sử Việt Nam ngày càng tăng. Tuy nhiên, việc tiếp cận các đầu sách lịch sử còn gặp nhiều khó khăn do nguồn sách phân tán, thiếu thông tin và chưa có hệ thống chuyên biệt hỗ trợ người đọc.</w:t>
+      </w:r>
+    </w:p>
+    <w:p>
+      <w:pPr>
+        <w:pStyle w:val="NormalWeb"/>
+        <w:rPr>
+          <w:sz w:val="28"/>
+          <w:szCs w:val="28"/>
+        </w:rPr>
+      </w:pPr>
+      <w:r>
+        <w:rPr>
+          <w:sz w:val="28"/>
+          <w:szCs w:val="28"/>
+        </w:rPr>
+        <w:t>Website mua bán sách lịch sử Việt Nam được xây dựng nhằm cung cấp nền tảng trực tuyến cho phép người dùng tìm kiếm, xem thông tin chi tiết, đặt mua sách và quản lý đơn hàng một cách thuận tiện</w:t>
+      </w:r>
+      <w:r>
+        <w:rPr>
+          <w:sz w:val="28"/>
+          <w:szCs w:val="28"/>
+        </w:rPr>
+        <w:t>.</w:t>
+      </w:r>
+    </w:p>
+    <w:p>
+      <w:pPr>
+        <w:pStyle w:val="Heading2"/>
+      </w:pPr>
+      <w:bookmarkStart w:id="14" w:name="_Toc230160111"/>
       <w:r>
         <w:lastRenderedPageBreak/>
-        <w:t>Cơ sở lý thuyết</w:t>
-      </w:r>
-      <w:bookmarkEnd w:id="5"/>
-    </w:p>
-    <w:p>
-      <w:pPr>
-        <w:pStyle w:val="noidung"/>
-      </w:pPr>
-      <w:r>
-        <w:rPr>
-          <w:highlight w:val="yellow"/>
-        </w:rPr>
-        <w:t>(Trong chương này trình bày các lý thuyết liên quan về thiết kế web, ngôn ngữ HTML, CSS, Javascript, Bootstrap framework</w:t>
-      </w:r>
-      <w:r>
-        <w:rPr>
-          <w:highlight w:val="yellow"/>
-        </w:rPr>
-        <w:t xml:space="preserve"> và có trích dẫn cụ thể theo chuẩn IEEE</w:t>
-      </w:r>
-      <w:r>
-        <w:rPr>
-          <w:highlight w:val="yellow"/>
-        </w:rPr>
-        <w:t>)</w:t>
-      </w:r>
-    </w:p>
-    <w:p>
-      <w:pPr>
-        <w:pStyle w:val="Heading2"/>
-      </w:pPr>
-      <w:bookmarkStart w:id="6" w:name="_Toc230160103"/>
-      <w:r>
-        <w:t xml:space="preserve">Tiêu đề mục </w:t>
-      </w:r>
-      <w:r>
-        <w:t>2</w:t>
-      </w:r>
-      <w:r>
-        <w:t>.1</w:t>
-      </w:r>
-      <w:bookmarkEnd w:id="6"/>
-    </w:p>
-    <w:p>
-      <w:pPr>
-        <w:pStyle w:val="Heading2"/>
-      </w:pPr>
-      <w:bookmarkStart w:id="7" w:name="_Toc230160104"/>
-      <w:r>
-        <w:t xml:space="preserve">Tiêu đề mục </w:t>
-      </w:r>
-      <w:r>
-        <w:t>2.2</w:t>
-      </w:r>
-      <w:bookmarkEnd w:id="7"/>
+        <w:t>Đặc tả yêu cầu hệ thống</w:t>
+      </w:r>
+      <w:bookmarkEnd w:id="14"/>
     </w:p>
     <w:p>
       <w:pPr>
         <w:pStyle w:val="Heading3"/>
       </w:pPr>
-      <w:bookmarkStart w:id="8" w:name="_Toc230160105"/>
-      <w:r>
-        <w:t>Tiêu đề mục 2.2.1</w:t>
-      </w:r>
-      <w:bookmarkEnd w:id="8"/>
+      <w:bookmarkStart w:id="15" w:name="_Toc230160112"/>
+      <w:r>
+        <w:t>Yêu cầu chức năng</w:t>
+      </w:r>
+      <w:bookmarkEnd w:id="15"/>
+    </w:p>
+    <w:p>
+      <w:pPr>
+        <w:spacing w:after="0" w:line="240" w:lineRule="auto"/>
+        <w:rPr>
+          <w:rFonts w:eastAsia="Times New Roman" w:cs="Times New Roman"/>
+          <w:sz w:val="28"/>
+          <w:szCs w:val="28"/>
+        </w:rPr>
+      </w:pPr>
+      <w:r>
+        <w:rPr>
+          <w:rFonts w:eastAsia="Times New Roman" w:hAnsi="Symbol" w:cs="Times New Roman"/>
+          <w:sz w:val="28"/>
+          <w:szCs w:val="28"/>
+        </w:rPr>
+        <w:t></w:t>
+      </w:r>
+      <w:r>
+        <w:rPr>
+          <w:rFonts w:eastAsia="Times New Roman" w:cs="Times New Roman"/>
+          <w:sz w:val="28"/>
+          <w:szCs w:val="28"/>
+        </w:rPr>
+        <w:t xml:space="preserve">  Đăng ký tài khoản.</w:t>
+      </w:r>
+    </w:p>
+    <w:p>
+      <w:pPr>
+        <w:spacing w:after="0" w:line="240" w:lineRule="auto"/>
+        <w:rPr>
+          <w:rFonts w:eastAsia="Times New Roman" w:cs="Times New Roman"/>
+          <w:sz w:val="28"/>
+          <w:szCs w:val="28"/>
+        </w:rPr>
+      </w:pPr>
+      <w:r>
+        <w:rPr>
+          <w:rFonts w:eastAsia="Times New Roman" w:hAnsi="Symbol" w:cs="Times New Roman"/>
+          <w:sz w:val="28"/>
+          <w:szCs w:val="28"/>
+        </w:rPr>
+        <w:t></w:t>
+      </w:r>
+      <w:r>
+        <w:rPr>
+          <w:rFonts w:eastAsia="Times New Roman" w:cs="Times New Roman"/>
+          <w:sz w:val="28"/>
+          <w:szCs w:val="28"/>
+        </w:rPr>
+        <w:t xml:space="preserve">  Đăng nhập và đăng xuất.</w:t>
+      </w:r>
+    </w:p>
+    <w:p>
+      <w:pPr>
+        <w:spacing w:after="0" w:line="240" w:lineRule="auto"/>
+        <w:rPr>
+          <w:rFonts w:eastAsia="Times New Roman" w:cs="Times New Roman"/>
+          <w:sz w:val="28"/>
+          <w:szCs w:val="28"/>
+        </w:rPr>
+      </w:pPr>
+      <w:r>
+        <w:rPr>
+          <w:rFonts w:eastAsia="Times New Roman" w:hAnsi="Symbol" w:cs="Times New Roman"/>
+          <w:sz w:val="28"/>
+          <w:szCs w:val="28"/>
+        </w:rPr>
+        <w:t></w:t>
+      </w:r>
+      <w:r>
+        <w:rPr>
+          <w:rFonts w:eastAsia="Times New Roman" w:cs="Times New Roman"/>
+          <w:sz w:val="28"/>
+          <w:szCs w:val="28"/>
+        </w:rPr>
+        <w:t xml:space="preserve">  Xem danh mục sách lịch sử.</w:t>
+      </w:r>
+    </w:p>
+    <w:p>
+      <w:pPr>
+        <w:spacing w:after="0" w:line="240" w:lineRule="auto"/>
+        <w:rPr>
+          <w:rFonts w:eastAsia="Times New Roman" w:cs="Times New Roman"/>
+          <w:sz w:val="28"/>
+          <w:szCs w:val="28"/>
+        </w:rPr>
+      </w:pPr>
+      <w:r>
+        <w:rPr>
+          <w:rFonts w:eastAsia="Times New Roman" w:hAnsi="Symbol" w:cs="Times New Roman"/>
+          <w:sz w:val="28"/>
+          <w:szCs w:val="28"/>
+        </w:rPr>
+        <w:t></w:t>
+      </w:r>
+      <w:r>
+        <w:rPr>
+          <w:rFonts w:eastAsia="Times New Roman" w:cs="Times New Roman"/>
+          <w:sz w:val="28"/>
+          <w:szCs w:val="28"/>
+        </w:rPr>
+        <w:t xml:space="preserve">  Tìm kiếm sách theo tên hoặc tác giả.</w:t>
+      </w:r>
+    </w:p>
+    <w:p>
+      <w:pPr>
+        <w:spacing w:after="0" w:line="240" w:lineRule="auto"/>
+        <w:rPr>
+          <w:rFonts w:eastAsia="Times New Roman" w:cs="Times New Roman"/>
+          <w:sz w:val="28"/>
+          <w:szCs w:val="28"/>
+        </w:rPr>
+      </w:pPr>
+      <w:r>
+        <w:rPr>
+          <w:rFonts w:eastAsia="Times New Roman" w:hAnsi="Symbol" w:cs="Times New Roman"/>
+          <w:sz w:val="28"/>
+          <w:szCs w:val="28"/>
+        </w:rPr>
+        <w:t></w:t>
+      </w:r>
+      <w:r>
+        <w:rPr>
+          <w:rFonts w:eastAsia="Times New Roman" w:cs="Times New Roman"/>
+          <w:sz w:val="28"/>
+          <w:szCs w:val="28"/>
+        </w:rPr>
+        <w:t xml:space="preserve">  Xem thông tin chi tiết sách.</w:t>
+      </w:r>
+    </w:p>
+    <w:p>
+      <w:pPr>
+        <w:spacing w:after="0" w:line="240" w:lineRule="auto"/>
+        <w:rPr>
+          <w:rFonts w:eastAsia="Times New Roman" w:cs="Times New Roman"/>
+          <w:sz w:val="28"/>
+          <w:szCs w:val="28"/>
+        </w:rPr>
+      </w:pPr>
+      <w:r>
+        <w:rPr>
+          <w:rFonts w:eastAsia="Times New Roman" w:hAnsi="Symbol" w:cs="Times New Roman"/>
+          <w:sz w:val="28"/>
+          <w:szCs w:val="28"/>
+        </w:rPr>
+        <w:t></w:t>
+      </w:r>
+      <w:r>
+        <w:rPr>
+          <w:rFonts w:eastAsia="Times New Roman" w:cs="Times New Roman"/>
+          <w:sz w:val="28"/>
+          <w:szCs w:val="28"/>
+        </w:rPr>
+        <w:t xml:space="preserve">  Thêm sách vào giỏ hàng.</w:t>
+      </w:r>
+    </w:p>
+    <w:p>
+      <w:pPr>
+        <w:spacing w:after="0" w:line="240" w:lineRule="auto"/>
+        <w:rPr>
+          <w:rFonts w:eastAsia="Times New Roman" w:cs="Times New Roman"/>
+          <w:sz w:val="28"/>
+          <w:szCs w:val="28"/>
+        </w:rPr>
+      </w:pPr>
+      <w:r>
+        <w:rPr>
+          <w:rFonts w:eastAsia="Times New Roman" w:hAnsi="Symbol" w:cs="Times New Roman"/>
+          <w:sz w:val="28"/>
+          <w:szCs w:val="28"/>
+        </w:rPr>
+        <w:t></w:t>
+      </w:r>
+      <w:r>
+        <w:rPr>
+          <w:rFonts w:eastAsia="Times New Roman" w:cs="Times New Roman"/>
+          <w:sz w:val="28"/>
+          <w:szCs w:val="28"/>
+        </w:rPr>
+        <w:t xml:space="preserve">  Đặt hàng trực tuyến.</w:t>
+      </w:r>
+    </w:p>
+    <w:p>
+      <w:pPr>
+        <w:spacing w:after="0" w:line="240" w:lineRule="auto"/>
+        <w:rPr>
+          <w:rFonts w:eastAsia="Times New Roman" w:cs="Times New Roman"/>
+          <w:sz w:val="28"/>
+          <w:szCs w:val="28"/>
+        </w:rPr>
+      </w:pPr>
+      <w:r>
+        <w:rPr>
+          <w:rFonts w:eastAsia="Times New Roman" w:hAnsi="Symbol" w:cs="Times New Roman"/>
+          <w:sz w:val="28"/>
+          <w:szCs w:val="28"/>
+        </w:rPr>
+        <w:t></w:t>
+      </w:r>
+      <w:r>
+        <w:rPr>
+          <w:rFonts w:eastAsia="Times New Roman" w:cs="Times New Roman"/>
+          <w:sz w:val="28"/>
+          <w:szCs w:val="28"/>
+        </w:rPr>
+        <w:t xml:space="preserve">  Quản lý đơn hàng.</w:t>
+      </w:r>
+    </w:p>
+    <w:p>
+      <w:pPr>
+        <w:spacing w:after="0" w:line="240" w:lineRule="auto"/>
+        <w:rPr>
+          <w:rFonts w:eastAsia="Times New Roman" w:cs="Times New Roman"/>
+          <w:sz w:val="28"/>
+          <w:szCs w:val="28"/>
+        </w:rPr>
+      </w:pPr>
+      <w:r>
+        <w:rPr>
+          <w:rFonts w:eastAsia="Times New Roman" w:hAnsi="Symbol" w:cs="Times New Roman"/>
+          <w:sz w:val="28"/>
+          <w:szCs w:val="28"/>
+        </w:rPr>
+        <w:t></w:t>
+      </w:r>
+      <w:r>
+        <w:rPr>
+          <w:rFonts w:eastAsia="Times New Roman" w:cs="Times New Roman"/>
+          <w:sz w:val="28"/>
+          <w:szCs w:val="28"/>
+        </w:rPr>
+        <w:t xml:space="preserve">  Quản lý thông tin cá nhân.</w:t>
+      </w:r>
+    </w:p>
+    <w:p>
+      <w:pPr>
+        <w:rPr>
+          <w:sz w:val="28"/>
+          <w:szCs w:val="28"/>
+        </w:rPr>
+      </w:pPr>
+      <w:r>
+        <w:rPr>
+          <w:rFonts w:eastAsia="Times New Roman" w:hAnsi="Symbol" w:cs="Times New Roman"/>
+          <w:sz w:val="28"/>
+          <w:szCs w:val="28"/>
+        </w:rPr>
+        <w:t></w:t>
+      </w:r>
+      <w:r>
+        <w:rPr>
+          <w:rFonts w:eastAsia="Times New Roman" w:cs="Times New Roman"/>
+          <w:sz w:val="28"/>
+          <w:szCs w:val="28"/>
+        </w:rPr>
+        <w:t xml:space="preserve">  Quản trị sách và người dùng.</w:t>
+      </w:r>
     </w:p>
     <w:p>
       <w:pPr>
         <w:pStyle w:val="Heading3"/>
       </w:pPr>
-      <w:bookmarkStart w:id="9" w:name="_Toc230160106"/>
-      <w:r>
-        <w:t>Tiêu đề mục 2.2.2</w:t>
-      </w:r>
-      <w:bookmarkEnd w:id="9"/>
+      <w:bookmarkStart w:id="16" w:name="_Toc230160113"/>
+      <w:r>
+        <w:t>Yêu cầu phi chức năng</w:t>
+      </w:r>
+      <w:bookmarkEnd w:id="16"/>
+    </w:p>
+    <w:p>
+      <w:pPr>
+        <w:spacing w:after="0" w:line="240" w:lineRule="auto"/>
+        <w:rPr>
+          <w:rFonts w:eastAsia="Times New Roman" w:cs="Times New Roman"/>
+          <w:sz w:val="28"/>
+          <w:szCs w:val="28"/>
+        </w:rPr>
+      </w:pPr>
+      <w:r>
+        <w:rPr>
+          <w:rFonts w:eastAsia="Times New Roman" w:hAnsi="Symbol" w:cs="Times New Roman"/>
+          <w:sz w:val="28"/>
+          <w:szCs w:val="28"/>
+        </w:rPr>
+        <w:t></w:t>
+      </w:r>
+      <w:r>
+        <w:rPr>
+          <w:rFonts w:eastAsia="Times New Roman" w:cs="Times New Roman"/>
+          <w:sz w:val="28"/>
+          <w:szCs w:val="28"/>
+        </w:rPr>
+        <w:t xml:space="preserve">  Thời gian tải trang nhanh.</w:t>
+      </w:r>
+    </w:p>
+    <w:p>
+      <w:pPr>
+        <w:spacing w:after="0" w:line="240" w:lineRule="auto"/>
+        <w:rPr>
+          <w:rFonts w:eastAsia="Times New Roman" w:cs="Times New Roman"/>
+          <w:sz w:val="28"/>
+          <w:szCs w:val="28"/>
+        </w:rPr>
+      </w:pPr>
+      <w:r>
+        <w:rPr>
+          <w:rFonts w:eastAsia="Times New Roman" w:hAnsi="Symbol" w:cs="Times New Roman"/>
+          <w:sz w:val="28"/>
+          <w:szCs w:val="28"/>
+        </w:rPr>
+        <w:t></w:t>
+      </w:r>
+      <w:r>
+        <w:rPr>
+          <w:rFonts w:eastAsia="Times New Roman" w:cs="Times New Roman"/>
+          <w:sz w:val="28"/>
+          <w:szCs w:val="28"/>
+        </w:rPr>
+        <w:t xml:space="preserve">  Hỗ trợ nhiều người dùng truy cập đồng thời.</w:t>
+      </w:r>
+    </w:p>
+    <w:p>
+      <w:pPr>
+        <w:rPr>
+          <w:rFonts w:eastAsia="Times New Roman" w:cs="Times New Roman"/>
+          <w:sz w:val="28"/>
+          <w:szCs w:val="28"/>
+        </w:rPr>
+      </w:pPr>
+      <w:r>
+        <w:rPr>
+          <w:rFonts w:eastAsia="Times New Roman" w:hAnsi="Symbol" w:cs="Times New Roman"/>
+          <w:sz w:val="28"/>
+          <w:szCs w:val="28"/>
+        </w:rPr>
+        <w:t></w:t>
+      </w:r>
+      <w:r>
+        <w:rPr>
+          <w:rFonts w:eastAsia="Times New Roman" w:cs="Times New Roman"/>
+          <w:sz w:val="28"/>
+          <w:szCs w:val="28"/>
+        </w:rPr>
+        <w:t xml:space="preserve">  Tối ưu truy vấn cơ sở dữ liệu.</w:t>
+      </w:r>
+    </w:p>
+    <w:p>
+      <w:pPr>
+        <w:spacing w:after="0" w:line="240" w:lineRule="auto"/>
+        <w:rPr>
+          <w:rFonts w:eastAsia="Times New Roman" w:cs="Times New Roman"/>
+          <w:sz w:val="28"/>
+          <w:szCs w:val="28"/>
+        </w:rPr>
+      </w:pPr>
+      <w:r>
+        <w:rPr>
+          <w:rFonts w:eastAsia="Times New Roman" w:hAnsi="Symbol" w:cs="Times New Roman"/>
+          <w:sz w:val="28"/>
+          <w:szCs w:val="28"/>
+        </w:rPr>
+        <w:t></w:t>
+      </w:r>
+      <w:r>
+        <w:rPr>
+          <w:rFonts w:eastAsia="Times New Roman" w:cs="Times New Roman"/>
+          <w:sz w:val="28"/>
+          <w:szCs w:val="28"/>
+        </w:rPr>
+        <w:t xml:space="preserve">  Mã hóa mật khẩu người dùng.</w:t>
+      </w:r>
+    </w:p>
+    <w:p>
+      <w:pPr>
+        <w:spacing w:after="0" w:line="240" w:lineRule="auto"/>
+        <w:rPr>
+          <w:rFonts w:eastAsia="Times New Roman" w:cs="Times New Roman"/>
+          <w:sz w:val="28"/>
+          <w:szCs w:val="28"/>
+        </w:rPr>
+      </w:pPr>
+      <w:r>
+        <w:rPr>
+          <w:rFonts w:eastAsia="Times New Roman" w:hAnsi="Symbol" w:cs="Times New Roman"/>
+          <w:sz w:val="28"/>
+          <w:szCs w:val="28"/>
+        </w:rPr>
+        <w:t></w:t>
+      </w:r>
+      <w:r>
+        <w:rPr>
+          <w:rFonts w:eastAsia="Times New Roman" w:cs="Times New Roman"/>
+          <w:sz w:val="28"/>
+          <w:szCs w:val="28"/>
+        </w:rPr>
+        <w:t xml:space="preserve">  Phân quyền quản trị.</w:t>
+      </w:r>
+    </w:p>
+    <w:p>
+      <w:pPr>
+        <w:spacing w:after="0" w:line="240" w:lineRule="auto"/>
+        <w:rPr>
+          <w:rFonts w:eastAsia="Times New Roman" w:cs="Times New Roman"/>
+          <w:sz w:val="28"/>
+          <w:szCs w:val="28"/>
+        </w:rPr>
+      </w:pPr>
+      <w:r>
+        <w:rPr>
+          <w:rFonts w:eastAsia="Times New Roman" w:hAnsi="Symbol" w:cs="Times New Roman"/>
+          <w:sz w:val="28"/>
+          <w:szCs w:val="28"/>
+        </w:rPr>
+        <w:t></w:t>
+      </w:r>
+      <w:r>
+        <w:rPr>
+          <w:rFonts w:eastAsia="Times New Roman" w:cs="Times New Roman"/>
+          <w:sz w:val="28"/>
+          <w:szCs w:val="28"/>
+        </w:rPr>
+        <w:t xml:space="preserve">  Bảo vệ dữ liệu khách hàng.</w:t>
+      </w:r>
+    </w:p>
+    <w:p>
+      <w:pPr>
+        <w:rPr>
+          <w:sz w:val="28"/>
+          <w:szCs w:val="28"/>
+        </w:rPr>
+      </w:pPr>
+      <w:r>
+        <w:rPr>
+          <w:rFonts w:eastAsia="Times New Roman" w:hAnsi="Symbol" w:cs="Times New Roman"/>
+          <w:sz w:val="28"/>
+          <w:szCs w:val="28"/>
+        </w:rPr>
+        <w:t></w:t>
+      </w:r>
+      <w:r>
+        <w:rPr>
+          <w:rFonts w:eastAsia="Times New Roman" w:cs="Times New Roman"/>
+          <w:sz w:val="28"/>
+          <w:szCs w:val="28"/>
+        </w:rPr>
+        <w:t xml:space="preserve">  Kiểm tra và xác thực dữ liệu đầu vào.</w:t>
+      </w:r>
     </w:p>
     <w:p>
       <w:pPr>
         <w:pStyle w:val="Heading4"/>
       </w:pPr>
-      <w:bookmarkStart w:id="10" w:name="_Toc230160107"/>
-      <w:r>
-        <w:t>Tiêu đề mục 2.2.2.1</w:t>
-      </w:r>
-      <w:bookmarkEnd w:id="10"/>
-    </w:p>
-    <w:p>
-      <w:pPr>
-        <w:pStyle w:val="Heading4"/>
-      </w:pPr>
-      <w:bookmarkStart w:id="11" w:name="_Toc230160108"/>
-      <w:r>
-        <w:t>Tiêu đề mục 2.2.2.2</w:t>
-      </w:r>
-      <w:bookmarkEnd w:id="11"/>
-    </w:p>
-    <w:p>
-      <w:r>
-        <w:br w:type="page"/>
-      </w:r>
-    </w:p>
-    <w:p>
-      <w:pPr>
-        <w:pStyle w:val="Heading1"/>
-      </w:pPr>
-      <w:bookmarkStart w:id="12" w:name="_Toc230160109"/>
-      <w:r>
-        <w:t>Phân tích thiết kế hệ thống</w:t>
-      </w:r>
-      <w:bookmarkEnd w:id="12"/>
-    </w:p>
-    <w:p>
-      <w:pPr>
-        <w:pStyle w:val="Heading2"/>
-      </w:pPr>
-      <w:bookmarkStart w:id="13" w:name="_Toc230160110"/>
-      <w:r>
-        <w:t>Mô tả vấn đề</w:t>
-      </w:r>
-      <w:bookmarkEnd w:id="13"/>
-    </w:p>
-    <w:p>
-      <w:pPr>
-        <w:pStyle w:val="isselectedend"/>
-        <w:rPr>
-          <w:sz w:val="28"/>
-          <w:szCs w:val="28"/>
-        </w:rPr>
-      </w:pPr>
-      <w:r>
-        <w:rPr>
-          <w:sz w:val="28"/>
-          <w:szCs w:val="28"/>
-        </w:rPr>
-        <w:t>Hiện nay nhu cầu tìm kiếm và mua sách lịch sử Việt Nam ngày càng tăng. Tuy nhiên, việc tiếp cận các đầu sách lịch sử còn gặp nhiều khó khăn do nguồn sách phân tán, thiếu thông tin và chưa có hệ thống chuyên biệt hỗ trợ người đọc.</w:t>
-      </w:r>
-    </w:p>
-    <w:p>
-      <w:pPr>
-        <w:pStyle w:val="NormalWeb"/>
-        <w:rPr>
-          <w:sz w:val="28"/>
-          <w:szCs w:val="28"/>
-        </w:rPr>
-      </w:pPr>
-      <w:r>
-        <w:rPr>
-          <w:sz w:val="28"/>
-          <w:szCs w:val="28"/>
-        </w:rPr>
-        <w:t>Website mua bán sách lịch sử Việt Nam được xây dựng nhằm cung cấp nền tảng trực tuyến cho phép người dùng tìm kiếm, xem thông tin chi tiết, đặt mua sách và quản lý đơn hàng một cách thuận tiện</w:t>
-      </w:r>
-      <w:r>
-        <w:rPr>
-          <w:sz w:val="28"/>
-          <w:szCs w:val="28"/>
-        </w:rPr>
-        <w:t>.</w:t>
-      </w:r>
-    </w:p>
-    <w:p>
-      <w:pPr>
-        <w:pStyle w:val="Heading2"/>
-      </w:pPr>
-      <w:bookmarkStart w:id="14" w:name="_Toc230160111"/>
-      <w:r>
-        <w:t>Đặc tả yêu cầu hệ thống</w:t>
-      </w:r>
-      <w:bookmarkEnd w:id="14"/>
-    </w:p>
-    <w:p>
-      <w:pPr>
-        <w:pStyle w:val="Heading3"/>
-      </w:pPr>
-      <w:bookmarkStart w:id="15" w:name="_Toc230160112"/>
-      <w:r>
-        <w:t>Yêu cầu chức năng</w:t>
-      </w:r>
-      <w:bookmarkEnd w:id="15"/>
-    </w:p>
-    <w:p>
-      <w:pPr>
-        <w:spacing w:after="0" w:line="240" w:lineRule="auto"/>
-        <w:rPr>
-          <w:rFonts w:eastAsia="Times New Roman" w:cs="Times New Roman"/>
-          <w:sz w:val="28"/>
-          <w:szCs w:val="28"/>
-        </w:rPr>
-      </w:pPr>
-      <w:r>
-        <w:rPr>
-          <w:rFonts w:eastAsia="Times New Roman" w:hAnsi="Symbol" w:cs="Times New Roman"/>
-          <w:sz w:val="28"/>
-          <w:szCs w:val="28"/>
-        </w:rPr>
-        <w:t></w:t>
-      </w:r>
-      <w:r>
-        <w:rPr>
-          <w:rFonts w:eastAsia="Times New Roman" w:cs="Times New Roman"/>
-          <w:sz w:val="28"/>
-          <w:szCs w:val="28"/>
-        </w:rPr>
-        <w:t xml:space="preserve">  Đăng ký tài khoản.</w:t>
-      </w:r>
-    </w:p>
-    <w:p>
-      <w:pPr>
-        <w:spacing w:after="0" w:line="240" w:lineRule="auto"/>
-        <w:rPr>
-          <w:rFonts w:eastAsia="Times New Roman" w:cs="Times New Roman"/>
-          <w:sz w:val="28"/>
-          <w:szCs w:val="28"/>
-        </w:rPr>
-      </w:pPr>
-      <w:r>
-        <w:rPr>
-          <w:rFonts w:eastAsia="Times New Roman" w:hAnsi="Symbol" w:cs="Times New Roman"/>
-          <w:sz w:val="28"/>
-          <w:szCs w:val="28"/>
-        </w:rPr>
-        <w:t></w:t>
-      </w:r>
-      <w:r>
-        <w:rPr>
-          <w:rFonts w:eastAsia="Times New Roman" w:cs="Times New Roman"/>
-          <w:sz w:val="28"/>
-          <w:szCs w:val="28"/>
-        </w:rPr>
-        <w:t xml:space="preserve">  Đăng nhập và đăng xuất.</w:t>
-      </w:r>
-    </w:p>
-    <w:p>
-      <w:pPr>
-        <w:spacing w:after="0" w:line="240" w:lineRule="auto"/>
-        <w:rPr>
-          <w:rFonts w:eastAsia="Times New Roman" w:cs="Times New Roman"/>
-          <w:sz w:val="28"/>
-          <w:szCs w:val="28"/>
-        </w:rPr>
-      </w:pPr>
-      <w:r>
-        <w:rPr>
-          <w:rFonts w:eastAsia="Times New Roman" w:hAnsi="Symbol" w:cs="Times New Roman"/>
-          <w:sz w:val="28"/>
-          <w:szCs w:val="28"/>
-        </w:rPr>
-        <w:t></w:t>
-      </w:r>
-      <w:r>
-        <w:rPr>
-          <w:rFonts w:eastAsia="Times New Roman" w:cs="Times New Roman"/>
-          <w:sz w:val="28"/>
-          <w:szCs w:val="28"/>
-        </w:rPr>
-        <w:t xml:space="preserve">  Xem danh mục sách lịch sử.</w:t>
-      </w:r>
-    </w:p>
-    <w:p>
-      <w:pPr>
-        <w:spacing w:after="0" w:line="240" w:lineRule="auto"/>
-        <w:rPr>
-          <w:rFonts w:eastAsia="Times New Roman" w:cs="Times New Roman"/>
-          <w:sz w:val="28"/>
-          <w:szCs w:val="28"/>
-        </w:rPr>
-      </w:pPr>
-      <w:r>
-        <w:rPr>
-          <w:rFonts w:eastAsia="Times New Roman" w:hAnsi="Symbol" w:cs="Times New Roman"/>
-          <w:sz w:val="28"/>
-          <w:szCs w:val="28"/>
-        </w:rPr>
-        <w:t></w:t>
-      </w:r>
-      <w:r>
-        <w:rPr>
-          <w:rFonts w:eastAsia="Times New Roman" w:cs="Times New Roman"/>
-          <w:sz w:val="28"/>
-          <w:szCs w:val="28"/>
-        </w:rPr>
-        <w:t xml:space="preserve">  Tìm kiếm sách theo tên hoặc tác giả.</w:t>
-      </w:r>
-    </w:p>
-    <w:p>
-      <w:pPr>
-        <w:spacing w:after="0" w:line="240" w:lineRule="auto"/>
-        <w:rPr>
-          <w:rFonts w:eastAsia="Times New Roman" w:cs="Times New Roman"/>
-          <w:sz w:val="28"/>
-          <w:szCs w:val="28"/>
-        </w:rPr>
-      </w:pPr>
-      <w:r>
-        <w:rPr>
-          <w:rFonts w:eastAsia="Times New Roman" w:hAnsi="Symbol" w:cs="Times New Roman"/>
-          <w:sz w:val="28"/>
-          <w:szCs w:val="28"/>
-        </w:rPr>
-        <w:t></w:t>
-      </w:r>
-      <w:r>
-        <w:rPr>
-          <w:rFonts w:eastAsia="Times New Roman" w:cs="Times New Roman"/>
-          <w:sz w:val="28"/>
-          <w:szCs w:val="28"/>
-        </w:rPr>
-        <w:t xml:space="preserve">  Xem thông tin chi tiết sách.</w:t>
-      </w:r>
-    </w:p>
-    <w:p>
-      <w:pPr>
-        <w:spacing w:after="0" w:line="240" w:lineRule="auto"/>
-        <w:rPr>
-          <w:rFonts w:eastAsia="Times New Roman" w:cs="Times New Roman"/>
-          <w:sz w:val="28"/>
-          <w:szCs w:val="28"/>
-        </w:rPr>
-      </w:pPr>
-      <w:r>
-        <w:rPr>
-          <w:rFonts w:eastAsia="Times New Roman" w:hAnsi="Symbol" w:cs="Times New Roman"/>
-          <w:sz w:val="28"/>
-          <w:szCs w:val="28"/>
-        </w:rPr>
-        <w:t></w:t>
-      </w:r>
-      <w:r>
-        <w:rPr>
-          <w:rFonts w:eastAsia="Times New Roman" w:cs="Times New Roman"/>
-          <w:sz w:val="28"/>
-          <w:szCs w:val="28"/>
-        </w:rPr>
-        <w:t xml:space="preserve">  Thêm sách vào giỏ hàng.</w:t>
-      </w:r>
-    </w:p>
-    <w:p>
-      <w:pPr>
-        <w:spacing w:after="0" w:line="240" w:lineRule="auto"/>
-        <w:rPr>
-          <w:rFonts w:eastAsia="Times New Roman" w:cs="Times New Roman"/>
-          <w:sz w:val="28"/>
-          <w:szCs w:val="28"/>
-        </w:rPr>
-      </w:pPr>
-      <w:r>
-        <w:rPr>
-          <w:rFonts w:eastAsia="Times New Roman" w:hAnsi="Symbol" w:cs="Times New Roman"/>
-          <w:sz w:val="28"/>
-          <w:szCs w:val="28"/>
-        </w:rPr>
-        <w:t></w:t>
-      </w:r>
-      <w:r>
-        <w:rPr>
-          <w:rFonts w:eastAsia="Times New Roman" w:cs="Times New Roman"/>
-          <w:sz w:val="28"/>
-          <w:szCs w:val="28"/>
-        </w:rPr>
-        <w:t xml:space="preserve">  Đặt hàng trực tuyến.</w:t>
-      </w:r>
-    </w:p>
-    <w:p>
-      <w:pPr>
-        <w:spacing w:after="0" w:line="240" w:lineRule="auto"/>
-        <w:rPr>
-          <w:rFonts w:eastAsia="Times New Roman" w:cs="Times New Roman"/>
-          <w:sz w:val="28"/>
-          <w:szCs w:val="28"/>
-        </w:rPr>
-      </w:pPr>
-      <w:r>
-        <w:rPr>
-          <w:rFonts w:eastAsia="Times New Roman" w:hAnsi="Symbol" w:cs="Times New Roman"/>
-          <w:sz w:val="28"/>
-          <w:szCs w:val="28"/>
-        </w:rPr>
-        <w:t></w:t>
-      </w:r>
-      <w:r>
-        <w:rPr>
-          <w:rFonts w:eastAsia="Times New Roman" w:cs="Times New Roman"/>
-          <w:sz w:val="28"/>
-          <w:szCs w:val="28"/>
-        </w:rPr>
-        <w:t xml:space="preserve">  Quản lý đơn hàng.</w:t>
-      </w:r>
-    </w:p>
-    <w:p>
-      <w:pPr>
-        <w:spacing w:after="0" w:line="240" w:lineRule="auto"/>
-        <w:rPr>
-          <w:rFonts w:eastAsia="Times New Roman" w:cs="Times New Roman"/>
-          <w:sz w:val="28"/>
-          <w:szCs w:val="28"/>
-        </w:rPr>
-      </w:pPr>
-      <w:r>
-        <w:rPr>
-          <w:rFonts w:eastAsia="Times New Roman" w:hAnsi="Symbol" w:cs="Times New Roman"/>
-          <w:sz w:val="28"/>
-          <w:szCs w:val="28"/>
-        </w:rPr>
-        <w:t></w:t>
-      </w:r>
-      <w:r>
-        <w:rPr>
-          <w:rFonts w:eastAsia="Times New Roman" w:cs="Times New Roman"/>
-          <w:sz w:val="28"/>
-          <w:szCs w:val="28"/>
-        </w:rPr>
-        <w:t xml:space="preserve">  Quản lý thông tin cá nhân.</w:t>
-      </w:r>
-    </w:p>
-    <w:p>
-      <w:pPr>
-        <w:rPr>
-          <w:sz w:val="28"/>
-          <w:szCs w:val="28"/>
-        </w:rPr>
-      </w:pPr>
-      <w:r>
-        <w:rPr>
-          <w:rFonts w:eastAsia="Times New Roman" w:hAnsi="Symbol" w:cs="Times New Roman"/>
-          <w:sz w:val="28"/>
-          <w:szCs w:val="28"/>
-        </w:rPr>
-        <w:t></w:t>
-      </w:r>
-      <w:r>
-        <w:rPr>
-          <w:rFonts w:eastAsia="Times New Roman" w:cs="Times New Roman"/>
-          <w:sz w:val="28"/>
-          <w:szCs w:val="28"/>
-        </w:rPr>
-        <w:t xml:space="preserve">  Quản trị sách và người dùng.</w:t>
-      </w:r>
-    </w:p>
-    <w:p>
-      <w:pPr>
-        <w:pStyle w:val="Heading3"/>
-      </w:pPr>
-      <w:bookmarkStart w:id="16" w:name="_Toc230160113"/>
-      <w:r>
-        <w:t>Yêu cầu phi chức năng</w:t>
-      </w:r>
-      <w:bookmarkEnd w:id="16"/>
-    </w:p>
-    <w:p>
-      <w:pPr>
-        <w:spacing w:after="0" w:line="240" w:lineRule="auto"/>
-        <w:rPr>
-          <w:rFonts w:eastAsia="Times New Roman" w:cs="Times New Roman"/>
-          <w:sz w:val="28"/>
-          <w:szCs w:val="28"/>
-        </w:rPr>
-      </w:pPr>
-      <w:r>
-        <w:rPr>
-          <w:rFonts w:eastAsia="Times New Roman" w:hAnsi="Symbol" w:cs="Times New Roman"/>
-          <w:sz w:val="28"/>
-          <w:szCs w:val="28"/>
-        </w:rPr>
-        <w:t></w:t>
-      </w:r>
-      <w:r>
-        <w:rPr>
-          <w:rFonts w:eastAsia="Times New Roman" w:cs="Times New Roman"/>
-          <w:sz w:val="28"/>
-          <w:szCs w:val="28"/>
-        </w:rPr>
-        <w:t xml:space="preserve">  Thời gian tải trang nhanh.</w:t>
-      </w:r>
-    </w:p>
-    <w:p>
-      <w:pPr>
-        <w:spacing w:after="0" w:line="240" w:lineRule="auto"/>
-        <w:rPr>
-          <w:rFonts w:eastAsia="Times New Roman" w:cs="Times New Roman"/>
-          <w:sz w:val="28"/>
-          <w:szCs w:val="28"/>
-        </w:rPr>
-      </w:pPr>
-      <w:r>
-        <w:rPr>
-          <w:rFonts w:eastAsia="Times New Roman" w:hAnsi="Symbol" w:cs="Times New Roman"/>
-          <w:sz w:val="28"/>
-          <w:szCs w:val="28"/>
-        </w:rPr>
-        <w:t></w:t>
-      </w:r>
-      <w:r>
-        <w:rPr>
-          <w:rFonts w:eastAsia="Times New Roman" w:cs="Times New Roman"/>
-          <w:sz w:val="28"/>
-          <w:szCs w:val="28"/>
-        </w:rPr>
-        <w:t xml:space="preserve">  Hỗ trợ nhiều người dùng truy cập đồng thời.</w:t>
-      </w:r>
-    </w:p>
-    <w:p>
-      <w:pPr>
-        <w:rPr>
-          <w:rFonts w:eastAsia="Times New Roman" w:cs="Times New Roman"/>
-          <w:sz w:val="28"/>
-          <w:szCs w:val="28"/>
-        </w:rPr>
-      </w:pPr>
-      <w:r>
-        <w:rPr>
-          <w:rFonts w:eastAsia="Times New Roman" w:hAnsi="Symbol" w:cs="Times New Roman"/>
-          <w:sz w:val="28"/>
-          <w:szCs w:val="28"/>
-        </w:rPr>
-        <w:t></w:t>
-      </w:r>
-      <w:r>
-        <w:rPr>
-          <w:rFonts w:eastAsia="Times New Roman" w:cs="Times New Roman"/>
-          <w:sz w:val="28"/>
-          <w:szCs w:val="28"/>
-        </w:rPr>
-        <w:t xml:space="preserve">  Tối ưu truy vấn cơ sở dữ liệu.</w:t>
-      </w:r>
-    </w:p>
-    <w:p>
-      <w:pPr>
-        <w:spacing w:after="0" w:line="240" w:lineRule="auto"/>
-        <w:rPr>
-          <w:rFonts w:eastAsia="Times New Roman" w:cs="Times New Roman"/>
-          <w:sz w:val="28"/>
-          <w:szCs w:val="28"/>
-        </w:rPr>
-      </w:pPr>
-      <w:r>
-        <w:rPr>
-          <w:rFonts w:eastAsia="Times New Roman" w:hAnsi="Symbol" w:cs="Times New Roman"/>
-          <w:sz w:val="28"/>
-          <w:szCs w:val="28"/>
-        </w:rPr>
-        <w:t></w:t>
-      </w:r>
-      <w:r>
-        <w:rPr>
-          <w:rFonts w:eastAsia="Times New Roman" w:cs="Times New Roman"/>
-          <w:sz w:val="28"/>
-          <w:szCs w:val="28"/>
-        </w:rPr>
-        <w:t xml:space="preserve">  Mã hóa mật khẩu người dùng.</w:t>
-      </w:r>
-    </w:p>
-    <w:p>
-      <w:pPr>
-        <w:spacing w:after="0" w:line="240" w:lineRule="auto"/>
-        <w:rPr>
-          <w:rFonts w:eastAsia="Times New Roman" w:cs="Times New Roman"/>
-          <w:sz w:val="28"/>
-          <w:szCs w:val="28"/>
-        </w:rPr>
-      </w:pPr>
-      <w:r>
-        <w:rPr>
-          <w:rFonts w:eastAsia="Times New Roman" w:hAnsi="Symbol" w:cs="Times New Roman"/>
-          <w:sz w:val="28"/>
-          <w:szCs w:val="28"/>
-        </w:rPr>
-        <w:t></w:t>
-      </w:r>
-      <w:r>
-        <w:rPr>
-          <w:rFonts w:eastAsia="Times New Roman" w:cs="Times New Roman"/>
-          <w:sz w:val="28"/>
-          <w:szCs w:val="28"/>
-        </w:rPr>
-        <w:t xml:space="preserve">  Phân quyền quản trị.</w:t>
-      </w:r>
-    </w:p>
-    <w:p>
-      <w:pPr>
-        <w:spacing w:after="0" w:line="240" w:lineRule="auto"/>
-        <w:rPr>
-          <w:rFonts w:eastAsia="Times New Roman" w:cs="Times New Roman"/>
-          <w:sz w:val="28"/>
-          <w:szCs w:val="28"/>
-        </w:rPr>
-      </w:pPr>
-      <w:r>
-        <w:rPr>
-          <w:rFonts w:eastAsia="Times New Roman" w:hAnsi="Symbol" w:cs="Times New Roman"/>
-          <w:sz w:val="28"/>
-          <w:szCs w:val="28"/>
-        </w:rPr>
-        <w:t></w:t>
-      </w:r>
-      <w:r>
-        <w:rPr>
-          <w:rFonts w:eastAsia="Times New Roman" w:cs="Times New Roman"/>
-          <w:sz w:val="28"/>
-          <w:szCs w:val="28"/>
-        </w:rPr>
-        <w:t xml:space="preserve">  Bảo vệ dữ liệu khách hàng.</w:t>
-      </w:r>
-    </w:p>
-    <w:p>
-      <w:pPr>
-        <w:rPr>
-          <w:sz w:val="28"/>
-          <w:szCs w:val="28"/>
-        </w:rPr>
-      </w:pPr>
-      <w:r>
-        <w:rPr>
-          <w:rFonts w:eastAsia="Times New Roman" w:hAnsi="Symbol" w:cs="Times New Roman"/>
-          <w:sz w:val="28"/>
-          <w:szCs w:val="28"/>
-        </w:rPr>
-        <w:t></w:t>
-      </w:r>
-      <w:r>
-        <w:rPr>
-          <w:rFonts w:eastAsia="Times New Roman" w:cs="Times New Roman"/>
-          <w:sz w:val="28"/>
-          <w:szCs w:val="28"/>
-        </w:rPr>
-        <w:t xml:space="preserve">  Kiểm tra và xác thực dữ liệu đầu vào.</w:t>
-      </w:r>
-    </w:p>
-    <w:p>
-      <w:pPr>
-        <w:pStyle w:val="Heading4"/>
-      </w:pPr>
       <w:bookmarkStart w:id="17" w:name="_Toc230160114"/>
       <w:r>
-        <w:lastRenderedPageBreak/>
         <w:t>Tiêu đề mục 2.2.2.1</w:t>
       </w:r>
       <w:bookmarkEnd w:id="17"/>
@@ -2622,6 +2614,7 @@
         <w:keepNext/>
       </w:pPr>
       <w:r>
+        <w:lastRenderedPageBreak/>
         <w:t xml:space="preserve">Bảng </w:t>
       </w:r>
       <w:r>
@@ -3274,7 +3267,6 @@
           </w:tcPr>
           <w:p>
             <w:r>
-              <w:lastRenderedPageBreak/>
               <w:t>4</w:t>
             </w:r>
           </w:p>
@@ -3479,6 +3471,7 @@
           </w:tcPr>
           <w:p>
             <w:r>
+              <w:lastRenderedPageBreak/>
               <w:t>6</w:t>
             </w:r>
           </w:p>
@@ -3688,7 +3681,6 @@
           </w:tcPr>
           <w:p>
             <w:r>
-              <w:lastRenderedPageBreak/>
               <w:t>8</w:t>
             </w:r>
           </w:p>
@@ -3906,6 +3898,7 @@
               <w:jc w:val="left"/>
             </w:pPr>
             <w:r>
+              <w:lastRenderedPageBreak/>
               <w:t xml:space="preserve">         10</w:t>
             </w:r>
           </w:p>
@@ -4113,7 +4106,6 @@
           </w:tcPr>
           <w:p>
             <w:r>
-              <w:lastRenderedPageBreak/>
               <w:t>12</w:t>
             </w:r>
           </w:p>
@@ -4425,6 +4417,7 @@
           </w:tcPr>
           <w:p>
             <w:r>
+              <w:lastRenderedPageBreak/>
               <w:t>15</w:t>
             </w:r>
           </w:p>
@@ -4532,7 +4525,6 @@
           </w:tcPr>
           <w:p>
             <w:r>
-              <w:lastRenderedPageBreak/>
               <w:t>16</w:t>
             </w:r>
           </w:p>
@@ -4878,7 +4870,15 @@
           <w:sz w:val="28"/>
           <w:szCs w:val="28"/>
         </w:rPr>
-        <w:t>Hệ thống Website Mua Bán Sách Lịch Sử Việt Nam được thiết kế với các chức năng chính nhằm đáp ứng nhu cầu tìm kiếm, lựa chọn và mua sách trực tuyến của người dùng. Các chức năng được phân chia thành hai nhóm chính: chức năng dành cho khách hàng và chức năng dành cho quản trị viên.</w:t>
+        <w:t xml:space="preserve">Hệ thống Website Mua Bán Sách Lịch Sử Việt Nam được thiết kế với các chức năng chính nhằm đáp ứng nhu cầu tìm kiếm, lựa chọn và mua sách trực </w:t>
+      </w:r>
+      <w:r>
+        <w:rPr>
+          <w:sz w:val="28"/>
+          <w:szCs w:val="28"/>
+        </w:rPr>
+        <w:lastRenderedPageBreak/>
+        <w:t>tuyến của người dùng. Các chức năng được phân chia thành hai nhóm chính: chức năng dành cho khách hàng và chức năng dành cho quản trị viên.</w:t>
       </w:r>
     </w:p>
     <w:p>
@@ -5038,7 +5038,6 @@
           <w:sz w:val="28"/>
           <w:szCs w:val="28"/>
         </w:rPr>
-        <w:lastRenderedPageBreak/>
         <w:t>Đặt hàng trực tuyến.</w:t>
       </w:r>
     </w:p>
